--- a/Análisis/Cuadro_Alcance_Control_OT-IT_CPF2.docx
+++ b/Análisis/Cuadro_Alcance_Control_OT-IT_CPF2.docx
@@ -9,7 +9,7 @@
       <w:r>
         <w:rPr>
           <w:color w:val="1F3864"/>
-          <w:sz w:val="28"/>
+          <w:sz w:val="26"/>
         </w:rPr>
         <w:t>Cuadro de Alcance y Responsabilidades — Sistemas de Control (PCS/SCADA/PSS/ESD/F&amp;G) e IT/OT</w:t>
       </w:r>
@@ -25,7 +25,7 @@
     <w:p>
       <w:r>
         <w:rPr>
-          <w:sz w:val="16"/>
+          <w:sz w:val="15"/>
         </w:rPr>
         <w:t>P = ANEXO A - EPC CPF 2 (682 págs) · Ad = CPF 2 - AESA - Adenda Dic25 (221 págs)</w:t>
       </w:r>
@@ -37,24 +37,26 @@
         <w:tblLook w:firstColumn="1" w:firstRow="1" w:lastColumn="0" w:lastRow="0" w:noHBand="0" w:noVBand="1" w:val="04A0"/>
       </w:tblPr>
       <w:tblGrid>
-        <w:gridCol w:w="2069"/>
-        <w:gridCol w:w="2069"/>
-        <w:gridCol w:w="2069"/>
-        <w:gridCol w:w="2069"/>
-        <w:gridCol w:w="2069"/>
-        <w:gridCol w:w="2069"/>
-        <w:gridCol w:w="2069"/>
+        <w:gridCol w:w="1634"/>
+        <w:gridCol w:w="1634"/>
+        <w:gridCol w:w="1634"/>
+        <w:gridCol w:w="1634"/>
+        <w:gridCol w:w="1634"/>
+        <w:gridCol w:w="1634"/>
+        <w:gridCol w:w="1634"/>
+        <w:gridCol w:w="1634"/>
+        <w:gridCol w:w="1634"/>
       </w:tblGrid>
       <w:tr>
         <w:tc>
           <w:tcPr>
-            <w:tcW w:type="dxa" w:w="2069"/>
+            <w:tcW w:type="dxa" w:w="1634"/>
           </w:tcPr>
           <w:p>
             <w:r>
               <w:rPr>
                 <w:b/>
-                <w:sz w:val="17"/>
+                <w:sz w:val="15"/>
               </w:rPr>
               <w:t>#</w:t>
             </w:r>
@@ -62,13 +64,13 @@
         </w:tc>
         <w:tc>
           <w:tcPr>
-            <w:tcW w:type="dxa" w:w="2069"/>
+            <w:tcW w:type="dxa" w:w="1634"/>
           </w:tcPr>
           <w:p>
             <w:r>
               <w:rPr>
                 <w:b/>
-                <w:sz w:val="17"/>
+                <w:sz w:val="15"/>
               </w:rPr>
               <w:t>Sistema</w:t>
             </w:r>
@@ -76,13 +78,13 @@
         </w:tc>
         <w:tc>
           <w:tcPr>
-            <w:tcW w:type="dxa" w:w="2069"/>
+            <w:tcW w:type="dxa" w:w="1634"/>
           </w:tcPr>
           <w:p>
             <w:r>
               <w:rPr>
                 <w:b/>
-                <w:sz w:val="17"/>
+                <w:sz w:val="15"/>
               </w:rPr>
               <w:t>Alcance (ítem)</w:t>
             </w:r>
@@ -90,13 +92,13 @@
         </w:tc>
         <w:tc>
           <w:tcPr>
-            <w:tcW w:type="dxa" w:w="2069"/>
+            <w:tcW w:type="dxa" w:w="1634"/>
           </w:tcPr>
           <w:p>
             <w:r>
               <w:rPr>
                 <w:b/>
-                <w:sz w:val="17"/>
+                <w:sz w:val="15"/>
               </w:rPr>
               <w:t>Breve descripción</w:t>
             </w:r>
@@ -104,13 +106,13 @@
         </w:tc>
         <w:tc>
           <w:tcPr>
-            <w:tcW w:type="dxa" w:w="2069"/>
+            <w:tcW w:type="dxa" w:w="1634"/>
           </w:tcPr>
           <w:p>
             <w:r>
               <w:rPr>
                 <w:b/>
-                <w:sz w:val="17"/>
+                <w:sz w:val="15"/>
               </w:rPr>
               <w:t>Procura</w:t>
             </w:r>
@@ -118,13 +120,13 @@
         </w:tc>
         <w:tc>
           <w:tcPr>
-            <w:tcW w:type="dxa" w:w="2069"/>
+            <w:tcW w:type="dxa" w:w="1634"/>
           </w:tcPr>
           <w:p>
             <w:r>
               <w:rPr>
                 <w:b/>
-                <w:sz w:val="17"/>
+                <w:sz w:val="15"/>
               </w:rPr>
               <w:t>Instalación / Montaje</w:t>
             </w:r>
@@ -132,13 +134,41 @@
         </w:tc>
         <w:tc>
           <w:tcPr>
-            <w:tcW w:type="dxa" w:w="2069"/>
+            <w:tcW w:type="dxa" w:w="1634"/>
           </w:tcPr>
           <w:p>
             <w:r>
               <w:rPr>
                 <w:b/>
-                <w:sz w:val="17"/>
+                <w:sz w:val="15"/>
+              </w:rPr>
+              <w:t>Observación / riesgo</w:t>
+            </w:r>
+          </w:p>
+        </w:tc>
+        <w:tc>
+          <w:tcPr>
+            <w:tcW w:type="dxa" w:w="1634"/>
+          </w:tcPr>
+          <w:p>
+            <w:r>
+              <w:rPr>
+                <w:b/>
+                <w:sz w:val="15"/>
+              </w:rPr>
+              <w:t>Documentos de referencia</w:t>
+            </w:r>
+          </w:p>
+        </w:tc>
+        <w:tc>
+          <w:tcPr>
+            <w:tcW w:type="dxa" w:w="1634"/>
+          </w:tcPr>
+          <w:p>
+            <w:r>
+              <w:rPr>
+                <w:b/>
+                <w:sz w:val="15"/>
               </w:rPr>
               <w:t>Páginas</w:t>
             </w:r>
@@ -148,12 +178,12 @@
       <w:tr>
         <w:tc>
           <w:tcPr>
-            <w:tcW w:type="dxa" w:w="2069"/>
-          </w:tcPr>
-          <w:p>
-            <w:r>
-              <w:rPr>
-                <w:sz w:val="16"/>
+            <w:tcW w:type="dxa" w:w="1634"/>
+          </w:tcPr>
+          <w:p>
+            <w:r>
+              <w:rPr>
+                <w:sz w:val="14"/>
               </w:rPr>
               <w:t>1</w:t>
             </w:r>
@@ -161,12 +191,12 @@
         </w:tc>
         <w:tc>
           <w:tcPr>
-            <w:tcW w:type="dxa" w:w="2069"/>
-          </w:tcPr>
-          <w:p>
-            <w:r>
-              <w:rPr>
-                <w:sz w:val="16"/>
+            <w:tcW w:type="dxa" w:w="1634"/>
+          </w:tcPr>
+          <w:p>
+            <w:r>
+              <w:rPr>
+                <w:sz w:val="14"/>
               </w:rPr>
               <w:t>PCS</w:t>
             </w:r>
@@ -174,12 +204,12 @@
         </w:tc>
         <w:tc>
           <w:tcPr>
-            <w:tcW w:type="dxa" w:w="2069"/>
-          </w:tcPr>
-          <w:p>
-            <w:r>
-              <w:rPr>
-                <w:sz w:val="16"/>
+            <w:tcW w:type="dxa" w:w="1634"/>
+          </w:tcPr>
+          <w:p>
+            <w:r>
+              <w:rPr>
+                <w:sz w:val="14"/>
               </w:rPr>
               <w:t>Gabinetes de sistema PCS (CPF2-PCS-SC-07A/B, -08)</w:t>
             </w:r>
@@ -187,25 +217,25 @@
         </w:tc>
         <w:tc>
           <w:tcPr>
-            <w:tcW w:type="dxa" w:w="2069"/>
-          </w:tcPr>
-          <w:p>
-            <w:r>
-              <w:rPr>
-                <w:sz w:val="16"/>
-              </w:rPr>
-              <w:t>Tableros del sistema de control de proceso para las nuevas salas remotas INS-007/008. Marcas: Rockwell/Allen Bradley (ControlLogix, Stratix).</w:t>
-            </w:r>
-          </w:p>
-        </w:tc>
-        <w:tc>
-          <w:tcPr>
-            <w:tcW w:type="dxa" w:w="2069"/>
-          </w:tcPr>
-          <w:p>
-            <w:r>
-              <w:rPr>
-                <w:sz w:val="16"/>
+            <w:tcW w:type="dxa" w:w="1634"/>
+          </w:tcPr>
+          <w:p>
+            <w:r>
+              <w:rPr>
+                <w:sz w:val="14"/>
+              </w:rPr>
+              <w:t>Tableros del sistema de control de proceso para las nuevas salas remotas INS-007/008. Rockwell/Allen Bradley (ControlLogix, Stratix).</w:t>
+            </w:r>
+          </w:p>
+        </w:tc>
+        <w:tc>
+          <w:tcPr>
+            <w:tcW w:type="dxa" w:w="1634"/>
+          </w:tcPr>
+          <w:p>
+            <w:r>
+              <w:rPr>
+                <w:sz w:val="14"/>
               </w:rPr>
               <w:t>AESA</w:t>
             </w:r>
@@ -213,12 +243,12 @@
         </w:tc>
         <w:tc>
           <w:tcPr>
-            <w:tcW w:type="dxa" w:w="2069"/>
-          </w:tcPr>
-          <w:p>
-            <w:r>
-              <w:rPr>
-                <w:sz w:val="16"/>
+            <w:tcW w:type="dxa" w:w="1634"/>
+          </w:tcPr>
+          <w:p>
+            <w:r>
+              <w:rPr>
+                <w:sz w:val="14"/>
               </w:rPr>
               <w:t>AESA</w:t>
             </w:r>
@@ -226,12 +256,38 @@
         </w:tc>
         <w:tc>
           <w:tcPr>
-            <w:tcW w:type="dxa" w:w="2069"/>
-          </w:tcPr>
-          <w:p>
-            <w:r>
-              <w:rPr>
-                <w:sz w:val="16"/>
+            <w:tcW w:type="dxa" w:w="1634"/>
+          </w:tcPr>
+          <w:p>
+            <w:r>
+              <w:rPr>
+                <w:sz w:val="14"/>
+              </w:rPr>
+              <w:t>Respetar marca/modelo del Pliego; reserva mín. 20% capacidad / 25% ocupación.</w:t>
+            </w:r>
+          </w:p>
+        </w:tc>
+        <w:tc>
+          <w:tcPr>
+            <w:tcW w:type="dxa" w:w="1634"/>
+          </w:tcPr>
+          <w:p>
+            <w:r>
+              <w:rPr>
+                <w:sz w:val="14"/>
+              </w:rPr>
+              <w:t>ACAL-100-PL-K-105 (Tablero PCS 003); ACAL-100-PL-K-100 (Arq. PCS)</w:t>
+            </w:r>
+          </w:p>
+        </w:tc>
+        <w:tc>
+          <w:tcPr>
+            <w:tcW w:type="dxa" w:w="1634"/>
+          </w:tcPr>
+          <w:p>
+            <w:r>
+              <w:rPr>
+                <w:sz w:val="14"/>
               </w:rPr>
               <w:t>P-144, P-408</w:t>
             </w:r>
@@ -241,12 +297,12 @@
       <w:tr>
         <w:tc>
           <w:tcPr>
-            <w:tcW w:type="dxa" w:w="2069"/>
-          </w:tcPr>
-          <w:p>
-            <w:r>
-              <w:rPr>
-                <w:sz w:val="16"/>
+            <w:tcW w:type="dxa" w:w="1634"/>
+          </w:tcPr>
+          <w:p>
+            <w:r>
+              <w:rPr>
+                <w:sz w:val="14"/>
               </w:rPr>
               <w:t>2</w:t>
             </w:r>
@@ -254,12 +310,12 @@
         </w:tc>
         <w:tc>
           <w:tcPr>
-            <w:tcW w:type="dxa" w:w="2069"/>
-          </w:tcPr>
-          <w:p>
-            <w:r>
-              <w:rPr>
-                <w:sz w:val="16"/>
+            <w:tcW w:type="dxa" w:w="1634"/>
+          </w:tcPr>
+          <w:p>
+            <w:r>
+              <w:rPr>
+                <w:sz w:val="14"/>
               </w:rPr>
               <w:t>PCS</w:t>
             </w:r>
@@ -267,12 +323,12 @@
         </w:tc>
         <w:tc>
           <w:tcPr>
-            <w:tcW w:type="dxa" w:w="2069"/>
-          </w:tcPr>
-          <w:p>
-            <w:r>
-              <w:rPr>
-                <w:sz w:val="16"/>
+            <w:tcW w:type="dxa" w:w="1634"/>
+          </w:tcPr>
+          <w:p>
+            <w:r>
+              <w:rPr>
+                <w:sz w:val="14"/>
               </w:rPr>
               <w:t>Gabinetes de marshalling PCS (CPF2-PCS-MC-07A/B, -08A)</w:t>
             </w:r>
@@ -280,25 +336,25 @@
         </w:tc>
         <w:tc>
           <w:tcPr>
-            <w:tcW w:type="dxa" w:w="2069"/>
-          </w:tcPr>
-          <w:p>
-            <w:r>
-              <w:rPr>
-                <w:sz w:val="16"/>
-              </w:rPr>
-              <w:t>Marshalling para conexionado de campo, reserva mín. 20% capacidad / 25% ocupación; cables FTA.</w:t>
-            </w:r>
-          </w:p>
-        </w:tc>
-        <w:tc>
-          <w:tcPr>
-            <w:tcW w:type="dxa" w:w="2069"/>
-          </w:tcPr>
-          <w:p>
-            <w:r>
-              <w:rPr>
-                <w:sz w:val="16"/>
+            <w:tcW w:type="dxa" w:w="1634"/>
+          </w:tcPr>
+          <w:p>
+            <w:r>
+              <w:rPr>
+                <w:sz w:val="14"/>
+              </w:rPr>
+              <w:t>Marshalling para conexionado de campo; cables FTA asociados.</w:t>
+            </w:r>
+          </w:p>
+        </w:tc>
+        <w:tc>
+          <w:tcPr>
+            <w:tcW w:type="dxa" w:w="1634"/>
+          </w:tcPr>
+          <w:p>
+            <w:r>
+              <w:rPr>
+                <w:sz w:val="14"/>
               </w:rPr>
               <w:t>AESA</w:t>
             </w:r>
@@ -306,12 +362,12 @@
         </w:tc>
         <w:tc>
           <w:tcPr>
-            <w:tcW w:type="dxa" w:w="2069"/>
-          </w:tcPr>
-          <w:p>
-            <w:r>
-              <w:rPr>
-                <w:sz w:val="16"/>
+            <w:tcW w:type="dxa" w:w="1634"/>
+          </w:tcPr>
+          <w:p>
+            <w:r>
+              <w:rPr>
+                <w:sz w:val="14"/>
               </w:rPr>
               <w:t>AESA</w:t>
             </w:r>
@@ -319,12 +375,38 @@
         </w:tc>
         <w:tc>
           <w:tcPr>
-            <w:tcW w:type="dxa" w:w="2069"/>
-          </w:tcPr>
-          <w:p>
-            <w:r>
-              <w:rPr>
-                <w:sz w:val="16"/>
+            <w:tcW w:type="dxa" w:w="1634"/>
+          </w:tcPr>
+          <w:p>
+            <w:r>
+              <w:rPr>
+                <w:sz w:val="14"/>
+              </w:rPr>
+              <w:t>Cantidad según densidad de señales; mantener diseño/arquitectura adoptada.</w:t>
+            </w:r>
+          </w:p>
+        </w:tc>
+        <w:tc>
+          <w:tcPr>
+            <w:tcW w:type="dxa" w:w="1634"/>
+          </w:tcPr>
+          <w:p>
+            <w:r>
+              <w:rPr>
+                <w:sz w:val="14"/>
+              </w:rPr>
+              <w:t>ACAL-100-PL-K-100; Listado de Señales</w:t>
+            </w:r>
+          </w:p>
+        </w:tc>
+        <w:tc>
+          <w:tcPr>
+            <w:tcW w:type="dxa" w:w="1634"/>
+          </w:tcPr>
+          <w:p>
+            <w:r>
+              <w:rPr>
+                <w:sz w:val="14"/>
               </w:rPr>
               <w:t>P-144/145, P-408</w:t>
             </w:r>
@@ -334,12 +416,12 @@
       <w:tr>
         <w:tc>
           <w:tcPr>
-            <w:tcW w:type="dxa" w:w="2069"/>
-          </w:tcPr>
-          <w:p>
-            <w:r>
-              <w:rPr>
-                <w:sz w:val="16"/>
+            <w:tcW w:type="dxa" w:w="1634"/>
+          </w:tcPr>
+          <w:p>
+            <w:r>
+              <w:rPr>
+                <w:sz w:val="14"/>
               </w:rPr>
               <w:t>3</w:t>
             </w:r>
@@ -347,12 +429,12 @@
         </w:tc>
         <w:tc>
           <w:tcPr>
-            <w:tcW w:type="dxa" w:w="2069"/>
-          </w:tcPr>
-          <w:p>
-            <w:r>
-              <w:rPr>
-                <w:sz w:val="16"/>
+            <w:tcW w:type="dxa" w:w="1634"/>
+          </w:tcPr>
+          <w:p>
+            <w:r>
+              <w:rPr>
+                <w:sz w:val="14"/>
               </w:rPr>
               <w:t>PCS</w:t>
             </w:r>
@@ -360,12 +442,12 @@
         </w:tc>
         <w:tc>
           <w:tcPr>
-            <w:tcW w:type="dxa" w:w="2069"/>
-          </w:tcPr>
-          <w:p>
-            <w:r>
-              <w:rPr>
-                <w:sz w:val="16"/>
+            <w:tcW w:type="dxa" w:w="1634"/>
+          </w:tcPr>
+          <w:p>
+            <w:r>
+              <w:rPr>
+                <w:sz w:val="14"/>
               </w:rPr>
               <w:t>Tableros de comunicaciones (equipos activos) en salas remotas</w:t>
             </w:r>
@@ -373,25 +455,25 @@
         </w:tc>
         <w:tc>
           <w:tcPr>
-            <w:tcW w:type="dxa" w:w="2069"/>
-          </w:tcPr>
-          <w:p>
-            <w:r>
-              <w:rPr>
-                <w:sz w:val="16"/>
-              </w:rPr>
-              <w:t>Switches y equipos activos de la red de control en cada sala remota nueva.</w:t>
-            </w:r>
-          </w:p>
-        </w:tc>
-        <w:tc>
-          <w:tcPr>
-            <w:tcW w:type="dxa" w:w="2069"/>
-          </w:tcPr>
-          <w:p>
-            <w:r>
-              <w:rPr>
-                <w:sz w:val="16"/>
+            <w:tcW w:type="dxa" w:w="1634"/>
+          </w:tcPr>
+          <w:p>
+            <w:r>
+              <w:rPr>
+                <w:sz w:val="14"/>
+              </w:rPr>
+              <w:t>Switches/equipos activos de la red de control en cada sala remota nueva.</w:t>
+            </w:r>
+          </w:p>
+        </w:tc>
+        <w:tc>
+          <w:tcPr>
+            <w:tcW w:type="dxa" w:w="1634"/>
+          </w:tcPr>
+          <w:p>
+            <w:r>
+              <w:rPr>
+                <w:sz w:val="14"/>
               </w:rPr>
               <w:t>AESA</w:t>
             </w:r>
@@ -399,12 +481,12 @@
         </w:tc>
         <w:tc>
           <w:tcPr>
-            <w:tcW w:type="dxa" w:w="2069"/>
-          </w:tcPr>
-          <w:p>
-            <w:r>
-              <w:rPr>
-                <w:sz w:val="16"/>
+            <w:tcW w:type="dxa" w:w="1634"/>
+          </w:tcPr>
+          <w:p>
+            <w:r>
+              <w:rPr>
+                <w:sz w:val="14"/>
               </w:rPr>
               <w:t>AESA</w:t>
             </w:r>
@@ -412,12 +494,38 @@
         </w:tc>
         <w:tc>
           <w:tcPr>
-            <w:tcW w:type="dxa" w:w="2069"/>
-          </w:tcPr>
-          <w:p>
-            <w:r>
-              <w:rPr>
-                <w:sz w:val="16"/>
+            <w:tcW w:type="dxa" w:w="1634"/>
+          </w:tcPr>
+          <w:p>
+            <w:r>
+              <w:rPr>
+                <w:sz w:val="14"/>
+              </w:rPr>
+              <w:t>Mantener arquitectura COM existente.</w:t>
+            </w:r>
+          </w:p>
+        </w:tc>
+        <w:tc>
+          <w:tcPr>
+            <w:tcW w:type="dxa" w:w="1634"/>
+          </w:tcPr>
+          <w:p>
+            <w:r>
+              <w:rPr>
+                <w:sz w:val="14"/>
+              </w:rPr>
+              <w:t>ACAL-100-PL-K-109 (Layout COM-003); 226-ACAL-100-PL-K-305 (diag. bloques)</w:t>
+            </w:r>
+          </w:p>
+        </w:tc>
+        <w:tc>
+          <w:tcPr>
+            <w:tcW w:type="dxa" w:w="1634"/>
+          </w:tcPr>
+          <w:p>
+            <w:r>
+              <w:rPr>
+                <w:sz w:val="14"/>
               </w:rPr>
               <w:t>P-144</w:t>
             </w:r>
@@ -427,12 +535,12 @@
       <w:tr>
         <w:tc>
           <w:tcPr>
-            <w:tcW w:type="dxa" w:w="2069"/>
-          </w:tcPr>
-          <w:p>
-            <w:r>
-              <w:rPr>
-                <w:sz w:val="16"/>
+            <w:tcW w:type="dxa" w:w="1634"/>
+          </w:tcPr>
+          <w:p>
+            <w:r>
+              <w:rPr>
+                <w:sz w:val="14"/>
               </w:rPr>
               <w:t>4</w:t>
             </w:r>
@@ -440,12 +548,12 @@
         </w:tc>
         <w:tc>
           <w:tcPr>
-            <w:tcW w:type="dxa" w:w="2069"/>
-          </w:tcPr>
-          <w:p>
-            <w:r>
-              <w:rPr>
-                <w:sz w:val="16"/>
+            <w:tcW w:type="dxa" w:w="1634"/>
+          </w:tcPr>
+          <w:p>
+            <w:r>
+              <w:rPr>
+                <w:sz w:val="14"/>
               </w:rPr>
               <w:t>PCS</w:t>
             </w:r>
@@ -453,12 +561,12 @@
         </w:tc>
         <w:tc>
           <w:tcPr>
-            <w:tcW w:type="dxa" w:w="2069"/>
-          </w:tcPr>
-          <w:p>
-            <w:r>
-              <w:rPr>
-                <w:sz w:val="16"/>
+            <w:tcW w:type="dxa" w:w="1634"/>
+          </w:tcPr>
+          <w:p>
+            <w:r>
+              <w:rPr>
+                <w:sz w:val="14"/>
               </w:rPr>
               <w:t>Programación de lógicas de control PCS</w:t>
             </w:r>
@@ -466,25 +574,25 @@
         </w:tc>
         <w:tc>
           <w:tcPr>
-            <w:tcW w:type="dxa" w:w="2069"/>
-          </w:tcPr>
-          <w:p>
-            <w:r>
-              <w:rPr>
-                <w:sz w:val="16"/>
-              </w:rPr>
-              <w:t>Nuevas lógicas (tableros nuevos y señales cableadas a remotas existentes). Subcontrato INAUCO.</w:t>
-            </w:r>
-          </w:p>
-        </w:tc>
-        <w:tc>
-          <w:tcPr>
-            <w:tcW w:type="dxa" w:w="2069"/>
-          </w:tcPr>
-          <w:p>
-            <w:r>
-              <w:rPr>
-                <w:sz w:val="16"/>
+            <w:tcW w:type="dxa" w:w="1634"/>
+          </w:tcPr>
+          <w:p>
+            <w:r>
+              <w:rPr>
+                <w:sz w:val="14"/>
+              </w:rPr>
+              <w:t>Nuevas lógicas (tableros nuevos y señales a remotas existentes).</w:t>
+            </w:r>
+          </w:p>
+        </w:tc>
+        <w:tc>
+          <w:tcPr>
+            <w:tcW w:type="dxa" w:w="1634"/>
+          </w:tcPr>
+          <w:p>
+            <w:r>
+              <w:rPr>
+                <w:sz w:val="14"/>
               </w:rPr>
               <w:t>AESA</w:t>
             </w:r>
@@ -492,12 +600,12 @@
         </w:tc>
         <w:tc>
           <w:tcPr>
-            <w:tcW w:type="dxa" w:w="2069"/>
-          </w:tcPr>
-          <w:p>
-            <w:r>
-              <w:rPr>
-                <w:sz w:val="16"/>
+            <w:tcW w:type="dxa" w:w="1634"/>
+          </w:tcPr>
+          <w:p>
+            <w:r>
+              <w:rPr>
+                <w:sz w:val="14"/>
               </w:rPr>
               <w:t>AESA</w:t>
             </w:r>
@@ -505,12 +613,38 @@
         </w:tc>
         <w:tc>
           <w:tcPr>
-            <w:tcW w:type="dxa" w:w="2069"/>
-          </w:tcPr>
-          <w:p>
-            <w:r>
-              <w:rPr>
-                <w:sz w:val="16"/>
+            <w:tcW w:type="dxa" w:w="1634"/>
+          </w:tcPr>
+          <w:p>
+            <w:r>
+              <w:rPr>
+                <w:sz w:val="14"/>
+              </w:rPr>
+              <w:t>Subcontrato INAUCO obligatorio (lock-in de integrador).</w:t>
+            </w:r>
+          </w:p>
+        </w:tc>
+        <w:tc>
+          <w:tcPr>
+            <w:tcW w:type="dxa" w:w="1634"/>
+          </w:tcPr>
+          <w:p>
+            <w:r>
+              <w:rPr>
+                <w:sz w:val="14"/>
+              </w:rPr>
+              <w:t>GRAL-EI-K-002/003 (ET PCS/SSS); GRAL-ET-K-101</w:t>
+            </w:r>
+          </w:p>
+        </w:tc>
+        <w:tc>
+          <w:tcPr>
+            <w:tcW w:type="dxa" w:w="1634"/>
+          </w:tcPr>
+          <w:p>
+            <w:r>
+              <w:rPr>
+                <w:sz w:val="14"/>
               </w:rPr>
               <w:t>P-144/145, P-303</w:t>
             </w:r>
@@ -520,12 +654,12 @@
       <w:tr>
         <w:tc>
           <w:tcPr>
-            <w:tcW w:type="dxa" w:w="2069"/>
-          </w:tcPr>
-          <w:p>
-            <w:r>
-              <w:rPr>
-                <w:sz w:val="16"/>
+            <w:tcW w:type="dxa" w:w="1634"/>
+          </w:tcPr>
+          <w:p>
+            <w:r>
+              <w:rPr>
+                <w:sz w:val="14"/>
               </w:rPr>
               <w:t>5</w:t>
             </w:r>
@@ -533,12 +667,12 @@
         </w:tc>
         <w:tc>
           <w:tcPr>
-            <w:tcW w:type="dxa" w:w="2069"/>
-          </w:tcPr>
-          <w:p>
-            <w:r>
-              <w:rPr>
-                <w:sz w:val="16"/>
+            <w:tcW w:type="dxa" w:w="1634"/>
+          </w:tcPr>
+          <w:p>
+            <w:r>
+              <w:rPr>
+                <w:sz w:val="14"/>
               </w:rPr>
               <w:t>PCS</w:t>
             </w:r>
@@ -546,12 +680,12 @@
         </w:tc>
         <w:tc>
           <w:tcPr>
-            <w:tcW w:type="dxa" w:w="2069"/>
-          </w:tcPr>
-          <w:p>
-            <w:r>
-              <w:rPr>
-                <w:sz w:val="16"/>
+            <w:tcW w:type="dxa" w:w="1634"/>
+          </w:tcPr>
+          <w:p>
+            <w:r>
+              <w:rPr>
+                <w:sz w:val="14"/>
               </w:rPr>
               <w:t>Instrumentos de campo off-skid</w:t>
             </w:r>
@@ -559,12 +693,12 @@
         </w:tc>
         <w:tc>
           <w:tcPr>
-            <w:tcW w:type="dxa" w:w="2069"/>
-          </w:tcPr>
-          <w:p>
-            <w:r>
-              <w:rPr>
-                <w:sz w:val="16"/>
+            <w:tcW w:type="dxa" w:w="1634"/>
+          </w:tcPr>
+          <w:p>
+            <w:r>
+              <w:rPr>
+                <w:sz w:val="14"/>
               </w:rPr>
               <w:t>Provisión y montaje/contraste de transmisores, válvulas de control, caudalímetros, etc.</w:t>
             </w:r>
@@ -572,12 +706,12 @@
         </w:tc>
         <w:tc>
           <w:tcPr>
-            <w:tcW w:type="dxa" w:w="2069"/>
-          </w:tcPr>
-          <w:p>
-            <w:r>
-              <w:rPr>
-                <w:sz w:val="16"/>
+            <w:tcW w:type="dxa" w:w="1634"/>
+          </w:tcPr>
+          <w:p>
+            <w:r>
+              <w:rPr>
+                <w:sz w:val="14"/>
               </w:rPr>
               <w:t>AESA</w:t>
             </w:r>
@@ -585,12 +719,12 @@
         </w:tc>
         <w:tc>
           <w:tcPr>
-            <w:tcW w:type="dxa" w:w="2069"/>
-          </w:tcPr>
-          <w:p>
-            <w:r>
-              <w:rPr>
-                <w:sz w:val="16"/>
+            <w:tcW w:type="dxa" w:w="1634"/>
+          </w:tcPr>
+          <w:p>
+            <w:r>
+              <w:rPr>
+                <w:sz w:val="14"/>
               </w:rPr>
               <w:t>AESA</w:t>
             </w:r>
@@ -598,14 +732,40 @@
         </w:tc>
         <w:tc>
           <w:tcPr>
-            <w:tcW w:type="dxa" w:w="2069"/>
-          </w:tcPr>
-          <w:p>
-            <w:r>
-              <w:rPr>
-                <w:sz w:val="16"/>
-              </w:rPr>
-              <w:t>Ad-67 (01.C.07.03)</w:t>
+            <w:tcW w:type="dxa" w:w="1634"/>
+          </w:tcPr>
+          <w:p>
+            <w:r>
+              <w:rPr>
+                <w:sz w:val="14"/>
+              </w:rPr>
+              <w:t>Suministro reembolsable (Apéndice I); contraste en campo.</w:t>
+            </w:r>
+          </w:p>
+        </w:tc>
+        <w:tc>
+          <w:tcPr>
+            <w:tcW w:type="dxa" w:w="1634"/>
+          </w:tcPr>
+          <w:p>
+            <w:r>
+              <w:rPr>
+                <w:sz w:val="14"/>
+              </w:rPr>
+              <w:t>Ad 01.C.07.03; Hojas de Datos INS</w:t>
+            </w:r>
+          </w:p>
+        </w:tc>
+        <w:tc>
+          <w:tcPr>
+            <w:tcW w:type="dxa" w:w="1634"/>
+          </w:tcPr>
+          <w:p>
+            <w:r>
+              <w:rPr>
+                <w:sz w:val="14"/>
+              </w:rPr>
+              <w:t>Ad-67</w:t>
             </w:r>
           </w:p>
         </w:tc>
@@ -613,12 +773,12 @@
       <w:tr>
         <w:tc>
           <w:tcPr>
-            <w:tcW w:type="dxa" w:w="2069"/>
-          </w:tcPr>
-          <w:p>
-            <w:r>
-              <w:rPr>
-                <w:sz w:val="16"/>
+            <w:tcW w:type="dxa" w:w="1634"/>
+          </w:tcPr>
+          <w:p>
+            <w:r>
+              <w:rPr>
+                <w:sz w:val="14"/>
               </w:rPr>
               <w:t>6</w:t>
             </w:r>
@@ -626,12 +786,12 @@
         </w:tc>
         <w:tc>
           <w:tcPr>
-            <w:tcW w:type="dxa" w:w="2069"/>
-          </w:tcPr>
-          <w:p>
-            <w:r>
-              <w:rPr>
-                <w:sz w:val="16"/>
+            <w:tcW w:type="dxa" w:w="1634"/>
+          </w:tcPr>
+          <w:p>
+            <w:r>
+              <w:rPr>
+                <w:sz w:val="14"/>
               </w:rPr>
               <w:t>PCS</w:t>
             </w:r>
@@ -639,12 +799,12 @@
         </w:tc>
         <w:tc>
           <w:tcPr>
-            <w:tcW w:type="dxa" w:w="2069"/>
-          </w:tcPr>
-          <w:p>
-            <w:r>
-              <w:rPr>
-                <w:sz w:val="16"/>
+            <w:tcW w:type="dxa" w:w="1634"/>
+          </w:tcPr>
+          <w:p>
+            <w:r>
+              <w:rPr>
+                <w:sz w:val="14"/>
               </w:rPr>
               <w:t>Instrumentos sobre equipos/skids provistos por PP</w:t>
             </w:r>
@@ -652,25 +812,25 @@
         </w:tc>
         <w:tc>
           <w:tcPr>
-            <w:tcW w:type="dxa" w:w="2069"/>
-          </w:tcPr>
-          <w:p>
-            <w:r>
-              <w:rPr>
-                <w:sz w:val="16"/>
-              </w:rPr>
-              <w:t>Vienen montados y cableados a cajas de conexión sobre su propio skid (excepto P&amp;ID de proveedores, p.ej. Propak).</w:t>
-            </w:r>
-          </w:p>
-        </w:tc>
-        <w:tc>
-          <w:tcPr>
-            <w:tcW w:type="dxa" w:w="2069"/>
-          </w:tcPr>
-          <w:p>
-            <w:r>
-              <w:rPr>
-                <w:sz w:val="16"/>
+            <w:tcW w:type="dxa" w:w="1634"/>
+          </w:tcPr>
+          <w:p>
+            <w:r>
+              <w:rPr>
+                <w:sz w:val="14"/>
+              </w:rPr>
+              <w:t>Vienen montados y cableados a JB sobre su propio skid (excepto P&amp;ID de proveedores, p.ej. Propak).</w:t>
+            </w:r>
+          </w:p>
+        </w:tc>
+        <w:tc>
+          <w:tcPr>
+            <w:tcW w:type="dxa" w:w="1634"/>
+          </w:tcPr>
+          <w:p>
+            <w:r>
+              <w:rPr>
+                <w:sz w:val="14"/>
               </w:rPr>
               <w:t>PP</w:t>
             </w:r>
@@ -678,12 +838,12 @@
         </w:tc>
         <w:tc>
           <w:tcPr>
-            <w:tcW w:type="dxa" w:w="2069"/>
-          </w:tcPr>
-          <w:p>
-            <w:r>
-              <w:rPr>
-                <w:sz w:val="16"/>
+            <w:tcW w:type="dxa" w:w="1634"/>
+          </w:tcPr>
+          <w:p>
+            <w:r>
+              <w:rPr>
+                <w:sz w:val="14"/>
               </w:rPr>
               <w:t>PP</w:t>
             </w:r>
@@ -691,12 +851,38 @@
         </w:tc>
         <w:tc>
           <w:tcPr>
-            <w:tcW w:type="dxa" w:w="2069"/>
-          </w:tcPr>
-          <w:p>
-            <w:r>
-              <w:rPr>
-                <w:sz w:val="16"/>
+            <w:tcW w:type="dxa" w:w="1634"/>
+          </w:tcPr>
+          <w:p>
+            <w:r>
+              <w:rPr>
+                <w:sz w:val="14"/>
+              </w:rPr>
+              <w:t>Riesgo de interfaz skid↔campo; verificar P&amp;ID de proveedores.</w:t>
+            </w:r>
+          </w:p>
+        </w:tc>
+        <w:tc>
+          <w:tcPr>
+            <w:tcW w:type="dxa" w:w="1634"/>
+          </w:tcPr>
+          <w:p>
+            <w:r>
+              <w:rPr>
+                <w:sz w:val="14"/>
+              </w:rPr>
+              <w:t>P&amp;ID de proveedores (Propak); Apéndice A</w:t>
+            </w:r>
+          </w:p>
+        </w:tc>
+        <w:tc>
+          <w:tcPr>
+            <w:tcW w:type="dxa" w:w="1634"/>
+          </w:tcPr>
+          <w:p>
+            <w:r>
+              <w:rPr>
+                <w:sz w:val="14"/>
               </w:rPr>
               <w:t>P-408</w:t>
             </w:r>
@@ -706,12 +892,12 @@
       <w:tr>
         <w:tc>
           <w:tcPr>
-            <w:tcW w:type="dxa" w:w="2069"/>
-          </w:tcPr>
-          <w:p>
-            <w:r>
-              <w:rPr>
-                <w:sz w:val="16"/>
+            <w:tcW w:type="dxa" w:w="1634"/>
+          </w:tcPr>
+          <w:p>
+            <w:r>
+              <w:rPr>
+                <w:sz w:val="14"/>
               </w:rPr>
               <w:t>7</w:t>
             </w:r>
@@ -719,12 +905,12 @@
         </w:tc>
         <w:tc>
           <w:tcPr>
-            <w:tcW w:type="dxa" w:w="2069"/>
-          </w:tcPr>
-          <w:p>
-            <w:r>
-              <w:rPr>
-                <w:sz w:val="16"/>
+            <w:tcW w:type="dxa" w:w="1634"/>
+          </w:tcPr>
+          <w:p>
+            <w:r>
+              <w:rPr>
+                <w:sz w:val="14"/>
               </w:rPr>
               <w:t>SCADA proceso</w:t>
             </w:r>
@@ -732,12 +918,12 @@
         </w:tc>
         <w:tc>
           <w:tcPr>
-            <w:tcW w:type="dxa" w:w="2069"/>
-          </w:tcPr>
-          <w:p>
-            <w:r>
-              <w:rPr>
-                <w:sz w:val="16"/>
+            <w:tcW w:type="dxa" w:w="1634"/>
+          </w:tcPr>
+          <w:p>
+            <w:r>
+              <w:rPr>
+                <w:sz w:val="14"/>
               </w:rPr>
               <w:t>Actualización e integración del SCADA de CPF</w:t>
             </w:r>
@@ -745,25 +931,25 @@
         </w:tc>
         <w:tc>
           <w:tcPr>
-            <w:tcW w:type="dxa" w:w="2069"/>
-          </w:tcPr>
-          <w:p>
-            <w:r>
-              <w:rPr>
-                <w:sz w:val="16"/>
-              </w:rPr>
-              <w:t>Nuevas pantallas, adecuación de existentes, base OPC, vínculos y documentación. Wonderware/OMI (AVEVA), integrador INAUCO.</w:t>
-            </w:r>
-          </w:p>
-        </w:tc>
-        <w:tc>
-          <w:tcPr>
-            <w:tcW w:type="dxa" w:w="2069"/>
-          </w:tcPr>
-          <w:p>
-            <w:r>
-              <w:rPr>
-                <w:sz w:val="16"/>
+            <w:tcW w:type="dxa" w:w="1634"/>
+          </w:tcPr>
+          <w:p>
+            <w:r>
+              <w:rPr>
+                <w:sz w:val="14"/>
+              </w:rPr>
+              <w:t>Nuevas pantallas, adecuación de existentes, base OPC, vínculos y documentación. Wonderware/OMI (AVEVA).</w:t>
+            </w:r>
+          </w:p>
+        </w:tc>
+        <w:tc>
+          <w:tcPr>
+            <w:tcW w:type="dxa" w:w="1634"/>
+          </w:tcPr>
+          <w:p>
+            <w:r>
+              <w:rPr>
+                <w:sz w:val="14"/>
               </w:rPr>
               <w:t>AESA</w:t>
             </w:r>
@@ -771,12 +957,12 @@
         </w:tc>
         <w:tc>
           <w:tcPr>
-            <w:tcW w:type="dxa" w:w="2069"/>
-          </w:tcPr>
-          <w:p>
-            <w:r>
-              <w:rPr>
-                <w:sz w:val="16"/>
+            <w:tcW w:type="dxa" w:w="1634"/>
+          </w:tcPr>
+          <w:p>
+            <w:r>
+              <w:rPr>
+                <w:sz w:val="14"/>
               </w:rPr>
               <w:t>AESA</w:t>
             </w:r>
@@ -784,12 +970,38 @@
         </w:tc>
         <w:tc>
           <w:tcPr>
-            <w:tcW w:type="dxa" w:w="2069"/>
-          </w:tcPr>
-          <w:p>
-            <w:r>
-              <w:rPr>
-                <w:sz w:val="16"/>
+            <w:tcW w:type="dxa" w:w="1634"/>
+          </w:tcPr>
+          <w:p>
+            <w:r>
+              <w:rPr>
+                <w:sz w:val="14"/>
+              </w:rPr>
+              <w:t>Mantener Wonderware/OMI + integrador INAUCO; actualizar base OPC.</w:t>
+            </w:r>
+          </w:p>
+        </w:tc>
+        <w:tc>
+          <w:tcPr>
+            <w:tcW w:type="dxa" w:w="1634"/>
+          </w:tcPr>
+          <w:p>
+            <w:r>
+              <w:rPr>
+                <w:sz w:val="14"/>
+              </w:rPr>
+              <w:t>ACAL-000-MO-K-100/101; AARC-100-TI-K-002</w:t>
+            </w:r>
+          </w:p>
+        </w:tc>
+        <w:tc>
+          <w:tcPr>
+            <w:tcW w:type="dxa" w:w="1634"/>
+          </w:tcPr>
+          <w:p>
+            <w:r>
+              <w:rPr>
+                <w:sz w:val="14"/>
               </w:rPr>
               <w:t>P-145, P-155</w:t>
             </w:r>
@@ -799,12 +1011,12 @@
       <w:tr>
         <w:tc>
           <w:tcPr>
-            <w:tcW w:type="dxa" w:w="2069"/>
-          </w:tcPr>
-          <w:p>
-            <w:r>
-              <w:rPr>
-                <w:sz w:val="16"/>
+            <w:tcW w:type="dxa" w:w="1634"/>
+          </w:tcPr>
+          <w:p>
+            <w:r>
+              <w:rPr>
+                <w:sz w:val="14"/>
               </w:rPr>
               <w:t>8</w:t>
             </w:r>
@@ -812,12 +1024,12 @@
         </w:tc>
         <w:tc>
           <w:tcPr>
-            <w:tcW w:type="dxa" w:w="2069"/>
-          </w:tcPr>
-          <w:p>
-            <w:r>
-              <w:rPr>
-                <w:sz w:val="16"/>
+            <w:tcW w:type="dxa" w:w="1634"/>
+          </w:tcPr>
+          <w:p>
+            <w:r>
+              <w:rPr>
+                <w:sz w:val="14"/>
               </w:rPr>
               <w:t>SCADA proceso</w:t>
             </w:r>
@@ -825,12 +1037,12 @@
         </w:tc>
         <w:tc>
           <w:tcPr>
-            <w:tcW w:type="dxa" w:w="2069"/>
-          </w:tcPr>
-          <w:p>
-            <w:r>
-              <w:rPr>
-                <w:sz w:val="16"/>
+            <w:tcW w:type="dxa" w:w="1634"/>
+          </w:tcPr>
+          <w:p>
+            <w:r>
+              <w:rPr>
+                <w:sz w:val="14"/>
               </w:rPr>
               <w:t>Integración a nivel lógico / configuración al sistema existente</w:t>
             </w:r>
@@ -838,12 +1050,12 @@
         </w:tc>
         <w:tc>
           <w:tcPr>
-            <w:tcW w:type="dxa" w:w="2069"/>
-          </w:tcPr>
-          <w:p>
-            <w:r>
-              <w:rPr>
-                <w:sz w:val="16"/>
+            <w:tcW w:type="dxa" w:w="1634"/>
+          </w:tcPr>
+          <w:p>
+            <w:r>
+              <w:rPr>
+                <w:sz w:val="14"/>
               </w:rPr>
               <w:t>La solución de AESA es completa SALVO la integración a nivel lógico/configuración al sistema en operación.</w:t>
             </w:r>
@@ -851,12 +1063,12 @@
         </w:tc>
         <w:tc>
           <w:tcPr>
-            <w:tcW w:type="dxa" w:w="2069"/>
-          </w:tcPr>
-          <w:p>
-            <w:r>
-              <w:rPr>
-                <w:sz w:val="16"/>
+            <w:tcW w:type="dxa" w:w="1634"/>
+          </w:tcPr>
+          <w:p>
+            <w:r>
+              <w:rPr>
+                <w:sz w:val="14"/>
               </w:rPr>
               <w:t>PP</w:t>
             </w:r>
@@ -864,12 +1076,12 @@
         </w:tc>
         <w:tc>
           <w:tcPr>
-            <w:tcW w:type="dxa" w:w="2069"/>
-          </w:tcPr>
-          <w:p>
-            <w:r>
-              <w:rPr>
-                <w:sz w:val="16"/>
+            <w:tcW w:type="dxa" w:w="1634"/>
+          </w:tcPr>
+          <w:p>
+            <w:r>
+              <w:rPr>
+                <w:sz w:val="14"/>
               </w:rPr>
               <w:t>PP</w:t>
             </w:r>
@@ -877,12 +1089,38 @@
         </w:tc>
         <w:tc>
           <w:tcPr>
-            <w:tcW w:type="dxa" w:w="2069"/>
-          </w:tcPr>
-          <w:p>
-            <w:r>
-              <w:rPr>
-                <w:sz w:val="16"/>
+            <w:tcW w:type="dxa" w:w="1634"/>
+          </w:tcPr>
+          <w:p>
+            <w:r>
+              <w:rPr>
+                <w:sz w:val="14"/>
+              </w:rPr>
+              <w:t>🚩 Frontera difusa: definir quién garantiza la integración punta a punta.</w:t>
+            </w:r>
+          </w:p>
+        </w:tc>
+        <w:tc>
+          <w:tcPr>
+            <w:tcW w:type="dxa" w:w="1634"/>
+          </w:tcPr>
+          <w:p>
+            <w:r>
+              <w:rPr>
+                <w:sz w:val="14"/>
+              </w:rPr>
+              <w:t>Aclaración Anexo 3.1 §3.7 (consulta 42)</w:t>
+            </w:r>
+          </w:p>
+        </w:tc>
+        <w:tc>
+          <w:tcPr>
+            <w:tcW w:type="dxa" w:w="1634"/>
+          </w:tcPr>
+          <w:p>
+            <w:r>
+              <w:rPr>
+                <w:sz w:val="14"/>
               </w:rPr>
               <w:t>P-297</w:t>
             </w:r>
@@ -892,12 +1130,12 @@
       <w:tr>
         <w:tc>
           <w:tcPr>
-            <w:tcW w:type="dxa" w:w="2069"/>
-          </w:tcPr>
-          <w:p>
-            <w:r>
-              <w:rPr>
-                <w:sz w:val="16"/>
+            <w:tcW w:type="dxa" w:w="1634"/>
+          </w:tcPr>
+          <w:p>
+            <w:r>
+              <w:rPr>
+                <w:sz w:val="14"/>
               </w:rPr>
               <w:t>9</w:t>
             </w:r>
@@ -905,12 +1143,12 @@
         </w:tc>
         <w:tc>
           <w:tcPr>
-            <w:tcW w:type="dxa" w:w="2069"/>
-          </w:tcPr>
-          <w:p>
-            <w:r>
-              <w:rPr>
-                <w:sz w:val="16"/>
+            <w:tcW w:type="dxa" w:w="1634"/>
+          </w:tcPr>
+          <w:p>
+            <w:r>
+              <w:rPr>
+                <w:sz w:val="14"/>
               </w:rPr>
               <w:t>SCADA proceso</w:t>
             </w:r>
@@ -918,12 +1156,12 @@
         </w:tc>
         <w:tc>
           <w:tcPr>
-            <w:tcW w:type="dxa" w:w="2069"/>
-          </w:tcPr>
-          <w:p>
-            <w:r>
-              <w:rPr>
-                <w:sz w:val="16"/>
+            <w:tcW w:type="dxa" w:w="1634"/>
+          </w:tcPr>
+          <w:p>
+            <w:r>
+              <w:rPr>
+                <w:sz w:val="14"/>
               </w:rPr>
               <w:t>Pruebas de integración (SIT) PCS↔SCADA anticipadas en taller</w:t>
             </w:r>
@@ -931,25 +1169,25 @@
         </w:tc>
         <w:tc>
           <w:tcPr>
-            <w:tcW w:type="dxa" w:w="2069"/>
-          </w:tcPr>
-          <w:p>
-            <w:r>
-              <w:rPr>
-                <w:sz w:val="16"/>
-              </w:rPr>
-              <w:t>Para el PCS, dentro del subcontrato de AESA. Se anticipa el SIT respecto a IEC-62381.</w:t>
-            </w:r>
-          </w:p>
-        </w:tc>
-        <w:tc>
-          <w:tcPr>
-            <w:tcW w:type="dxa" w:w="2069"/>
-          </w:tcPr>
-          <w:p>
-            <w:r>
-              <w:rPr>
-                <w:sz w:val="16"/>
+            <w:tcW w:type="dxa" w:w="1634"/>
+          </w:tcPr>
+          <w:p>
+            <w:r>
+              <w:rPr>
+                <w:sz w:val="14"/>
+              </w:rPr>
+              <w:t>Para el PCS, dentro del subcontrato de AESA.</w:t>
+            </w:r>
+          </w:p>
+        </w:tc>
+        <w:tc>
+          <w:tcPr>
+            <w:tcW w:type="dxa" w:w="1634"/>
+          </w:tcPr>
+          <w:p>
+            <w:r>
+              <w:rPr>
+                <w:sz w:val="14"/>
               </w:rPr>
               <w:t>AESA</w:t>
             </w:r>
@@ -957,12 +1195,12 @@
         </w:tc>
         <w:tc>
           <w:tcPr>
-            <w:tcW w:type="dxa" w:w="2069"/>
-          </w:tcPr>
-          <w:p>
-            <w:r>
-              <w:rPr>
-                <w:sz w:val="16"/>
+            <w:tcW w:type="dxa" w:w="1634"/>
+          </w:tcPr>
+          <w:p>
+            <w:r>
+              <w:rPr>
+                <w:sz w:val="14"/>
               </w:rPr>
               <w:t>AESA</w:t>
             </w:r>
@@ -970,12 +1208,38 @@
         </w:tc>
         <w:tc>
           <w:tcPr>
-            <w:tcW w:type="dxa" w:w="2069"/>
-          </w:tcPr>
-          <w:p>
-            <w:r>
-              <w:rPr>
-                <w:sz w:val="16"/>
+            <w:tcW w:type="dxa" w:w="1634"/>
+          </w:tcPr>
+          <w:p>
+            <w:r>
+              <w:rPr>
+                <w:sz w:val="14"/>
+              </w:rPr>
+              <w:t>Anticipar SIT a taller (IEC-62381 lo ubica post-SAT) para reducir riesgo en sitio.</w:t>
+            </w:r>
+          </w:p>
+        </w:tc>
+        <w:tc>
+          <w:tcPr>
+            <w:tcW w:type="dxa" w:w="1634"/>
+          </w:tcPr>
+          <w:p>
+            <w:r>
+              <w:rPr>
+                <w:sz w:val="14"/>
+              </w:rPr>
+              <w:t>IEC 62381; ACAL-000-MO-K-101</w:t>
+            </w:r>
+          </w:p>
+        </w:tc>
+        <w:tc>
+          <w:tcPr>
+            <w:tcW w:type="dxa" w:w="1634"/>
+          </w:tcPr>
+          <w:p>
+            <w:r>
+              <w:rPr>
+                <w:sz w:val="14"/>
               </w:rPr>
               <w:t>P-303</w:t>
             </w:r>
@@ -985,12 +1249,12 @@
       <w:tr>
         <w:tc>
           <w:tcPr>
-            <w:tcW w:type="dxa" w:w="2069"/>
-          </w:tcPr>
-          <w:p>
-            <w:r>
-              <w:rPr>
-                <w:sz w:val="16"/>
+            <w:tcW w:type="dxa" w:w="1634"/>
+          </w:tcPr>
+          <w:p>
+            <w:r>
+              <w:rPr>
+                <w:sz w:val="14"/>
               </w:rPr>
               <w:t>10</w:t>
             </w:r>
@@ -998,12 +1262,12 @@
         </w:tc>
         <w:tc>
           <w:tcPr>
-            <w:tcW w:type="dxa" w:w="2069"/>
-          </w:tcPr>
-          <w:p>
-            <w:r>
-              <w:rPr>
-                <w:sz w:val="16"/>
+            <w:tcW w:type="dxa" w:w="1634"/>
+          </w:tcPr>
+          <w:p>
+            <w:r>
+              <w:rPr>
+                <w:sz w:val="14"/>
               </w:rPr>
               <w:t>SCADA proceso</w:t>
             </w:r>
@@ -1011,12 +1275,12 @@
         </w:tc>
         <w:tc>
           <w:tcPr>
-            <w:tcW w:type="dxa" w:w="2069"/>
-          </w:tcPr>
-          <w:p>
-            <w:r>
-              <w:rPr>
-                <w:sz w:val="16"/>
+            <w:tcW w:type="dxa" w:w="1634"/>
+          </w:tcPr>
+          <w:p>
+            <w:r>
+              <w:rPr>
+                <w:sz w:val="14"/>
               </w:rPr>
               <w:t>Ampliación de SCADA CPF1/CPF2</w:t>
             </w:r>
@@ -1024,25 +1288,25 @@
         </w:tc>
         <w:tc>
           <w:tcPr>
-            <w:tcW w:type="dxa" w:w="2069"/>
-          </w:tcPr>
-          <w:p>
-            <w:r>
-              <w:rPr>
-                <w:sz w:val="16"/>
-              </w:rPr>
-              <w:t>Incluida en montaje/programación/integración (sin precio separado en la planilla).</w:t>
-            </w:r>
-          </w:p>
-        </w:tc>
-        <w:tc>
-          <w:tcPr>
-            <w:tcW w:type="dxa" w:w="2069"/>
-          </w:tcPr>
-          <w:p>
-            <w:r>
-              <w:rPr>
-                <w:sz w:val="16"/>
+            <w:tcW w:type="dxa" w:w="1634"/>
+          </w:tcPr>
+          <w:p>
+            <w:r>
+              <w:rPr>
+                <w:sz w:val="14"/>
+              </w:rPr>
+              <w:t>Incluida en montaje/programación/integración (sin precio separado).</w:t>
+            </w:r>
+          </w:p>
+        </w:tc>
+        <w:tc>
+          <w:tcPr>
+            <w:tcW w:type="dxa" w:w="1634"/>
+          </w:tcPr>
+          <w:p>
+            <w:r>
+              <w:rPr>
+                <w:sz w:val="14"/>
               </w:rPr>
               <w:t>AESA</w:t>
             </w:r>
@@ -1050,12 +1314,12 @@
         </w:tc>
         <w:tc>
           <w:tcPr>
-            <w:tcW w:type="dxa" w:w="2069"/>
-          </w:tcPr>
-          <w:p>
-            <w:r>
-              <w:rPr>
-                <w:sz w:val="16"/>
+            <w:tcW w:type="dxa" w:w="1634"/>
+          </w:tcPr>
+          <w:p>
+            <w:r>
+              <w:rPr>
+                <w:sz w:val="14"/>
               </w:rPr>
               <w:t>AESA</w:t>
             </w:r>
@@ -1063,14 +1327,40 @@
         </w:tc>
         <w:tc>
           <w:tcPr>
-            <w:tcW w:type="dxa" w:w="2069"/>
-          </w:tcPr>
-          <w:p>
-            <w:r>
-              <w:rPr>
-                <w:sz w:val="16"/>
-              </w:rPr>
-              <w:t>Ad-68 (01.C.07.04.03), P-282</w:t>
+            <w:tcW w:type="dxa" w:w="1634"/>
+          </w:tcPr>
+          <w:p>
+            <w:r>
+              <w:rPr>
+                <w:sz w:val="14"/>
+              </w:rPr>
+              <w:t>🚩 Sin precio separado (incluida) → riesgo de subvaloración / disputa de alcance.</w:t>
+            </w:r>
+          </w:p>
+        </w:tc>
+        <w:tc>
+          <w:tcPr>
+            <w:tcW w:type="dxa" w:w="1634"/>
+          </w:tcPr>
+          <w:p>
+            <w:r>
+              <w:rPr>
+                <w:sz w:val="14"/>
+              </w:rPr>
+              <w:t>Ad 01.C.07.04.03</w:t>
+            </w:r>
+          </w:p>
+        </w:tc>
+        <w:tc>
+          <w:tcPr>
+            <w:tcW w:type="dxa" w:w="1634"/>
+          </w:tcPr>
+          <w:p>
+            <w:r>
+              <w:rPr>
+                <w:sz w:val="14"/>
+              </w:rPr>
+              <w:t>Ad-68, P-282</w:t>
             </w:r>
           </w:p>
         </w:tc>
@@ -1078,12 +1368,12 @@
       <w:tr>
         <w:tc>
           <w:tcPr>
-            <w:tcW w:type="dxa" w:w="2069"/>
-          </w:tcPr>
-          <w:p>
-            <w:r>
-              <w:rPr>
-                <w:sz w:val="16"/>
+            <w:tcW w:type="dxa" w:w="1634"/>
+          </w:tcPr>
+          <w:p>
+            <w:r>
+              <w:rPr>
+                <w:sz w:val="14"/>
               </w:rPr>
               <w:t>11</w:t>
             </w:r>
@@ -1091,12 +1381,12 @@
         </w:tc>
         <w:tc>
           <w:tcPr>
-            <w:tcW w:type="dxa" w:w="2069"/>
-          </w:tcPr>
-          <w:p>
-            <w:r>
-              <w:rPr>
-                <w:sz w:val="16"/>
+            <w:tcW w:type="dxa" w:w="1634"/>
+          </w:tcPr>
+          <w:p>
+            <w:r>
+              <w:rPr>
+                <w:sz w:val="14"/>
               </w:rPr>
               <w:t>SCADA eléctrico (PMS)</w:t>
             </w:r>
@@ -1104,12 +1394,12 @@
         </w:tc>
         <w:tc>
           <w:tcPr>
-            <w:tcW w:type="dxa" w:w="2069"/>
-          </w:tcPr>
-          <w:p>
-            <w:r>
-              <w:rPr>
-                <w:sz w:val="16"/>
+            <w:tcW w:type="dxa" w:w="1634"/>
+          </w:tcPr>
+          <w:p>
+            <w:r>
+              <w:rPr>
+                <w:sz w:val="14"/>
               </w:rPr>
               <w:t>Ampliación del SCADA Eléctrico / PMS (ABB)</w:t>
             </w:r>
@@ -1117,25 +1407,25 @@
         </w:tc>
         <w:tc>
           <w:tcPr>
-            <w:tcW w:type="dxa" w:w="2069"/>
-          </w:tcPr>
-          <w:p>
-            <w:r>
-              <w:rPr>
-                <w:sz w:val="16"/>
-              </w:rPr>
-              <w:t>Ampliación de HW con tableros ABB, nuevas pantallas y modificación de existentes; desconexión de cargas.</w:t>
-            </w:r>
-          </w:p>
-        </w:tc>
-        <w:tc>
-          <w:tcPr>
-            <w:tcW w:type="dxa" w:w="2069"/>
-          </w:tcPr>
-          <w:p>
-            <w:r>
-              <w:rPr>
-                <w:sz w:val="16"/>
+            <w:tcW w:type="dxa" w:w="1634"/>
+          </w:tcPr>
+          <w:p>
+            <w:r>
+              <w:rPr>
+                <w:sz w:val="14"/>
+              </w:rPr>
+              <w:t>Ampliación de HW (tableros ABB), nuevas pantallas y modificación de existentes; desconexión de cargas.</w:t>
+            </w:r>
+          </w:p>
+        </w:tc>
+        <w:tc>
+          <w:tcPr>
+            <w:tcW w:type="dxa" w:w="1634"/>
+          </w:tcPr>
+          <w:p>
+            <w:r>
+              <w:rPr>
+                <w:sz w:val="14"/>
               </w:rPr>
               <w:t>AESA</w:t>
             </w:r>
@@ -1143,12 +1433,12 @@
         </w:tc>
         <w:tc>
           <w:tcPr>
-            <w:tcW w:type="dxa" w:w="2069"/>
-          </w:tcPr>
-          <w:p>
-            <w:r>
-              <w:rPr>
-                <w:sz w:val="16"/>
+            <w:tcW w:type="dxa" w:w="1634"/>
+          </w:tcPr>
+          <w:p>
+            <w:r>
+              <w:rPr>
+                <w:sz w:val="14"/>
               </w:rPr>
               <w:t>AESA</w:t>
             </w:r>
@@ -1156,14 +1446,40 @@
         </w:tc>
         <w:tc>
           <w:tcPr>
-            <w:tcW w:type="dxa" w:w="2069"/>
-          </w:tcPr>
-          <w:p>
-            <w:r>
-              <w:rPr>
-                <w:sz w:val="16"/>
-              </w:rPr>
-              <w:t>P-144, P-281, Ad-67 (01.C.06.05.18)</w:t>
+            <w:tcW w:type="dxa" w:w="1634"/>
+          </w:tcPr>
+          <w:p>
+            <w:r>
+              <w:rPr>
+                <w:sz w:val="14"/>
+              </w:rPr>
+              <w:t>Mantener ABB; acordar nuevas cargas disponibles para desconexión.</w:t>
+            </w:r>
+          </w:p>
+        </w:tc>
+        <w:tc>
+          <w:tcPr>
+            <w:tcW w:type="dxa" w:w="1634"/>
+          </w:tcPr>
+          <w:p>
+            <w:r>
+              <w:rPr>
+                <w:sz w:val="14"/>
+              </w:rPr>
+              <w:t>021-ACAL-100-PS030-E-302 (Arq.); -E-303 (Topología)</w:t>
+            </w:r>
+          </w:p>
+        </w:tc>
+        <w:tc>
+          <w:tcPr>
+            <w:tcW w:type="dxa" w:w="1634"/>
+          </w:tcPr>
+          <w:p>
+            <w:r>
+              <w:rPr>
+                <w:sz w:val="14"/>
+              </w:rPr>
+              <w:t>P-144, P-281, Ad-67</w:t>
             </w:r>
           </w:p>
         </w:tc>
@@ -1171,12 +1487,12 @@
       <w:tr>
         <w:tc>
           <w:tcPr>
-            <w:tcW w:type="dxa" w:w="2069"/>
-          </w:tcPr>
-          <w:p>
-            <w:r>
-              <w:rPr>
-                <w:sz w:val="16"/>
+            <w:tcW w:type="dxa" w:w="1634"/>
+          </w:tcPr>
+          <w:p>
+            <w:r>
+              <w:rPr>
+                <w:sz w:val="14"/>
               </w:rPr>
               <w:t>12</w:t>
             </w:r>
@@ -1184,12 +1500,12 @@
         </w:tc>
         <w:tc>
           <w:tcPr>
-            <w:tcW w:type="dxa" w:w="2069"/>
-          </w:tcPr>
-          <w:p>
-            <w:r>
-              <w:rPr>
-                <w:sz w:val="16"/>
+            <w:tcW w:type="dxa" w:w="1634"/>
+          </w:tcPr>
+          <w:p>
+            <w:r>
+              <w:rPr>
+                <w:sz w:val="14"/>
               </w:rPr>
               <w:t>SCADA eléctrico (PMS)</w:t>
             </w:r>
@@ -1197,12 +1513,12 @@
         </w:tc>
         <w:tc>
           <w:tcPr>
-            <w:tcW w:type="dxa" w:w="2069"/>
-          </w:tcPr>
-          <w:p>
-            <w:r>
-              <w:rPr>
-                <w:sz w:val="16"/>
+            <w:tcW w:type="dxa" w:w="1634"/>
+          </w:tcPr>
+          <w:p>
+            <w:r>
+              <w:rPr>
+                <w:sz w:val="14"/>
               </w:rPr>
               <w:t>Red redundante IEC 61850</w:t>
             </w:r>
@@ -1210,12 +1526,12 @@
         </w:tc>
         <w:tc>
           <w:tcPr>
-            <w:tcW w:type="dxa" w:w="2069"/>
-          </w:tcPr>
-          <w:p>
-            <w:r>
-              <w:rPr>
-                <w:sz w:val="16"/>
+            <w:tcW w:type="dxa" w:w="1634"/>
+          </w:tcPr>
+          <w:p>
+            <w:r>
+              <w:rPr>
+                <w:sz w:val="14"/>
               </w:rPr>
               <w:t>Criterio de red redundante para SCADA eléctrico confirmado.</w:t>
             </w:r>
@@ -1223,12 +1539,12 @@
         </w:tc>
         <w:tc>
           <w:tcPr>
-            <w:tcW w:type="dxa" w:w="2069"/>
-          </w:tcPr>
-          <w:p>
-            <w:r>
-              <w:rPr>
-                <w:sz w:val="16"/>
+            <w:tcW w:type="dxa" w:w="1634"/>
+          </w:tcPr>
+          <w:p>
+            <w:r>
+              <w:rPr>
+                <w:sz w:val="14"/>
               </w:rPr>
               <w:t>AESA</w:t>
             </w:r>
@@ -1236,12 +1552,12 @@
         </w:tc>
         <w:tc>
           <w:tcPr>
-            <w:tcW w:type="dxa" w:w="2069"/>
-          </w:tcPr>
-          <w:p>
-            <w:r>
-              <w:rPr>
-                <w:sz w:val="16"/>
+            <w:tcW w:type="dxa" w:w="1634"/>
+          </w:tcPr>
+          <w:p>
+            <w:r>
+              <w:rPr>
+                <w:sz w:val="14"/>
               </w:rPr>
               <w:t>AESA</w:t>
             </w:r>
@@ -1249,12 +1565,38 @@
         </w:tc>
         <w:tc>
           <w:tcPr>
-            <w:tcW w:type="dxa" w:w="2069"/>
-          </w:tcPr>
-          <w:p>
-            <w:r>
-              <w:rPr>
-                <w:sz w:val="16"/>
+            <w:tcW w:type="dxa" w:w="1634"/>
+          </w:tcPr>
+          <w:p>
+            <w:r>
+              <w:rPr>
+                <w:sz w:val="14"/>
+              </w:rPr>
+              <w:t>Confirmado por consulta de oferente.</w:t>
+            </w:r>
+          </w:p>
+        </w:tc>
+        <w:tc>
+          <w:tcPr>
+            <w:tcW w:type="dxa" w:w="1634"/>
+          </w:tcPr>
+          <w:p>
+            <w:r>
+              <w:rPr>
+                <w:sz w:val="14"/>
+              </w:rPr>
+              <w:t>IEC 61850; 021-ACAL-100-PS030-E-303</w:t>
+            </w:r>
+          </w:p>
+        </w:tc>
+        <w:tc>
+          <w:tcPr>
+            <w:tcW w:type="dxa" w:w="1634"/>
+          </w:tcPr>
+          <w:p>
+            <w:r>
+              <w:rPr>
+                <w:sz w:val="14"/>
               </w:rPr>
               <w:t>P-304</w:t>
             </w:r>
@@ -1264,12 +1606,12 @@
       <w:tr>
         <w:tc>
           <w:tcPr>
-            <w:tcW w:type="dxa" w:w="2069"/>
-          </w:tcPr>
-          <w:p>
-            <w:r>
-              <w:rPr>
-                <w:sz w:val="16"/>
+            <w:tcW w:type="dxa" w:w="1634"/>
+          </w:tcPr>
+          <w:p>
+            <w:r>
+              <w:rPr>
+                <w:sz w:val="14"/>
               </w:rPr>
               <w:t>13</w:t>
             </w:r>
@@ -1277,12 +1619,12 @@
         </w:tc>
         <w:tc>
           <w:tcPr>
-            <w:tcW w:type="dxa" w:w="2069"/>
-          </w:tcPr>
-          <w:p>
-            <w:r>
-              <w:rPr>
-                <w:sz w:val="16"/>
+            <w:tcW w:type="dxa" w:w="1634"/>
+          </w:tcPr>
+          <w:p>
+            <w:r>
+              <w:rPr>
+                <w:sz w:val="14"/>
               </w:rPr>
               <w:t>PSS</w:t>
             </w:r>
@@ -1290,12 +1632,12 @@
         </w:tc>
         <w:tc>
           <w:tcPr>
-            <w:tcW w:type="dxa" w:w="2069"/>
-          </w:tcPr>
-          <w:p>
-            <w:r>
-              <w:rPr>
-                <w:sz w:val="16"/>
+            <w:tcW w:type="dxa" w:w="1634"/>
+          </w:tcPr>
+          <w:p>
+            <w:r>
+              <w:rPr>
+                <w:sz w:val="14"/>
               </w:rPr>
               <w:t>Gabinetes de seguridad PSS — hardware (CPF-PSS-SC-07/08)</w:t>
             </w:r>
@@ -1303,12 +1645,12 @@
         </w:tc>
         <w:tc>
           <w:tcPr>
-            <w:tcW w:type="dxa" w:w="2069"/>
-          </w:tcPr>
-          <w:p>
-            <w:r>
-              <w:rPr>
-                <w:sz w:val="16"/>
+            <w:tcW w:type="dxa" w:w="1634"/>
+          </w:tcPr>
+          <w:p>
+            <w:r>
+              <w:rPr>
+                <w:sz w:val="14"/>
               </w:rPr>
               <w:t>Hardware del sistema de seguridad de proceso (HIMA/HIMAX). PP provee; AESA monta y cablea.</w:t>
             </w:r>
@@ -1316,12 +1658,12 @@
         </w:tc>
         <w:tc>
           <w:tcPr>
-            <w:tcW w:type="dxa" w:w="2069"/>
-          </w:tcPr>
-          <w:p>
-            <w:r>
-              <w:rPr>
-                <w:sz w:val="16"/>
+            <w:tcW w:type="dxa" w:w="1634"/>
+          </w:tcPr>
+          <w:p>
+            <w:r>
+              <w:rPr>
+                <w:sz w:val="14"/>
               </w:rPr>
               <w:t>PP</w:t>
             </w:r>
@@ -1329,12 +1671,12 @@
         </w:tc>
         <w:tc>
           <w:tcPr>
-            <w:tcW w:type="dxa" w:w="2069"/>
-          </w:tcPr>
-          <w:p>
-            <w:r>
-              <w:rPr>
-                <w:sz w:val="16"/>
+            <w:tcW w:type="dxa" w:w="1634"/>
+          </w:tcPr>
+          <w:p>
+            <w:r>
+              <w:rPr>
+                <w:sz w:val="14"/>
               </w:rPr>
               <w:t>AESA</w:t>
             </w:r>
@@ -1342,12 +1684,38 @@
         </w:tc>
         <w:tc>
           <w:tcPr>
-            <w:tcW w:type="dxa" w:w="2069"/>
-          </w:tcPr>
-          <w:p>
-            <w:r>
-              <w:rPr>
-                <w:sz w:val="16"/>
+            <w:tcW w:type="dxa" w:w="1634"/>
+          </w:tcPr>
+          <w:p>
+            <w:r>
+              <w:rPr>
+                <w:sz w:val="14"/>
+              </w:rPr>
+              <w:t>🚩 En P-408 rotulado con código del PCS (inconsistencia a reconciliar). FAT si cambia matriz C&amp;E.</w:t>
+            </w:r>
+          </w:p>
+        </w:tc>
+        <w:tc>
+          <w:tcPr>
+            <w:tcW w:type="dxa" w:w="1634"/>
+          </w:tcPr>
+          <w:p>
+            <w:r>
+              <w:rPr>
+                <w:sz w:val="14"/>
+              </w:rPr>
+              <w:t>ACAL-100-PL-K-562/564; ACAL-100-PL-K-551</w:t>
+            </w:r>
+          </w:p>
+        </w:tc>
+        <w:tc>
+          <w:tcPr>
+            <w:tcW w:type="dxa" w:w="1634"/>
+          </w:tcPr>
+          <w:p>
+            <w:r>
+              <w:rPr>
+                <w:sz w:val="14"/>
               </w:rPr>
               <w:t>P-144, P-408</w:t>
             </w:r>
@@ -1357,12 +1725,12 @@
       <w:tr>
         <w:tc>
           <w:tcPr>
-            <w:tcW w:type="dxa" w:w="2069"/>
-          </w:tcPr>
-          <w:p>
-            <w:r>
-              <w:rPr>
-                <w:sz w:val="16"/>
+            <w:tcW w:type="dxa" w:w="1634"/>
+          </w:tcPr>
+          <w:p>
+            <w:r>
+              <w:rPr>
+                <w:sz w:val="14"/>
               </w:rPr>
               <w:t>14</w:t>
             </w:r>
@@ -1370,12 +1738,12 @@
         </w:tc>
         <w:tc>
           <w:tcPr>
-            <w:tcW w:type="dxa" w:w="2069"/>
-          </w:tcPr>
-          <w:p>
-            <w:r>
-              <w:rPr>
-                <w:sz w:val="16"/>
+            <w:tcW w:type="dxa" w:w="1634"/>
+          </w:tcPr>
+          <w:p>
+            <w:r>
+              <w:rPr>
+                <w:sz w:val="14"/>
               </w:rPr>
               <w:t>PSS</w:t>
             </w:r>
@@ -1383,12 +1751,12 @@
         </w:tc>
         <w:tc>
           <w:tcPr>
-            <w:tcW w:type="dxa" w:w="2069"/>
-          </w:tcPr>
-          <w:p>
-            <w:r>
-              <w:rPr>
-                <w:sz w:val="16"/>
+            <w:tcW w:type="dxa" w:w="1634"/>
+          </w:tcPr>
+          <w:p>
+            <w:r>
+              <w:rPr>
+                <w:sz w:val="14"/>
               </w:rPr>
               <w:t>Ampliación de remota PSS</w:t>
             </w:r>
@@ -1396,25 +1764,25 @@
         </w:tc>
         <w:tc>
           <w:tcPr>
-            <w:tcW w:type="dxa" w:w="2069"/>
-          </w:tcPr>
-          <w:p>
-            <w:r>
-              <w:rPr>
-                <w:sz w:val="16"/>
-              </w:rPr>
-              <w:t>Módulos de I/O (según listado de señales + reserva), connector boards, cables FTA y tablero de marshalling completo (sala remota 6).</w:t>
-            </w:r>
-          </w:p>
-        </w:tc>
-        <w:tc>
-          <w:tcPr>
-            <w:tcW w:type="dxa" w:w="2069"/>
-          </w:tcPr>
-          <w:p>
-            <w:r>
-              <w:rPr>
-                <w:sz w:val="16"/>
+            <w:tcW w:type="dxa" w:w="1634"/>
+          </w:tcPr>
+          <w:p>
+            <w:r>
+              <w:rPr>
+                <w:sz w:val="14"/>
+              </w:rPr>
+              <w:t>Módulos de I/O (según listado + reserva), connector boards, cables FTA y marshalling completo (sala remota 6).</w:t>
+            </w:r>
+          </w:p>
+        </w:tc>
+        <w:tc>
+          <w:tcPr>
+            <w:tcW w:type="dxa" w:w="1634"/>
+          </w:tcPr>
+          <w:p>
+            <w:r>
+              <w:rPr>
+                <w:sz w:val="14"/>
               </w:rPr>
               <w:t>AESA</w:t>
             </w:r>
@@ -1422,12 +1790,12 @@
         </w:tc>
         <w:tc>
           <w:tcPr>
-            <w:tcW w:type="dxa" w:w="2069"/>
-          </w:tcPr>
-          <w:p>
-            <w:r>
-              <w:rPr>
-                <w:sz w:val="16"/>
+            <w:tcW w:type="dxa" w:w="1634"/>
+          </w:tcPr>
+          <w:p>
+            <w:r>
+              <w:rPr>
+                <w:sz w:val="14"/>
               </w:rPr>
               <w:t>AESA</w:t>
             </w:r>
@@ -1435,12 +1803,38 @@
         </w:tc>
         <w:tc>
           <w:tcPr>
-            <w:tcW w:type="dxa" w:w="2069"/>
-          </w:tcPr>
-          <w:p>
-            <w:r>
-              <w:rPr>
-                <w:sz w:val="16"/>
+            <w:tcW w:type="dxa" w:w="1634"/>
+          </w:tcPr>
+          <w:p>
+            <w:r>
+              <w:rPr>
+                <w:sz w:val="14"/>
+              </w:rPr>
+              <w:t>Única ampliación de HW de seguridad; módulos en rack existente.</w:t>
+            </w:r>
+          </w:p>
+        </w:tc>
+        <w:tc>
+          <w:tcPr>
+            <w:tcW w:type="dxa" w:w="1634"/>
+          </w:tcPr>
+          <w:p>
+            <w:r>
+              <w:rPr>
+                <w:sz w:val="14"/>
+              </w:rPr>
+              <w:t>Listado de Señales; ACAL-100-PL-K-100</w:t>
+            </w:r>
+          </w:p>
+        </w:tc>
+        <w:tc>
+          <w:tcPr>
+            <w:tcW w:type="dxa" w:w="1634"/>
+          </w:tcPr>
+          <w:p>
+            <w:r>
+              <w:rPr>
+                <w:sz w:val="14"/>
               </w:rPr>
               <w:t>P-145, P-303</w:t>
             </w:r>
@@ -1450,12 +1844,12 @@
       <w:tr>
         <w:tc>
           <w:tcPr>
-            <w:tcW w:type="dxa" w:w="2069"/>
-          </w:tcPr>
-          <w:p>
-            <w:r>
-              <w:rPr>
-                <w:sz w:val="16"/>
+            <w:tcW w:type="dxa" w:w="1634"/>
+          </w:tcPr>
+          <w:p>
+            <w:r>
+              <w:rPr>
+                <w:sz w:val="14"/>
               </w:rPr>
               <w:t>15</w:t>
             </w:r>
@@ -1463,12 +1857,12 @@
         </w:tc>
         <w:tc>
           <w:tcPr>
-            <w:tcW w:type="dxa" w:w="2069"/>
-          </w:tcPr>
-          <w:p>
-            <w:r>
-              <w:rPr>
-                <w:sz w:val="16"/>
+            <w:tcW w:type="dxa" w:w="1634"/>
+          </w:tcPr>
+          <w:p>
+            <w:r>
+              <w:rPr>
+                <w:sz w:val="14"/>
               </w:rPr>
               <w:t>PSS</w:t>
             </w:r>
@@ -1476,12 +1870,12 @@
         </w:tc>
         <w:tc>
           <w:tcPr>
-            <w:tcW w:type="dxa" w:w="2069"/>
-          </w:tcPr>
-          <w:p>
-            <w:r>
-              <w:rPr>
-                <w:sz w:val="16"/>
+            <w:tcW w:type="dxa" w:w="1634"/>
+          </w:tcPr>
+          <w:p>
+            <w:r>
+              <w:rPr>
+                <w:sz w:val="14"/>
               </w:rPr>
               <w:t>Configuración del sistema PSS</w:t>
             </w:r>
@@ -1489,12 +1883,12 @@
         </w:tc>
         <w:tc>
           <w:tcPr>
-            <w:tcW w:type="dxa" w:w="2069"/>
-          </w:tcPr>
-          <w:p>
-            <w:r>
-              <w:rPr>
-                <w:sz w:val="16"/>
+            <w:tcW w:type="dxa" w:w="1634"/>
+          </w:tcPr>
+          <w:p>
+            <w:r>
+              <w:rPr>
+                <w:sz w:val="14"/>
               </w:rPr>
               <w:t>Excluida del alcance del Contratista.</w:t>
             </w:r>
@@ -1502,12 +1896,12 @@
         </w:tc>
         <w:tc>
           <w:tcPr>
-            <w:tcW w:type="dxa" w:w="2069"/>
-          </w:tcPr>
-          <w:p>
-            <w:r>
-              <w:rPr>
-                <w:sz w:val="16"/>
+            <w:tcW w:type="dxa" w:w="1634"/>
+          </w:tcPr>
+          <w:p>
+            <w:r>
+              <w:rPr>
+                <w:sz w:val="14"/>
               </w:rPr>
               <w:t>PP</w:t>
             </w:r>
@@ -1515,12 +1909,12 @@
         </w:tc>
         <w:tc>
           <w:tcPr>
-            <w:tcW w:type="dxa" w:w="2069"/>
-          </w:tcPr>
-          <w:p>
-            <w:r>
-              <w:rPr>
-                <w:sz w:val="16"/>
+            <w:tcW w:type="dxa" w:w="1634"/>
+          </w:tcPr>
+          <w:p>
+            <w:r>
+              <w:rPr>
+                <w:sz w:val="14"/>
               </w:rPr>
               <w:t>PP</w:t>
             </w:r>
@@ -1528,12 +1922,38 @@
         </w:tc>
         <w:tc>
           <w:tcPr>
-            <w:tcW w:type="dxa" w:w="2069"/>
-          </w:tcPr>
-          <w:p>
-            <w:r>
-              <w:rPr>
-                <w:sz w:val="16"/>
+            <w:tcW w:type="dxa" w:w="1634"/>
+          </w:tcPr>
+          <w:p>
+            <w:r>
+              <w:rPr>
+                <w:sz w:val="14"/>
+              </w:rPr>
+              <w:t>Cambios de campo de AESA impactan la configuración → coordinar con PP.</w:t>
+            </w:r>
+          </w:p>
+        </w:tc>
+        <w:tc>
+          <w:tcPr>
+            <w:tcW w:type="dxa" w:w="1634"/>
+          </w:tcPr>
+          <w:p>
+            <w:r>
+              <w:rPr>
+                <w:sz w:val="14"/>
+              </w:rPr>
+              <w:t>Aclaración §3.7 (consulta)</w:t>
+            </w:r>
+          </w:p>
+        </w:tc>
+        <w:tc>
+          <w:tcPr>
+            <w:tcW w:type="dxa" w:w="1634"/>
+          </w:tcPr>
+          <w:p>
+            <w:r>
+              <w:rPr>
+                <w:sz w:val="14"/>
               </w:rPr>
               <w:t>P-303</w:t>
             </w:r>
@@ -1543,12 +1963,12 @@
       <w:tr>
         <w:tc>
           <w:tcPr>
-            <w:tcW w:type="dxa" w:w="2069"/>
-          </w:tcPr>
-          <w:p>
-            <w:r>
-              <w:rPr>
-                <w:sz w:val="16"/>
+            <w:tcW w:type="dxa" w:w="1634"/>
+          </w:tcPr>
+          <w:p>
+            <w:r>
+              <w:rPr>
+                <w:sz w:val="14"/>
               </w:rPr>
               <w:t>16</w:t>
             </w:r>
@@ -1556,12 +1976,12 @@
         </w:tc>
         <w:tc>
           <w:tcPr>
-            <w:tcW w:type="dxa" w:w="2069"/>
-          </w:tcPr>
-          <w:p>
-            <w:r>
-              <w:rPr>
-                <w:sz w:val="16"/>
+            <w:tcW w:type="dxa" w:w="1634"/>
+          </w:tcPr>
+          <w:p>
+            <w:r>
+              <w:rPr>
+                <w:sz w:val="14"/>
               </w:rPr>
               <w:t>ESD</w:t>
             </w:r>
@@ -1569,12 +1989,12 @@
         </w:tc>
         <w:tc>
           <w:tcPr>
-            <w:tcW w:type="dxa" w:w="2069"/>
-          </w:tcPr>
-          <w:p>
-            <w:r>
-              <w:rPr>
-                <w:sz w:val="16"/>
+            <w:tcW w:type="dxa" w:w="1634"/>
+          </w:tcPr>
+          <w:p>
+            <w:r>
+              <w:rPr>
+                <w:sz w:val="14"/>
               </w:rPr>
               <w:t>Gabinetes de seguridad ESD — hardware (CPF-ESD-SC-07/08)</w:t>
             </w:r>
@@ -1582,12 +2002,12 @@
         </w:tc>
         <w:tc>
           <w:tcPr>
-            <w:tcW w:type="dxa" w:w="2069"/>
-          </w:tcPr>
-          <w:p>
-            <w:r>
-              <w:rPr>
-                <w:sz w:val="16"/>
+            <w:tcW w:type="dxa" w:w="1634"/>
+          </w:tcPr>
+          <w:p>
+            <w:r>
+              <w:rPr>
+                <w:sz w:val="14"/>
               </w:rPr>
               <w:t>Hardware del sistema de parada de emergencia (HIMA/HIMAX). PP provee; AESA monta y cablea.</w:t>
             </w:r>
@@ -1595,12 +2015,12 @@
         </w:tc>
         <w:tc>
           <w:tcPr>
-            <w:tcW w:type="dxa" w:w="2069"/>
-          </w:tcPr>
-          <w:p>
-            <w:r>
-              <w:rPr>
-                <w:sz w:val="16"/>
+            <w:tcW w:type="dxa" w:w="1634"/>
+          </w:tcPr>
+          <w:p>
+            <w:r>
+              <w:rPr>
+                <w:sz w:val="14"/>
               </w:rPr>
               <w:t>PP</w:t>
             </w:r>
@@ -1608,12 +2028,12 @@
         </w:tc>
         <w:tc>
           <w:tcPr>
-            <w:tcW w:type="dxa" w:w="2069"/>
-          </w:tcPr>
-          <w:p>
-            <w:r>
-              <w:rPr>
-                <w:sz w:val="16"/>
+            <w:tcW w:type="dxa" w:w="1634"/>
+          </w:tcPr>
+          <w:p>
+            <w:r>
+              <w:rPr>
+                <w:sz w:val="14"/>
               </w:rPr>
               <w:t>AESA</w:t>
             </w:r>
@@ -1621,12 +2041,38 @@
         </w:tc>
         <w:tc>
           <w:tcPr>
-            <w:tcW w:type="dxa" w:w="2069"/>
-          </w:tcPr>
-          <w:p>
-            <w:r>
-              <w:rPr>
-                <w:sz w:val="16"/>
+            <w:tcW w:type="dxa" w:w="1634"/>
+          </w:tcPr>
+          <w:p>
+            <w:r>
+              <w:rPr>
+                <w:sz w:val="14"/>
+              </w:rPr>
+              <w:t>🚩 Misma inconsistencia de código en P-408.</w:t>
+            </w:r>
+          </w:p>
+        </w:tc>
+        <w:tc>
+          <w:tcPr>
+            <w:tcW w:type="dxa" w:w="1634"/>
+          </w:tcPr>
+          <w:p>
+            <w:r>
+              <w:rPr>
+                <w:sz w:val="14"/>
+              </w:rPr>
+              <w:t>ACAL-100-PL-K-552/554; 021-ACAL-100-HD-K-311 (Válvulas ESD)</w:t>
+            </w:r>
+          </w:p>
+        </w:tc>
+        <w:tc>
+          <w:tcPr>
+            <w:tcW w:type="dxa" w:w="1634"/>
+          </w:tcPr>
+          <w:p>
+            <w:r>
+              <w:rPr>
+                <w:sz w:val="14"/>
               </w:rPr>
               <w:t>P-144, P-408</w:t>
             </w:r>
@@ -1636,12 +2082,12 @@
       <w:tr>
         <w:tc>
           <w:tcPr>
-            <w:tcW w:type="dxa" w:w="2069"/>
-          </w:tcPr>
-          <w:p>
-            <w:r>
-              <w:rPr>
-                <w:sz w:val="16"/>
+            <w:tcW w:type="dxa" w:w="1634"/>
+          </w:tcPr>
+          <w:p>
+            <w:r>
+              <w:rPr>
+                <w:sz w:val="14"/>
               </w:rPr>
               <w:t>17</w:t>
             </w:r>
@@ -1649,12 +2095,12 @@
         </w:tc>
         <w:tc>
           <w:tcPr>
-            <w:tcW w:type="dxa" w:w="2069"/>
-          </w:tcPr>
-          <w:p>
-            <w:r>
-              <w:rPr>
-                <w:sz w:val="16"/>
+            <w:tcW w:type="dxa" w:w="1634"/>
+          </w:tcPr>
+          <w:p>
+            <w:r>
+              <w:rPr>
+                <w:sz w:val="14"/>
               </w:rPr>
               <w:t>ESD</w:t>
             </w:r>
@@ -1662,12 +2108,12 @@
         </w:tc>
         <w:tc>
           <w:tcPr>
-            <w:tcW w:type="dxa" w:w="2069"/>
-          </w:tcPr>
-          <w:p>
-            <w:r>
-              <w:rPr>
-                <w:sz w:val="16"/>
+            <w:tcW w:type="dxa" w:w="1634"/>
+          </w:tcPr>
+          <w:p>
+            <w:r>
+              <w:rPr>
+                <w:sz w:val="14"/>
               </w:rPr>
               <w:t>Gabinetes de marshalling ESD (CPF2-ESD-MC-07A/08A)</w:t>
             </w:r>
@@ -1675,12 +2121,12 @@
         </w:tc>
         <w:tc>
           <w:tcPr>
-            <w:tcW w:type="dxa" w:w="2069"/>
-          </w:tcPr>
-          <w:p>
-            <w:r>
-              <w:rPr>
-                <w:sz w:val="16"/>
+            <w:tcW w:type="dxa" w:w="1634"/>
+          </w:tcPr>
+          <w:p>
+            <w:r>
+              <w:rPr>
+                <w:sz w:val="14"/>
               </w:rPr>
               <w:t>Marshalling del ESD (ingeniería, provisión y montaje).</w:t>
             </w:r>
@@ -1688,12 +2134,12 @@
         </w:tc>
         <w:tc>
           <w:tcPr>
-            <w:tcW w:type="dxa" w:w="2069"/>
-          </w:tcPr>
-          <w:p>
-            <w:r>
-              <w:rPr>
-                <w:sz w:val="16"/>
+            <w:tcW w:type="dxa" w:w="1634"/>
+          </w:tcPr>
+          <w:p>
+            <w:r>
+              <w:rPr>
+                <w:sz w:val="14"/>
               </w:rPr>
               <w:t>AESA</w:t>
             </w:r>
@@ -1701,12 +2147,12 @@
         </w:tc>
         <w:tc>
           <w:tcPr>
-            <w:tcW w:type="dxa" w:w="2069"/>
-          </w:tcPr>
-          <w:p>
-            <w:r>
-              <w:rPr>
-                <w:sz w:val="16"/>
+            <w:tcW w:type="dxa" w:w="1634"/>
+          </w:tcPr>
+          <w:p>
+            <w:r>
+              <w:rPr>
+                <w:sz w:val="14"/>
               </w:rPr>
               <w:t>AESA</w:t>
             </w:r>
@@ -1714,12 +2160,38 @@
         </w:tc>
         <w:tc>
           <w:tcPr>
-            <w:tcW w:type="dxa" w:w="2069"/>
-          </w:tcPr>
-          <w:p>
-            <w:r>
-              <w:rPr>
-                <w:sz w:val="16"/>
+            <w:tcW w:type="dxa" w:w="1634"/>
+          </w:tcPr>
+          <w:p>
+            <w:r>
+              <w:rPr>
+                <w:sz w:val="14"/>
+              </w:rPr>
+              <w:t>A cargo íntegro de AESA.</w:t>
+            </w:r>
+          </w:p>
+        </w:tc>
+        <w:tc>
+          <w:tcPr>
+            <w:tcW w:type="dxa" w:w="1634"/>
+          </w:tcPr>
+          <w:p>
+            <w:r>
+              <w:rPr>
+                <w:sz w:val="14"/>
+              </w:rPr>
+              <w:t>ACAL-100-PL-K-552/554</w:t>
+            </w:r>
+          </w:p>
+        </w:tc>
+        <w:tc>
+          <w:tcPr>
+            <w:tcW w:type="dxa" w:w="1634"/>
+          </w:tcPr>
+          <w:p>
+            <w:r>
+              <w:rPr>
+                <w:sz w:val="14"/>
               </w:rPr>
               <w:t>P-144/145, P-408</w:t>
             </w:r>
@@ -1729,12 +2201,12 @@
       <w:tr>
         <w:tc>
           <w:tcPr>
-            <w:tcW w:type="dxa" w:w="2069"/>
-          </w:tcPr>
-          <w:p>
-            <w:r>
-              <w:rPr>
-                <w:sz w:val="16"/>
+            <w:tcW w:type="dxa" w:w="1634"/>
+          </w:tcPr>
+          <w:p>
+            <w:r>
+              <w:rPr>
+                <w:sz w:val="14"/>
               </w:rPr>
               <w:t>18</w:t>
             </w:r>
@@ -1742,12 +2214,12 @@
         </w:tc>
         <w:tc>
           <w:tcPr>
-            <w:tcW w:type="dxa" w:w="2069"/>
-          </w:tcPr>
-          <w:p>
-            <w:r>
-              <w:rPr>
-                <w:sz w:val="16"/>
+            <w:tcW w:type="dxa" w:w="1634"/>
+          </w:tcPr>
+          <w:p>
+            <w:r>
+              <w:rPr>
+                <w:sz w:val="14"/>
               </w:rPr>
               <w:t>ESD</w:t>
             </w:r>
@@ -1755,12 +2227,12 @@
         </w:tc>
         <w:tc>
           <w:tcPr>
-            <w:tcW w:type="dxa" w:w="2069"/>
-          </w:tcPr>
-          <w:p>
-            <w:r>
-              <w:rPr>
-                <w:sz w:val="16"/>
+            <w:tcW w:type="dxa" w:w="1634"/>
+          </w:tcPr>
+          <w:p>
+            <w:r>
+              <w:rPr>
+                <w:sz w:val="14"/>
               </w:rPr>
               <w:t>Configuración del sistema ESD</w:t>
             </w:r>
@@ -1768,25 +2240,25 @@
         </w:tc>
         <w:tc>
           <w:tcPr>
-            <w:tcW w:type="dxa" w:w="2069"/>
-          </w:tcPr>
-          <w:p>
-            <w:r>
-              <w:rPr>
-                <w:sz w:val="16"/>
-              </w:rPr>
-              <w:t>Excluida del Contratista; PP entrega un controlador demo para las pruebas.</w:t>
-            </w:r>
-          </w:p>
-        </w:tc>
-        <w:tc>
-          <w:tcPr>
-            <w:tcW w:type="dxa" w:w="2069"/>
-          </w:tcPr>
-          <w:p>
-            <w:r>
-              <w:rPr>
-                <w:sz w:val="16"/>
+            <w:tcW w:type="dxa" w:w="1634"/>
+          </w:tcPr>
+          <w:p>
+            <w:r>
+              <w:rPr>
+                <w:sz w:val="14"/>
+              </w:rPr>
+              <w:t>Excluida del Contratista; PP entrega un controlador demo para pruebas.</w:t>
+            </w:r>
+          </w:p>
+        </w:tc>
+        <w:tc>
+          <w:tcPr>
+            <w:tcW w:type="dxa" w:w="1634"/>
+          </w:tcPr>
+          <w:p>
+            <w:r>
+              <w:rPr>
+                <w:sz w:val="14"/>
               </w:rPr>
               <w:t>PP</w:t>
             </w:r>
@@ -1794,12 +2266,12 @@
         </w:tc>
         <w:tc>
           <w:tcPr>
-            <w:tcW w:type="dxa" w:w="2069"/>
-          </w:tcPr>
-          <w:p>
-            <w:r>
-              <w:rPr>
-                <w:sz w:val="16"/>
+            <w:tcW w:type="dxa" w:w="1634"/>
+          </w:tcPr>
+          <w:p>
+            <w:r>
+              <w:rPr>
+                <w:sz w:val="14"/>
               </w:rPr>
               <w:t>PP</w:t>
             </w:r>
@@ -1807,12 +2279,38 @@
         </w:tc>
         <w:tc>
           <w:tcPr>
-            <w:tcW w:type="dxa" w:w="2069"/>
-          </w:tcPr>
-          <w:p>
-            <w:r>
-              <w:rPr>
-                <w:sz w:val="16"/>
+            <w:tcW w:type="dxa" w:w="1634"/>
+          </w:tcPr>
+          <w:p>
+            <w:r>
+              <w:rPr>
+                <w:sz w:val="14"/>
+              </w:rPr>
+              <w:t>Dependencia de insumos de PP para la integración.</w:t>
+            </w:r>
+          </w:p>
+        </w:tc>
+        <w:tc>
+          <w:tcPr>
+            <w:tcW w:type="dxa" w:w="1634"/>
+          </w:tcPr>
+          <w:p>
+            <w:r>
+              <w:rPr>
+                <w:sz w:val="14"/>
+              </w:rPr>
+              <w:t>Aclaración §3.7</w:t>
+            </w:r>
+          </w:p>
+        </w:tc>
+        <w:tc>
+          <w:tcPr>
+            <w:tcW w:type="dxa" w:w="1634"/>
+          </w:tcPr>
+          <w:p>
+            <w:r>
+              <w:rPr>
+                <w:sz w:val="14"/>
               </w:rPr>
               <w:t>P-303</w:t>
             </w:r>
@@ -1822,12 +2320,12 @@
       <w:tr>
         <w:tc>
           <w:tcPr>
-            <w:tcW w:type="dxa" w:w="2069"/>
-          </w:tcPr>
-          <w:p>
-            <w:r>
-              <w:rPr>
-                <w:sz w:val="16"/>
+            <w:tcW w:type="dxa" w:w="1634"/>
+          </w:tcPr>
+          <w:p>
+            <w:r>
+              <w:rPr>
+                <w:sz w:val="14"/>
               </w:rPr>
               <w:t>19</w:t>
             </w:r>
@@ -1835,12 +2333,12 @@
         </w:tc>
         <w:tc>
           <w:tcPr>
-            <w:tcW w:type="dxa" w:w="2069"/>
-          </w:tcPr>
-          <w:p>
-            <w:r>
-              <w:rPr>
-                <w:sz w:val="16"/>
+            <w:tcW w:type="dxa" w:w="1634"/>
+          </w:tcPr>
+          <w:p>
+            <w:r>
+              <w:rPr>
+                <w:sz w:val="14"/>
               </w:rPr>
               <w:t>ESD/PSS/USS</w:t>
             </w:r>
@@ -1848,12 +2346,12 @@
         </w:tc>
         <w:tc>
           <w:tcPr>
-            <w:tcW w:type="dxa" w:w="2069"/>
-          </w:tcPr>
-          <w:p>
-            <w:r>
-              <w:rPr>
-                <w:sz w:val="16"/>
+            <w:tcW w:type="dxa" w:w="1634"/>
+          </w:tcPr>
+          <w:p>
+            <w:r>
+              <w:rPr>
+                <w:sz w:val="14"/>
               </w:rPr>
               <w:t>Controlador demo para pruebas de integración</w:t>
             </w:r>
@@ -1861,12 +2359,12 @@
         </w:tc>
         <w:tc>
           <w:tcPr>
-            <w:tcW w:type="dxa" w:w="2069"/>
-          </w:tcPr>
-          <w:p>
-            <w:r>
-              <w:rPr>
-                <w:sz w:val="16"/>
+            <w:tcW w:type="dxa" w:w="1634"/>
+          </w:tcPr>
+          <w:p>
+            <w:r>
+              <w:rPr>
+                <w:sz w:val="14"/>
               </w:rPr>
               <w:t>Provisto por PP para las pruebas de integración al SCADA.</w:t>
             </w:r>
@@ -1874,12 +2372,12 @@
         </w:tc>
         <w:tc>
           <w:tcPr>
-            <w:tcW w:type="dxa" w:w="2069"/>
-          </w:tcPr>
-          <w:p>
-            <w:r>
-              <w:rPr>
-                <w:sz w:val="16"/>
+            <w:tcW w:type="dxa" w:w="1634"/>
+          </w:tcPr>
+          <w:p>
+            <w:r>
+              <w:rPr>
+                <w:sz w:val="14"/>
               </w:rPr>
               <w:t>PP</w:t>
             </w:r>
@@ -1887,12 +2385,12 @@
         </w:tc>
         <w:tc>
           <w:tcPr>
-            <w:tcW w:type="dxa" w:w="2069"/>
-          </w:tcPr>
-          <w:p>
-            <w:r>
-              <w:rPr>
-                <w:sz w:val="16"/>
+            <w:tcW w:type="dxa" w:w="1634"/>
+          </w:tcPr>
+          <w:p>
+            <w:r>
+              <w:rPr>
+                <w:sz w:val="14"/>
               </w:rPr>
               <w:t>PP</w:t>
             </w:r>
@@ -1900,12 +2398,38 @@
         </w:tc>
         <w:tc>
           <w:tcPr>
-            <w:tcW w:type="dxa" w:w="2069"/>
-          </w:tcPr>
-          <w:p>
-            <w:r>
-              <w:rPr>
-                <w:sz w:val="16"/>
+            <w:tcW w:type="dxa" w:w="1634"/>
+          </w:tcPr>
+          <w:p>
+            <w:r>
+              <w:rPr>
+                <w:sz w:val="14"/>
+              </w:rPr>
+              <w:t>🚩 Verificar plazo de entrega de PP vs. cronograma de pruebas.</w:t>
+            </w:r>
+          </w:p>
+        </w:tc>
+        <w:tc>
+          <w:tcPr>
+            <w:tcW w:type="dxa" w:w="1634"/>
+          </w:tcPr>
+          <w:p>
+            <w:r>
+              <w:rPr>
+                <w:sz w:val="14"/>
+              </w:rPr>
+              <w:t>Aclaración (consulta integración)</w:t>
+            </w:r>
+          </w:p>
+        </w:tc>
+        <w:tc>
+          <w:tcPr>
+            <w:tcW w:type="dxa" w:w="1634"/>
+          </w:tcPr>
+          <w:p>
+            <w:r>
+              <w:rPr>
+                <w:sz w:val="14"/>
               </w:rPr>
               <w:t>P-303</w:t>
             </w:r>
@@ -1915,12 +2439,12 @@
       <w:tr>
         <w:tc>
           <w:tcPr>
-            <w:tcW w:type="dxa" w:w="2069"/>
-          </w:tcPr>
-          <w:p>
-            <w:r>
-              <w:rPr>
-                <w:sz w:val="16"/>
+            <w:tcW w:type="dxa" w:w="1634"/>
+          </w:tcPr>
+          <w:p>
+            <w:r>
+              <w:rPr>
+                <w:sz w:val="14"/>
               </w:rPr>
               <w:t>20</w:t>
             </w:r>
@@ -1928,12 +2452,12 @@
         </w:tc>
         <w:tc>
           <w:tcPr>
-            <w:tcW w:type="dxa" w:w="2069"/>
-          </w:tcPr>
-          <w:p>
-            <w:r>
-              <w:rPr>
-                <w:sz w:val="16"/>
+            <w:tcW w:type="dxa" w:w="1634"/>
+          </w:tcPr>
+          <w:p>
+            <w:r>
+              <w:rPr>
+                <w:sz w:val="14"/>
               </w:rPr>
               <w:t>F&amp;G</w:t>
             </w:r>
@@ -1941,12 +2465,12 @@
         </w:tc>
         <w:tc>
           <w:tcPr>
-            <w:tcW w:type="dxa" w:w="2069"/>
-          </w:tcPr>
-          <w:p>
-            <w:r>
-              <w:rPr>
-                <w:sz w:val="16"/>
+            <w:tcW w:type="dxa" w:w="1634"/>
+          </w:tcPr>
+          <w:p>
+            <w:r>
+              <w:rPr>
+                <w:sz w:val="14"/>
               </w:rPr>
               <w:t>Estudio de Fire &amp; Gas (ISA-TR 84.00.07)</w:t>
             </w:r>
@@ -1954,12 +2478,12 @@
         </w:tc>
         <w:tc>
           <w:tcPr>
-            <w:tcW w:type="dxa" w:w="2069"/>
-          </w:tcPr>
-          <w:p>
-            <w:r>
-              <w:rPr>
-                <w:sz w:val="16"/>
+            <w:tcW w:type="dxa" w:w="1634"/>
+          </w:tcPr>
+          <w:p>
+            <w:r>
+              <w:rPr>
+                <w:sz w:val="14"/>
               </w:rPr>
               <w:t>Determina cantidad, ubicación y orientación de detectores de mezcla explosiva y llama (votación NooM).</w:t>
             </w:r>
@@ -1967,12 +2491,12 @@
         </w:tc>
         <w:tc>
           <w:tcPr>
-            <w:tcW w:type="dxa" w:w="2069"/>
-          </w:tcPr>
-          <w:p>
-            <w:r>
-              <w:rPr>
-                <w:sz w:val="16"/>
+            <w:tcW w:type="dxa" w:w="1634"/>
+          </w:tcPr>
+          <w:p>
+            <w:r>
+              <w:rPr>
+                <w:sz w:val="14"/>
               </w:rPr>
               <w:t>AESA</w:t>
             </w:r>
@@ -1980,12 +2504,12 @@
         </w:tc>
         <w:tc>
           <w:tcPr>
-            <w:tcW w:type="dxa" w:w="2069"/>
-          </w:tcPr>
-          <w:p>
-            <w:r>
-              <w:rPr>
-                <w:sz w:val="16"/>
+            <w:tcW w:type="dxa" w:w="1634"/>
+          </w:tcPr>
+          <w:p>
+            <w:r>
+              <w:rPr>
+                <w:sz w:val="14"/>
               </w:rPr>
               <w:t>—</w:t>
             </w:r>
@@ -1993,12 +2517,38 @@
         </w:tc>
         <w:tc>
           <w:tcPr>
-            <w:tcW w:type="dxa" w:w="2069"/>
-          </w:tcPr>
-          <w:p>
-            <w:r>
-              <w:rPr>
-                <w:sz w:val="16"/>
+            <w:tcW w:type="dxa" w:w="1634"/>
+          </w:tcPr>
+          <w:p>
+            <w:r>
+              <w:rPr>
+                <w:sz w:val="14"/>
+              </w:rPr>
+              <w:t>Define el alcance físico de la detección; condiciona partidas de campo.</w:t>
+            </w:r>
+          </w:p>
+        </w:tc>
+        <w:tc>
+          <w:tcPr>
+            <w:tcW w:type="dxa" w:w="1634"/>
+          </w:tcPr>
+          <w:p>
+            <w:r>
+              <w:rPr>
+                <w:sz w:val="14"/>
+              </w:rPr>
+              <w:t>ISA-TR 84.00.07</w:t>
+            </w:r>
+          </w:p>
+        </w:tc>
+        <w:tc>
+          <w:tcPr>
+            <w:tcW w:type="dxa" w:w="1634"/>
+          </w:tcPr>
+          <w:p>
+            <w:r>
+              <w:rPr>
+                <w:sz w:val="14"/>
               </w:rPr>
               <w:t>P-171, P-242</w:t>
             </w:r>
@@ -2008,12 +2558,12 @@
       <w:tr>
         <w:tc>
           <w:tcPr>
-            <w:tcW w:type="dxa" w:w="2069"/>
-          </w:tcPr>
-          <w:p>
-            <w:r>
-              <w:rPr>
-                <w:sz w:val="16"/>
+            <w:tcW w:type="dxa" w:w="1634"/>
+          </w:tcPr>
+          <w:p>
+            <w:r>
+              <w:rPr>
+                <w:sz w:val="14"/>
               </w:rPr>
               <w:t>21</w:t>
             </w:r>
@@ -2021,12 +2571,12 @@
         </w:tc>
         <w:tc>
           <w:tcPr>
-            <w:tcW w:type="dxa" w:w="2069"/>
-          </w:tcPr>
-          <w:p>
-            <w:r>
-              <w:rPr>
-                <w:sz w:val="16"/>
+            <w:tcW w:type="dxa" w:w="1634"/>
+          </w:tcPr>
+          <w:p>
+            <w:r>
+              <w:rPr>
+                <w:sz w:val="14"/>
               </w:rPr>
               <w:t>F&amp;G</w:t>
             </w:r>
@@ -2034,12 +2584,12 @@
         </w:tc>
         <w:tc>
           <w:tcPr>
-            <w:tcW w:type="dxa" w:w="2069"/>
-          </w:tcPr>
-          <w:p>
-            <w:r>
-              <w:rPr>
-                <w:sz w:val="16"/>
+            <w:tcW w:type="dxa" w:w="1634"/>
+          </w:tcPr>
+          <w:p>
+            <w:r>
+              <w:rPr>
+                <w:sz w:val="14"/>
               </w:rPr>
               <w:t>Detectores de campo (gas/mezcla explosiva, llama, térmico lineal), pulsadores, sirenas-balizas</w:t>
             </w:r>
@@ -2047,12 +2597,12 @@
         </w:tc>
         <w:tc>
           <w:tcPr>
-            <w:tcW w:type="dxa" w:w="2069"/>
-          </w:tcPr>
-          <w:p>
-            <w:r>
-              <w:rPr>
-                <w:sz w:val="16"/>
+            <w:tcW w:type="dxa" w:w="1634"/>
+          </w:tcPr>
+          <w:p>
+            <w:r>
+              <w:rPr>
+                <w:sz w:val="14"/>
               </w:rPr>
               <w:t>Sistema de detección de campo F&amp;G.</w:t>
             </w:r>
@@ -2060,12 +2610,12 @@
         </w:tc>
         <w:tc>
           <w:tcPr>
-            <w:tcW w:type="dxa" w:w="2069"/>
-          </w:tcPr>
-          <w:p>
-            <w:r>
-              <w:rPr>
-                <w:sz w:val="16"/>
+            <w:tcW w:type="dxa" w:w="1634"/>
+          </w:tcPr>
+          <w:p>
+            <w:r>
+              <w:rPr>
+                <w:sz w:val="14"/>
               </w:rPr>
               <w:t>AESA</w:t>
             </w:r>
@@ -2073,12 +2623,12 @@
         </w:tc>
         <w:tc>
           <w:tcPr>
-            <w:tcW w:type="dxa" w:w="2069"/>
-          </w:tcPr>
-          <w:p>
-            <w:r>
-              <w:rPr>
-                <w:sz w:val="16"/>
+            <w:tcW w:type="dxa" w:w="1634"/>
+          </w:tcPr>
+          <w:p>
+            <w:r>
+              <w:rPr>
+                <w:sz w:val="14"/>
               </w:rPr>
               <w:t>AESA</w:t>
             </w:r>
@@ -2086,14 +2636,40 @@
         </w:tc>
         <w:tc>
           <w:tcPr>
-            <w:tcW w:type="dxa" w:w="2069"/>
-          </w:tcPr>
-          <w:p>
-            <w:r>
-              <w:rPr>
-                <w:sz w:val="16"/>
-              </w:rPr>
-              <w:t>Ad-69 (01.G.08), P-242/250</w:t>
+            <w:tcW w:type="dxa" w:w="1634"/>
+          </w:tcPr>
+          <w:p>
+            <w:r>
+              <w:rPr>
+                <w:sz w:val="14"/>
+              </w:rPr>
+              <w:t>Cantidad/ubicación según estudio F&amp;G.</w:t>
+            </w:r>
+          </w:p>
+        </w:tc>
+        <w:tc>
+          <w:tcPr>
+            <w:tcW w:type="dxa" w:w="1634"/>
+          </w:tcPr>
+          <w:p>
+            <w:r>
+              <w:rPr>
+                <w:sz w:val="14"/>
+              </w:rPr>
+              <w:t>Ad 01.G.08; SED Plano de ubicación de detectores de gas y fuego</w:t>
+            </w:r>
+          </w:p>
+        </w:tc>
+        <w:tc>
+          <w:tcPr>
+            <w:tcW w:type="dxa" w:w="1634"/>
+          </w:tcPr>
+          <w:p>
+            <w:r>
+              <w:rPr>
+                <w:sz w:val="14"/>
+              </w:rPr>
+              <w:t>Ad-69, P-242/250</w:t>
             </w:r>
           </w:p>
         </w:tc>
@@ -2101,12 +2677,12 @@
       <w:tr>
         <w:tc>
           <w:tcPr>
-            <w:tcW w:type="dxa" w:w="2069"/>
-          </w:tcPr>
-          <w:p>
-            <w:r>
-              <w:rPr>
-                <w:sz w:val="16"/>
+            <w:tcW w:type="dxa" w:w="1634"/>
+          </w:tcPr>
+          <w:p>
+            <w:r>
+              <w:rPr>
+                <w:sz w:val="14"/>
               </w:rPr>
               <w:t>22</w:t>
             </w:r>
@@ -2114,12 +2690,12 @@
         </w:tc>
         <w:tc>
           <w:tcPr>
-            <w:tcW w:type="dxa" w:w="2069"/>
-          </w:tcPr>
-          <w:p>
-            <w:r>
-              <w:rPr>
-                <w:sz w:val="16"/>
+            <w:tcW w:type="dxa" w:w="1634"/>
+          </w:tcPr>
+          <w:p>
+            <w:r>
+              <w:rPr>
+                <w:sz w:val="14"/>
               </w:rPr>
               <w:t>F&amp;G</w:t>
             </w:r>
@@ -2127,12 +2703,12 @@
         </w:tc>
         <w:tc>
           <w:tcPr>
-            <w:tcW w:type="dxa" w:w="2069"/>
-          </w:tcPr>
-          <w:p>
-            <w:r>
-              <w:rPr>
-                <w:sz w:val="16"/>
+            <w:tcW w:type="dxa" w:w="1634"/>
+          </w:tcPr>
+          <w:p>
+            <w:r>
+              <w:rPr>
+                <w:sz w:val="14"/>
               </w:rPr>
               <w:t>Sistema Fire &amp; Gas — Hardware y Software</w:t>
             </w:r>
@@ -2140,25 +2716,25 @@
         </w:tc>
         <w:tc>
           <w:tcPr>
-            <w:tcW w:type="dxa" w:w="2069"/>
-          </w:tcPr>
-          <w:p>
-            <w:r>
-              <w:rPr>
-                <w:sz w:val="16"/>
-              </w:rPr>
-              <w:t>Partida 01.G.08 (montaje de alarmas, detectores, pulsadores, sirenas).</w:t>
-            </w:r>
-          </w:p>
-        </w:tc>
-        <w:tc>
-          <w:tcPr>
-            <w:tcW w:type="dxa" w:w="2069"/>
-          </w:tcPr>
-          <w:p>
-            <w:r>
-              <w:rPr>
-                <w:sz w:val="16"/>
+            <w:tcW w:type="dxa" w:w="1634"/>
+          </w:tcPr>
+          <w:p>
+            <w:r>
+              <w:rPr>
+                <w:sz w:val="14"/>
+              </w:rPr>
+              <w:t>Partida 01.G.08 (alarmas, detectores, pulsadores, sirenas).</w:t>
+            </w:r>
+          </w:p>
+        </w:tc>
+        <w:tc>
+          <w:tcPr>
+            <w:tcW w:type="dxa" w:w="1634"/>
+          </w:tcPr>
+          <w:p>
+            <w:r>
+              <w:rPr>
+                <w:sz w:val="14"/>
               </w:rPr>
               <w:t>AESA</w:t>
             </w:r>
@@ -2166,12 +2742,12 @@
         </w:tc>
         <w:tc>
           <w:tcPr>
-            <w:tcW w:type="dxa" w:w="2069"/>
-          </w:tcPr>
-          <w:p>
-            <w:r>
-              <w:rPr>
-                <w:sz w:val="16"/>
+            <w:tcW w:type="dxa" w:w="1634"/>
+          </w:tcPr>
+          <w:p>
+            <w:r>
+              <w:rPr>
+                <w:sz w:val="14"/>
               </w:rPr>
               <w:t>AESA</w:t>
             </w:r>
@@ -2179,14 +2755,40 @@
         </w:tc>
         <w:tc>
           <w:tcPr>
-            <w:tcW w:type="dxa" w:w="2069"/>
-          </w:tcPr>
-          <w:p>
-            <w:r>
-              <w:rPr>
-                <w:sz w:val="16"/>
-              </w:rPr>
-              <w:t>Ad-69 (01.G.08), P-233</w:t>
+            <w:tcW w:type="dxa" w:w="1634"/>
+          </w:tcPr>
+          <w:p>
+            <w:r>
+              <w:rPr>
+                <w:sz w:val="14"/>
+              </w:rPr>
+              <w:t>Apertura de partida solicitada por consulta de oferente.</w:t>
+            </w:r>
+          </w:p>
+        </w:tc>
+        <w:tc>
+          <w:tcPr>
+            <w:tcW w:type="dxa" w:w="1634"/>
+          </w:tcPr>
+          <w:p>
+            <w:r>
+              <w:rPr>
+                <w:sz w:val="14"/>
+              </w:rPr>
+              <w:t>Ad 01.G.08 (solapa B. Detalles)</w:t>
+            </w:r>
+          </w:p>
+        </w:tc>
+        <w:tc>
+          <w:tcPr>
+            <w:tcW w:type="dxa" w:w="1634"/>
+          </w:tcPr>
+          <w:p>
+            <w:r>
+              <w:rPr>
+                <w:sz w:val="14"/>
+              </w:rPr>
+              <w:t>Ad-69, P-233</w:t>
             </w:r>
           </w:p>
         </w:tc>
@@ -2194,12 +2796,12 @@
       <w:tr>
         <w:tc>
           <w:tcPr>
-            <w:tcW w:type="dxa" w:w="2069"/>
-          </w:tcPr>
-          <w:p>
-            <w:r>
-              <w:rPr>
-                <w:sz w:val="16"/>
+            <w:tcW w:type="dxa" w:w="1634"/>
+          </w:tcPr>
+          <w:p>
+            <w:r>
+              <w:rPr>
+                <w:sz w:val="14"/>
               </w:rPr>
               <w:t>23</w:t>
             </w:r>
@@ -2207,12 +2809,12 @@
         </w:tc>
         <w:tc>
           <w:tcPr>
-            <w:tcW w:type="dxa" w:w="2069"/>
-          </w:tcPr>
-          <w:p>
-            <w:r>
-              <w:rPr>
-                <w:sz w:val="16"/>
+            <w:tcW w:type="dxa" w:w="1634"/>
+          </w:tcPr>
+          <w:p>
+            <w:r>
+              <w:rPr>
+                <w:sz w:val="14"/>
               </w:rPr>
               <w:t>F&amp;G</w:t>
             </w:r>
@@ -2220,12 +2822,12 @@
         </w:tc>
         <w:tc>
           <w:tcPr>
-            <w:tcW w:type="dxa" w:w="2069"/>
-          </w:tcPr>
-          <w:p>
-            <w:r>
-              <w:rPr>
-                <w:sz w:val="16"/>
+            <w:tcW w:type="dxa" w:w="1634"/>
+          </w:tcPr>
+          <w:p>
+            <w:r>
+              <w:rPr>
+                <w:sz w:val="14"/>
               </w:rPr>
               <w:t>Centrales / controladores F&amp;G</w:t>
             </w:r>
@@ -2233,12 +2835,12 @@
         </w:tc>
         <w:tc>
           <w:tcPr>
-            <w:tcW w:type="dxa" w:w="2069"/>
-          </w:tcPr>
-          <w:p>
-            <w:r>
-              <w:rPr>
-                <w:sz w:val="16"/>
+            <w:tcW w:type="dxa" w:w="1634"/>
+          </w:tcPr>
+          <w:p>
+            <w:r>
+              <w:rPr>
+                <w:sz w:val="14"/>
               </w:rPr>
               <w:t>Considerados dentro de los instrumentos de campo; parte provistos con el proveedor de shelter (subcontrato).</w:t>
             </w:r>
@@ -2246,12 +2848,12 @@
         </w:tc>
         <w:tc>
           <w:tcPr>
-            <w:tcW w:type="dxa" w:w="2069"/>
-          </w:tcPr>
-          <w:p>
-            <w:r>
-              <w:rPr>
-                <w:sz w:val="16"/>
+            <w:tcW w:type="dxa" w:w="1634"/>
+          </w:tcPr>
+          <w:p>
+            <w:r>
+              <w:rPr>
+                <w:sz w:val="14"/>
               </w:rPr>
               <w:t>PP / Prov. shelter</w:t>
             </w:r>
@@ -2259,12 +2861,12 @@
         </w:tc>
         <w:tc>
           <w:tcPr>
-            <w:tcW w:type="dxa" w:w="2069"/>
-          </w:tcPr>
-          <w:p>
-            <w:r>
-              <w:rPr>
-                <w:sz w:val="16"/>
+            <w:tcW w:type="dxa" w:w="1634"/>
+          </w:tcPr>
+          <w:p>
+            <w:r>
+              <w:rPr>
+                <w:sz w:val="14"/>
               </w:rPr>
               <w:t>AESA / Prov.</w:t>
             </w:r>
@@ -2272,12 +2874,38 @@
         </w:tc>
         <w:tc>
           <w:tcPr>
-            <w:tcW w:type="dxa" w:w="2069"/>
-          </w:tcPr>
-          <w:p>
-            <w:r>
-              <w:rPr>
-                <w:sz w:val="16"/>
+            <w:tcW w:type="dxa" w:w="1634"/>
+          </w:tcPr>
+          <w:p>
+            <w:r>
+              <w:rPr>
+                <w:sz w:val="14"/>
+              </w:rPr>
+              <w:t>🚩 Zona gris de provisión (campo vs. shelter); cerrar en ingeniería.</w:t>
+            </w:r>
+          </w:p>
+        </w:tc>
+        <w:tc>
+          <w:tcPr>
+            <w:tcW w:type="dxa" w:w="1634"/>
+          </w:tcPr>
+          <w:p>
+            <w:r>
+              <w:rPr>
+                <w:sz w:val="14"/>
+              </w:rPr>
+              <w:t>P-232; subcontrato de shelter</w:t>
+            </w:r>
+          </w:p>
+        </w:tc>
+        <w:tc>
+          <w:tcPr>
+            <w:tcW w:type="dxa" w:w="1634"/>
+          </w:tcPr>
+          <w:p>
+            <w:r>
+              <w:rPr>
+                <w:sz w:val="14"/>
               </w:rPr>
               <w:t>P-232</w:t>
             </w:r>
@@ -2287,12 +2915,12 @@
       <w:tr>
         <w:tc>
           <w:tcPr>
-            <w:tcW w:type="dxa" w:w="2069"/>
-          </w:tcPr>
-          <w:p>
-            <w:r>
-              <w:rPr>
-                <w:sz w:val="16"/>
+            <w:tcW w:type="dxa" w:w="1634"/>
+          </w:tcPr>
+          <w:p>
+            <w:r>
+              <w:rPr>
+                <w:sz w:val="14"/>
               </w:rPr>
               <w:t>24</w:t>
             </w:r>
@@ -2300,12 +2928,12 @@
         </w:tc>
         <w:tc>
           <w:tcPr>
-            <w:tcW w:type="dxa" w:w="2069"/>
-          </w:tcPr>
-          <w:p>
-            <w:r>
-              <w:rPr>
-                <w:sz w:val="16"/>
+            <w:tcW w:type="dxa" w:w="1634"/>
+          </w:tcPr>
+          <w:p>
+            <w:r>
+              <w:rPr>
+                <w:sz w:val="14"/>
               </w:rPr>
               <w:t>F&amp;G</w:t>
             </w:r>
@@ -2313,12 +2941,12 @@
         </w:tc>
         <w:tc>
           <w:tcPr>
-            <w:tcW w:type="dxa" w:w="2069"/>
-          </w:tcPr>
-          <w:p>
-            <w:r>
-              <w:rPr>
-                <w:sz w:val="16"/>
+            <w:tcW w:type="dxa" w:w="1634"/>
+          </w:tcPr>
+          <w:p>
+            <w:r>
+              <w:rPr>
+                <w:sz w:val="14"/>
               </w:rPr>
               <w:t>Cajas de conexión F&amp;G + cableado resistente al fuego</w:t>
             </w:r>
@@ -2326,12 +2954,12 @@
         </w:tc>
         <w:tc>
           <w:tcPr>
-            <w:tcW w:type="dxa" w:w="2069"/>
-          </w:tcPr>
-          <w:p>
-            <w:r>
-              <w:rPr>
-                <w:sz w:val="16"/>
+            <w:tcW w:type="dxa" w:w="1634"/>
+          </w:tcPr>
+          <w:p>
+            <w:r>
+              <w:rPr>
+                <w:sz w:val="14"/>
               </w:rPr>
               <w:t>Multitriadas (analógicas) y multipares (digitales) desde JB al shelter. ESD-F&amp;G comparten bandeja.</w:t>
             </w:r>
@@ -2339,12 +2967,12 @@
         </w:tc>
         <w:tc>
           <w:tcPr>
-            <w:tcW w:type="dxa" w:w="2069"/>
-          </w:tcPr>
-          <w:p>
-            <w:r>
-              <w:rPr>
-                <w:sz w:val="16"/>
+            <w:tcW w:type="dxa" w:w="1634"/>
+          </w:tcPr>
+          <w:p>
+            <w:r>
+              <w:rPr>
+                <w:sz w:val="14"/>
               </w:rPr>
               <w:t>AESA</w:t>
             </w:r>
@@ -2352,12 +2980,12 @@
         </w:tc>
         <w:tc>
           <w:tcPr>
-            <w:tcW w:type="dxa" w:w="2069"/>
-          </w:tcPr>
-          <w:p>
-            <w:r>
-              <w:rPr>
-                <w:sz w:val="16"/>
+            <w:tcW w:type="dxa" w:w="1634"/>
+          </w:tcPr>
+          <w:p>
+            <w:r>
+              <w:rPr>
+                <w:sz w:val="14"/>
               </w:rPr>
               <w:t>AESA</w:t>
             </w:r>
@@ -2365,14 +2993,40 @@
         </w:tc>
         <w:tc>
           <w:tcPr>
-            <w:tcW w:type="dxa" w:w="2069"/>
-          </w:tcPr>
-          <w:p>
-            <w:r>
-              <w:rPr>
-                <w:sz w:val="16"/>
-              </w:rPr>
-              <w:t>Ad-61 (Redef. Rev.1)</w:t>
+            <w:tcW w:type="dxa" w:w="1634"/>
+          </w:tcPr>
+          <w:p>
+            <w:r>
+              <w:rPr>
+                <w:sz w:val="14"/>
+              </w:rPr>
+              <w:t>Cables F&amp;G resistentes al fuego (optimizable con la ingeniería).</w:t>
+            </w:r>
+          </w:p>
+        </w:tc>
+        <w:tc>
+          <w:tcPr>
+            <w:tcW w:type="dxa" w:w="1634"/>
+          </w:tcPr>
+          <w:p>
+            <w:r>
+              <w:rPr>
+                <w:sz w:val="14"/>
+              </w:rPr>
+              <w:t>330-CPF2 — Redefinición de Alcance Rev.1</w:t>
+            </w:r>
+          </w:p>
+        </w:tc>
+        <w:tc>
+          <w:tcPr>
+            <w:tcW w:type="dxa" w:w="1634"/>
+          </w:tcPr>
+          <w:p>
+            <w:r>
+              <w:rPr>
+                <w:sz w:val="14"/>
+              </w:rPr>
+              <w:t>Ad-61</w:t>
             </w:r>
           </w:p>
         </w:tc>
@@ -2380,12 +3034,12 @@
       <w:tr>
         <w:tc>
           <w:tcPr>
-            <w:tcW w:type="dxa" w:w="2069"/>
-          </w:tcPr>
-          <w:p>
-            <w:r>
-              <w:rPr>
-                <w:sz w:val="16"/>
+            <w:tcW w:type="dxa" w:w="1634"/>
+          </w:tcPr>
+          <w:p>
+            <w:r>
+              <w:rPr>
+                <w:sz w:val="14"/>
               </w:rPr>
               <w:t>25</w:t>
             </w:r>
@@ -2393,12 +3047,12 @@
         </w:tc>
         <w:tc>
           <w:tcPr>
-            <w:tcW w:type="dxa" w:w="2069"/>
-          </w:tcPr>
-          <w:p>
-            <w:r>
-              <w:rPr>
-                <w:sz w:val="16"/>
+            <w:tcW w:type="dxa" w:w="1634"/>
+          </w:tcPr>
+          <w:p>
+            <w:r>
+              <w:rPr>
+                <w:sz w:val="14"/>
               </w:rPr>
               <w:t>F&amp;G</w:t>
             </w:r>
@@ -2406,12 +3060,12 @@
         </w:tc>
         <w:tc>
           <w:tcPr>
-            <w:tcW w:type="dxa" w:w="2069"/>
-          </w:tcPr>
-          <w:p>
-            <w:r>
-              <w:rPr>
-                <w:sz w:val="16"/>
+            <w:tcW w:type="dxa" w:w="1634"/>
+          </w:tcPr>
+          <w:p>
+            <w:r>
+              <w:rPr>
+                <w:sz w:val="14"/>
               </w:rPr>
               <w:t>Habilitación de la red F&amp;G / auditoría entes provinciales (red húmeda)</w:t>
             </w:r>
@@ -2419,25 +3073,25 @@
         </w:tc>
         <w:tc>
           <w:tcPr>
-            <w:tcW w:type="dxa" w:w="2069"/>
-          </w:tcPr>
-          <w:p>
-            <w:r>
-              <w:rPr>
-                <w:sz w:val="16"/>
-              </w:rPr>
-              <w:t>Se excluye la habilitación de la red de F&amp;G; la auditoría de habilitación está a cargo de PPSA.</w:t>
-            </w:r>
-          </w:p>
-        </w:tc>
-        <w:tc>
-          <w:tcPr>
-            <w:tcW w:type="dxa" w:w="2069"/>
-          </w:tcPr>
-          <w:p>
-            <w:r>
-              <w:rPr>
-                <w:sz w:val="16"/>
+            <w:tcW w:type="dxa" w:w="1634"/>
+          </w:tcPr>
+          <w:p>
+            <w:r>
+              <w:rPr>
+                <w:sz w:val="14"/>
+              </w:rPr>
+              <w:t>Se excluye la habilitación de la red de F&amp;G; auditoría de habilitación a cargo de PPSA.</w:t>
+            </w:r>
+          </w:p>
+        </w:tc>
+        <w:tc>
+          <w:tcPr>
+            <w:tcW w:type="dxa" w:w="1634"/>
+          </w:tcPr>
+          <w:p>
+            <w:r>
+              <w:rPr>
+                <w:sz w:val="14"/>
               </w:rPr>
               <w:t>PP</w:t>
             </w:r>
@@ -2445,12 +3099,12 @@
         </w:tc>
         <w:tc>
           <w:tcPr>
-            <w:tcW w:type="dxa" w:w="2069"/>
-          </w:tcPr>
-          <w:p>
-            <w:r>
-              <w:rPr>
-                <w:sz w:val="16"/>
+            <w:tcW w:type="dxa" w:w="1634"/>
+          </w:tcPr>
+          <w:p>
+            <w:r>
+              <w:rPr>
+                <w:sz w:val="14"/>
               </w:rPr>
               <w:t>PP</w:t>
             </w:r>
@@ -2458,12 +3112,38 @@
         </w:tc>
         <w:tc>
           <w:tcPr>
-            <w:tcW w:type="dxa" w:w="2069"/>
-          </w:tcPr>
-          <w:p>
-            <w:r>
-              <w:rPr>
-                <w:sz w:val="16"/>
+            <w:tcW w:type="dxa" w:w="1634"/>
+          </w:tcPr>
+          <w:p>
+            <w:r>
+              <w:rPr>
+                <w:sz w:val="14"/>
+              </w:rPr>
+              <w:t>Riesgo de interfaz en puesta en servicio; coordinar con habilitación AESA.</w:t>
+            </w:r>
+          </w:p>
+        </w:tc>
+        <w:tc>
+          <w:tcPr>
+            <w:tcW w:type="dxa" w:w="1634"/>
+          </w:tcPr>
+          <w:p>
+            <w:r>
+              <w:rPr>
+                <w:sz w:val="14"/>
+              </w:rPr>
+              <w:t>P-234 (Excepciones-Ingeniería)</w:t>
+            </w:r>
+          </w:p>
+        </w:tc>
+        <w:tc>
+          <w:tcPr>
+            <w:tcW w:type="dxa" w:w="1634"/>
+          </w:tcPr>
+          <w:p>
+            <w:r>
+              <w:rPr>
+                <w:sz w:val="14"/>
               </w:rPr>
               <w:t>P-234</w:t>
             </w:r>
@@ -2473,12 +3153,12 @@
       <w:tr>
         <w:tc>
           <w:tcPr>
-            <w:tcW w:type="dxa" w:w="2069"/>
-          </w:tcPr>
-          <w:p>
-            <w:r>
-              <w:rPr>
-                <w:sz w:val="16"/>
+            <w:tcW w:type="dxa" w:w="1634"/>
+          </w:tcPr>
+          <w:p>
+            <w:r>
+              <w:rPr>
+                <w:sz w:val="14"/>
               </w:rPr>
               <w:t>26</w:t>
             </w:r>
@@ -2486,12 +3166,12 @@
         </w:tc>
         <w:tc>
           <w:tcPr>
-            <w:tcW w:type="dxa" w:w="2069"/>
-          </w:tcPr>
-          <w:p>
-            <w:r>
-              <w:rPr>
-                <w:sz w:val="16"/>
+            <w:tcW w:type="dxa" w:w="1634"/>
+          </w:tcPr>
+          <w:p>
+            <w:r>
+              <w:rPr>
+                <w:sz w:val="14"/>
               </w:rPr>
               <w:t>OT/IT</w:t>
             </w:r>
@@ -2499,12 +3179,12 @@
         </w:tc>
         <w:tc>
           <w:tcPr>
-            <w:tcW w:type="dxa" w:w="2069"/>
-          </w:tcPr>
-          <w:p>
-            <w:r>
-              <w:rPr>
-                <w:sz w:val="16"/>
+            <w:tcW w:type="dxa" w:w="1634"/>
+          </w:tcPr>
+          <w:p>
+            <w:r>
+              <w:rPr>
+                <w:sz w:val="14"/>
               </w:rPr>
               <w:t>Sistemas IT/OT (general) — provisión y montaje</w:t>
             </w:r>
@@ -2512,12 +3192,12 @@
         </w:tc>
         <w:tc>
           <w:tcPr>
-            <w:tcW w:type="dxa" w:w="2069"/>
-          </w:tcPr>
-          <w:p>
-            <w:r>
-              <w:rPr>
-                <w:sz w:val="16"/>
+            <w:tcW w:type="dxa" w:w="1634"/>
+          </w:tcPr>
+          <w:p>
+            <w:r>
+              <w:rPr>
+                <w:sz w:val="14"/>
               </w:rPr>
               <w:t>Incluye ingeniería constructiva y de detalle para el montaje.</w:t>
             </w:r>
@@ -2525,12 +3205,12 @@
         </w:tc>
         <w:tc>
           <w:tcPr>
-            <w:tcW w:type="dxa" w:w="2069"/>
-          </w:tcPr>
-          <w:p>
-            <w:r>
-              <w:rPr>
-                <w:sz w:val="16"/>
+            <w:tcW w:type="dxa" w:w="1634"/>
+          </w:tcPr>
+          <w:p>
+            <w:r>
+              <w:rPr>
+                <w:sz w:val="14"/>
               </w:rPr>
               <w:t>AESA</w:t>
             </w:r>
@@ -2538,12 +3218,12 @@
         </w:tc>
         <w:tc>
           <w:tcPr>
-            <w:tcW w:type="dxa" w:w="2069"/>
-          </w:tcPr>
-          <w:p>
-            <w:r>
-              <w:rPr>
-                <w:sz w:val="16"/>
+            <w:tcW w:type="dxa" w:w="1634"/>
+          </w:tcPr>
+          <w:p>
+            <w:r>
+              <w:rPr>
+                <w:sz w:val="14"/>
               </w:rPr>
               <w:t>AESA</w:t>
             </w:r>
@@ -2551,12 +3231,38 @@
         </w:tc>
         <w:tc>
           <w:tcPr>
-            <w:tcW w:type="dxa" w:w="2069"/>
-          </w:tcPr>
-          <w:p>
-            <w:r>
-              <w:rPr>
-                <w:sz w:val="16"/>
+            <w:tcW w:type="dxa" w:w="1634"/>
+          </w:tcPr>
+          <w:p>
+            <w:r>
+              <w:rPr>
+                <w:sz w:val="14"/>
+              </w:rPr>
+              <w:t>Base del alcance OT/IT de AESA.</w:t>
+            </w:r>
+          </w:p>
+        </w:tc>
+        <w:tc>
+          <w:tcPr>
+            <w:tcW w:type="dxa" w:w="1634"/>
+          </w:tcPr>
+          <w:p>
+            <w:r>
+              <w:rPr>
+                <w:sz w:val="14"/>
+              </w:rPr>
+              <w:t>001-ACAL-ET-O-100 (ET Disciplina OT)</w:t>
+            </w:r>
+          </w:p>
+        </w:tc>
+        <w:tc>
+          <w:tcPr>
+            <w:tcW w:type="dxa" w:w="1634"/>
+          </w:tcPr>
+          <w:p>
+            <w:r>
+              <w:rPr>
+                <w:sz w:val="14"/>
               </w:rPr>
               <w:t>P-409</w:t>
             </w:r>
@@ -2566,12 +3272,12 @@
       <w:tr>
         <w:tc>
           <w:tcPr>
-            <w:tcW w:type="dxa" w:w="2069"/>
-          </w:tcPr>
-          <w:p>
-            <w:r>
-              <w:rPr>
-                <w:sz w:val="16"/>
+            <w:tcW w:type="dxa" w:w="1634"/>
+          </w:tcPr>
+          <w:p>
+            <w:r>
+              <w:rPr>
+                <w:sz w:val="14"/>
               </w:rPr>
               <w:t>27</w:t>
             </w:r>
@@ -2579,12 +3285,12 @@
         </w:tc>
         <w:tc>
           <w:tcPr>
-            <w:tcW w:type="dxa" w:w="2069"/>
-          </w:tcPr>
-          <w:p>
-            <w:r>
-              <w:rPr>
-                <w:sz w:val="16"/>
+            <w:tcW w:type="dxa" w:w="1634"/>
+          </w:tcPr>
+          <w:p>
+            <w:r>
+              <w:rPr>
+                <w:sz w:val="14"/>
               </w:rPr>
               <w:t>OT/IT</w:t>
             </w:r>
@@ -2592,12 +3298,12 @@
         </w:tc>
         <w:tc>
           <w:tcPr>
-            <w:tcW w:type="dxa" w:w="2069"/>
-          </w:tcPr>
-          <w:p>
-            <w:r>
-              <w:rPr>
-                <w:sz w:val="16"/>
+            <w:tcW w:type="dxa" w:w="1634"/>
+          </w:tcPr>
+          <w:p>
+            <w:r>
+              <w:rPr>
+                <w:sz w:val="14"/>
               </w:rPr>
               <w:t>Servicios de Seguridad y CCTV</w:t>
             </w:r>
@@ -2605,12 +3311,12 @@
         </w:tc>
         <w:tc>
           <w:tcPr>
-            <w:tcW w:type="dxa" w:w="2069"/>
-          </w:tcPr>
-          <w:p>
-            <w:r>
-              <w:rPr>
-                <w:sz w:val="16"/>
+            <w:tcW w:type="dxa" w:w="1634"/>
+          </w:tcPr>
+          <w:p>
+            <w:r>
+              <w:rPr>
+                <w:sz w:val="14"/>
               </w:rPr>
               <w:t>Cobertura de seguridad física-patrimonial y operaciones (CCTV Bosch, radares Spotter).</w:t>
             </w:r>
@@ -2618,12 +3324,12 @@
         </w:tc>
         <w:tc>
           <w:tcPr>
-            <w:tcW w:type="dxa" w:w="2069"/>
-          </w:tcPr>
-          <w:p>
-            <w:r>
-              <w:rPr>
-                <w:sz w:val="16"/>
+            <w:tcW w:type="dxa" w:w="1634"/>
+          </w:tcPr>
+          <w:p>
+            <w:r>
+              <w:rPr>
+                <w:sz w:val="14"/>
               </w:rPr>
               <w:t>AESA</w:t>
             </w:r>
@@ -2631,12 +3337,12 @@
         </w:tc>
         <w:tc>
           <w:tcPr>
-            <w:tcW w:type="dxa" w:w="2069"/>
-          </w:tcPr>
-          <w:p>
-            <w:r>
-              <w:rPr>
-                <w:sz w:val="16"/>
+            <w:tcW w:type="dxa" w:w="1634"/>
+          </w:tcPr>
+          <w:p>
+            <w:r>
+              <w:rPr>
+                <w:sz w:val="14"/>
               </w:rPr>
               <w:t>AESA</w:t>
             </w:r>
@@ -2644,12 +3350,38 @@
         </w:tc>
         <w:tc>
           <w:tcPr>
-            <w:tcW w:type="dxa" w:w="2069"/>
-          </w:tcPr>
-          <w:p>
-            <w:r>
-              <w:rPr>
-                <w:sz w:val="16"/>
+            <w:tcW w:type="dxa" w:w="1634"/>
+          </w:tcPr>
+          <w:p>
+            <w:r>
+              <w:rPr>
+                <w:sz w:val="14"/>
+              </w:rPr>
+              <w:t>Plano de cobertura es orientativo; optimizable en ingeniería.</w:t>
+            </w:r>
+          </w:p>
+        </w:tc>
+        <w:tc>
+          <w:tcPr>
+            <w:tcW w:type="dxa" w:w="1634"/>
+          </w:tcPr>
+          <w:p>
+            <w:r>
+              <w:rPr>
+                <w:sz w:val="14"/>
+              </w:rPr>
+              <w:t>001-ACAL-PL-O-200 (cobertura); 001-ACAL-LI-O-203 (equipos)</w:t>
+            </w:r>
+          </w:p>
+        </w:tc>
+        <w:tc>
+          <w:tcPr>
+            <w:tcW w:type="dxa" w:w="1634"/>
+          </w:tcPr>
+          <w:p>
+            <w:r>
+              <w:rPr>
+                <w:sz w:val="14"/>
               </w:rPr>
               <w:t>P-146, P-409</w:t>
             </w:r>
@@ -2659,12 +3391,12 @@
       <w:tr>
         <w:tc>
           <w:tcPr>
-            <w:tcW w:type="dxa" w:w="2069"/>
-          </w:tcPr>
-          <w:p>
-            <w:r>
-              <w:rPr>
-                <w:sz w:val="16"/>
+            <w:tcW w:type="dxa" w:w="1634"/>
+          </w:tcPr>
+          <w:p>
+            <w:r>
+              <w:rPr>
+                <w:sz w:val="14"/>
               </w:rPr>
               <w:t>28</w:t>
             </w:r>
@@ -2672,12 +3404,12 @@
         </w:tc>
         <w:tc>
           <w:tcPr>
-            <w:tcW w:type="dxa" w:w="2069"/>
-          </w:tcPr>
-          <w:p>
-            <w:r>
-              <w:rPr>
-                <w:sz w:val="16"/>
+            <w:tcW w:type="dxa" w:w="1634"/>
+          </w:tcPr>
+          <w:p>
+            <w:r>
+              <w:rPr>
+                <w:sz w:val="14"/>
               </w:rPr>
               <w:t>OT/IT</w:t>
             </w:r>
@@ -2685,12 +3417,12 @@
         </w:tc>
         <w:tc>
           <w:tcPr>
-            <w:tcW w:type="dxa" w:w="2069"/>
-          </w:tcPr>
-          <w:p>
-            <w:r>
-              <w:rPr>
-                <w:sz w:val="16"/>
+            <w:tcW w:type="dxa" w:w="1634"/>
+          </w:tcPr>
+          <w:p>
+            <w:r>
+              <w:rPr>
+                <w:sz w:val="14"/>
               </w:rPr>
               <w:t>Control de Acceso — ingeniería y canalizaciones</w:t>
             </w:r>
@@ -2698,25 +3430,25 @@
         </w:tc>
         <w:tc>
           <w:tcPr>
-            <w:tcW w:type="dxa" w:w="2069"/>
-          </w:tcPr>
-          <w:p>
-            <w:r>
-              <w:rPr>
-                <w:sz w:val="16"/>
-              </w:rPr>
-              <w:t>Solo desarrollo de ingeniería e instalación de canalizaciones para implementación futura.</w:t>
-            </w:r>
-          </w:p>
-        </w:tc>
-        <w:tc>
-          <w:tcPr>
-            <w:tcW w:type="dxa" w:w="2069"/>
-          </w:tcPr>
-          <w:p>
-            <w:r>
-              <w:rPr>
-                <w:sz w:val="16"/>
+            <w:tcW w:type="dxa" w:w="1634"/>
+          </w:tcPr>
+          <w:p>
+            <w:r>
+              <w:rPr>
+                <w:sz w:val="14"/>
+              </w:rPr>
+              <w:t>Solo desarrollo de ingeniería e instalación de canalizaciones para implementación futura por terceros.</w:t>
+            </w:r>
+          </w:p>
+        </w:tc>
+        <w:tc>
+          <w:tcPr>
+            <w:tcW w:type="dxa" w:w="1634"/>
+          </w:tcPr>
+          <w:p>
+            <w:r>
+              <w:rPr>
+                <w:sz w:val="14"/>
               </w:rPr>
               <w:t>AESA</w:t>
             </w:r>
@@ -2724,12 +3456,12 @@
         </w:tc>
         <w:tc>
           <w:tcPr>
-            <w:tcW w:type="dxa" w:w="2069"/>
-          </w:tcPr>
-          <w:p>
-            <w:r>
-              <w:rPr>
-                <w:sz w:val="16"/>
+            <w:tcW w:type="dxa" w:w="1634"/>
+          </w:tcPr>
+          <w:p>
+            <w:r>
+              <w:rPr>
+                <w:sz w:val="14"/>
               </w:rPr>
               <w:t>AESA</w:t>
             </w:r>
@@ -2737,12 +3469,38 @@
         </w:tc>
         <w:tc>
           <w:tcPr>
-            <w:tcW w:type="dxa" w:w="2069"/>
-          </w:tcPr>
-          <w:p>
-            <w:r>
-              <w:rPr>
-                <w:sz w:val="16"/>
+            <w:tcW w:type="dxa" w:w="1634"/>
+          </w:tcPr>
+          <w:p>
+            <w:r>
+              <w:rPr>
+                <w:sz w:val="14"/>
+              </w:rPr>
+              <w:t>No incluye el equipamiento ni la integración (ver fila 29).</w:t>
+            </w:r>
+          </w:p>
+        </w:tc>
+        <w:tc>
+          <w:tcPr>
+            <w:tcW w:type="dxa" w:w="1634"/>
+          </w:tcPr>
+          <w:p>
+            <w:r>
+              <w:rPr>
+                <w:sz w:val="14"/>
+              </w:rPr>
+              <w:t>001-ACAL-ET-O-100 §3.8.1</w:t>
+            </w:r>
+          </w:p>
+        </w:tc>
+        <w:tc>
+          <w:tcPr>
+            <w:tcW w:type="dxa" w:w="1634"/>
+          </w:tcPr>
+          <w:p>
+            <w:r>
+              <w:rPr>
+                <w:sz w:val="14"/>
               </w:rPr>
               <w:t>P-146</w:t>
             </w:r>
@@ -2752,12 +3510,12 @@
       <w:tr>
         <w:tc>
           <w:tcPr>
-            <w:tcW w:type="dxa" w:w="2069"/>
-          </w:tcPr>
-          <w:p>
-            <w:r>
-              <w:rPr>
-                <w:sz w:val="16"/>
+            <w:tcW w:type="dxa" w:w="1634"/>
+          </w:tcPr>
+          <w:p>
+            <w:r>
+              <w:rPr>
+                <w:sz w:val="14"/>
               </w:rPr>
               <w:t>29</w:t>
             </w:r>
@@ -2765,12 +3523,12 @@
         </w:tc>
         <w:tc>
           <w:tcPr>
-            <w:tcW w:type="dxa" w:w="2069"/>
-          </w:tcPr>
-          <w:p>
-            <w:r>
-              <w:rPr>
-                <w:sz w:val="16"/>
+            <w:tcW w:type="dxa" w:w="1634"/>
+          </w:tcPr>
+          <w:p>
+            <w:r>
+              <w:rPr>
+                <w:sz w:val="14"/>
               </w:rPr>
               <w:t>OT/IT</w:t>
             </w:r>
@@ -2778,12 +3536,12 @@
         </w:tc>
         <w:tc>
           <w:tcPr>
-            <w:tcW w:type="dxa" w:w="2069"/>
-          </w:tcPr>
-          <w:p>
-            <w:r>
-              <w:rPr>
-                <w:sz w:val="16"/>
+            <w:tcW w:type="dxa" w:w="1634"/>
+          </w:tcPr>
+          <w:p>
+            <w:r>
+              <w:rPr>
+                <w:sz w:val="14"/>
               </w:rPr>
               <w:t>Equipamiento de control de acceso + licencias + integración a seguridad patrimonial</w:t>
             </w:r>
@@ -2791,12 +3549,12 @@
         </w:tc>
         <w:tc>
           <w:tcPr>
-            <w:tcW w:type="dxa" w:w="2069"/>
-          </w:tcPr>
-          <w:p>
-            <w:r>
-              <w:rPr>
-                <w:sz w:val="16"/>
+            <w:tcW w:type="dxa" w:w="1634"/>
+          </w:tcPr>
+          <w:p>
+            <w:r>
+              <w:rPr>
+                <w:sz w:val="14"/>
               </w:rPr>
               <w:t>Fuera del alcance de AESA.</w:t>
             </w:r>
@@ -2804,12 +3562,12 @@
         </w:tc>
         <w:tc>
           <w:tcPr>
-            <w:tcW w:type="dxa" w:w="2069"/>
-          </w:tcPr>
-          <w:p>
-            <w:r>
-              <w:rPr>
-                <w:sz w:val="16"/>
+            <w:tcW w:type="dxa" w:w="1634"/>
+          </w:tcPr>
+          <w:p>
+            <w:r>
+              <w:rPr>
+                <w:sz w:val="14"/>
               </w:rPr>
               <w:t>PP</w:t>
             </w:r>
@@ -2817,12 +3575,12 @@
         </w:tc>
         <w:tc>
           <w:tcPr>
-            <w:tcW w:type="dxa" w:w="2069"/>
-          </w:tcPr>
-          <w:p>
-            <w:r>
-              <w:rPr>
-                <w:sz w:val="16"/>
+            <w:tcW w:type="dxa" w:w="1634"/>
+          </w:tcPr>
+          <w:p>
+            <w:r>
+              <w:rPr>
+                <w:sz w:val="14"/>
               </w:rPr>
               <w:t>PP</w:t>
             </w:r>
@@ -2830,12 +3588,38 @@
         </w:tc>
         <w:tc>
           <w:tcPr>
-            <w:tcW w:type="dxa" w:w="2069"/>
-          </w:tcPr>
-          <w:p>
-            <w:r>
-              <w:rPr>
-                <w:sz w:val="16"/>
+            <w:tcW w:type="dxa" w:w="1634"/>
+          </w:tcPr>
+          <w:p>
+            <w:r>
+              <w:rPr>
+                <w:sz w:val="14"/>
+              </w:rPr>
+              <w:t>Frontera de responsabilidad con seguridad patrimonial existente.</w:t>
+            </w:r>
+          </w:p>
+        </w:tc>
+        <w:tc>
+          <w:tcPr>
+            <w:tcW w:type="dxa" w:w="1634"/>
+          </w:tcPr>
+          <w:p>
+            <w:r>
+              <w:rPr>
+                <w:sz w:val="14"/>
+              </w:rPr>
+              <w:t>001-ACAL-ET-O-100 §3.8.1</w:t>
+            </w:r>
+          </w:p>
+        </w:tc>
+        <w:tc>
+          <w:tcPr>
+            <w:tcW w:type="dxa" w:w="1634"/>
+          </w:tcPr>
+          <w:p>
+            <w:r>
+              <w:rPr>
+                <w:sz w:val="14"/>
               </w:rPr>
               <w:t>P-146</w:t>
             </w:r>
@@ -2845,12 +3629,12 @@
       <w:tr>
         <w:tc>
           <w:tcPr>
-            <w:tcW w:type="dxa" w:w="2069"/>
-          </w:tcPr>
-          <w:p>
-            <w:r>
-              <w:rPr>
-                <w:sz w:val="16"/>
+            <w:tcW w:type="dxa" w:w="1634"/>
+          </w:tcPr>
+          <w:p>
+            <w:r>
+              <w:rPr>
+                <w:sz w:val="14"/>
               </w:rPr>
               <w:t>30</w:t>
             </w:r>
@@ -2858,12 +3642,12 @@
         </w:tc>
         <w:tc>
           <w:tcPr>
-            <w:tcW w:type="dxa" w:w="2069"/>
-          </w:tcPr>
-          <w:p>
-            <w:r>
-              <w:rPr>
-                <w:sz w:val="16"/>
+            <w:tcW w:type="dxa" w:w="1634"/>
+          </w:tcPr>
+          <w:p>
+            <w:r>
+              <w:rPr>
+                <w:sz w:val="14"/>
               </w:rPr>
               <w:t>OT/IT</w:t>
             </w:r>
@@ -2871,12 +3655,12 @@
         </w:tc>
         <w:tc>
           <w:tcPr>
-            <w:tcW w:type="dxa" w:w="2069"/>
-          </w:tcPr>
-          <w:p>
-            <w:r>
-              <w:rPr>
-                <w:sz w:val="16"/>
+            <w:tcW w:type="dxa" w:w="1634"/>
+          </w:tcPr>
+          <w:p>
+            <w:r>
+              <w:rPr>
+                <w:sz w:val="14"/>
               </w:rPr>
               <w:t>Servicios WIFI In/Out</w:t>
             </w:r>
@@ -2884,12 +3668,12 @@
         </w:tc>
         <w:tc>
           <w:tcPr>
-            <w:tcW w:type="dxa" w:w="2069"/>
-          </w:tcPr>
-          <w:p>
-            <w:r>
-              <w:rPr>
-                <w:sz w:val="16"/>
+            <w:tcW w:type="dxa" w:w="1634"/>
+          </w:tcPr>
+          <w:p>
+            <w:r>
+              <w:rPr>
+                <w:sz w:val="14"/>
               </w:rPr>
               <w:t>Cobertura de áreas exteriores y salas/shelters interiores.</w:t>
             </w:r>
@@ -2897,12 +3681,12 @@
         </w:tc>
         <w:tc>
           <w:tcPr>
-            <w:tcW w:type="dxa" w:w="2069"/>
-          </w:tcPr>
-          <w:p>
-            <w:r>
-              <w:rPr>
-                <w:sz w:val="16"/>
+            <w:tcW w:type="dxa" w:w="1634"/>
+          </w:tcPr>
+          <w:p>
+            <w:r>
+              <w:rPr>
+                <w:sz w:val="14"/>
               </w:rPr>
               <w:t>AESA</w:t>
             </w:r>
@@ -2910,12 +3694,12 @@
         </w:tc>
         <w:tc>
           <w:tcPr>
-            <w:tcW w:type="dxa" w:w="2069"/>
-          </w:tcPr>
-          <w:p>
-            <w:r>
-              <w:rPr>
-                <w:sz w:val="16"/>
+            <w:tcW w:type="dxa" w:w="1634"/>
+          </w:tcPr>
+          <w:p>
+            <w:r>
+              <w:rPr>
+                <w:sz w:val="14"/>
               </w:rPr>
               <w:t>AESA</w:t>
             </w:r>
@@ -2923,12 +3707,38 @@
         </w:tc>
         <w:tc>
           <w:tcPr>
-            <w:tcW w:type="dxa" w:w="2069"/>
-          </w:tcPr>
-          <w:p>
-            <w:r>
-              <w:rPr>
-                <w:sz w:val="16"/>
+            <w:tcW w:type="dxa" w:w="1634"/>
+          </w:tcPr>
+          <w:p>
+            <w:r>
+              <w:rPr>
+                <w:sz w:val="14"/>
+              </w:rPr>
+              <w:t>Licencias e integración a IT Local quedan fuera (ver fila 32).</w:t>
+            </w:r>
+          </w:p>
+        </w:tc>
+        <w:tc>
+          <w:tcPr>
+            <w:tcW w:type="dxa" w:w="1634"/>
+          </w:tcPr>
+          <w:p>
+            <w:r>
+              <w:rPr>
+                <w:sz w:val="14"/>
+              </w:rPr>
+              <w:t>001-ACAL-ET-O-100 §3.8.2</w:t>
+            </w:r>
+          </w:p>
+        </w:tc>
+        <w:tc>
+          <w:tcPr>
+            <w:tcW w:type="dxa" w:w="1634"/>
+          </w:tcPr>
+          <w:p>
+            <w:r>
+              <w:rPr>
+                <w:sz w:val="14"/>
               </w:rPr>
               <w:t>P-146/147, P-409</w:t>
             </w:r>
@@ -2938,12 +3748,12 @@
       <w:tr>
         <w:tc>
           <w:tcPr>
-            <w:tcW w:type="dxa" w:w="2069"/>
-          </w:tcPr>
-          <w:p>
-            <w:r>
-              <w:rPr>
-                <w:sz w:val="16"/>
+            <w:tcW w:type="dxa" w:w="1634"/>
+          </w:tcPr>
+          <w:p>
+            <w:r>
+              <w:rPr>
+                <w:sz w:val="14"/>
               </w:rPr>
               <w:t>31</w:t>
             </w:r>
@@ -2951,12 +3761,12 @@
         </w:tc>
         <w:tc>
           <w:tcPr>
-            <w:tcW w:type="dxa" w:w="2069"/>
-          </w:tcPr>
-          <w:p>
-            <w:r>
-              <w:rPr>
-                <w:sz w:val="16"/>
+            <w:tcW w:type="dxa" w:w="1634"/>
+          </w:tcPr>
+          <w:p>
+            <w:r>
+              <w:rPr>
+                <w:sz w:val="14"/>
               </w:rPr>
               <w:t>OT/IT</w:t>
             </w:r>
@@ -2964,12 +3774,12 @@
         </w:tc>
         <w:tc>
           <w:tcPr>
-            <w:tcW w:type="dxa" w:w="2069"/>
-          </w:tcPr>
-          <w:p>
-            <w:r>
-              <w:rPr>
-                <w:sz w:val="16"/>
+            <w:tcW w:type="dxa" w:w="1634"/>
+          </w:tcPr>
+          <w:p>
+            <w:r>
+              <w:rPr>
+                <w:sz w:val="14"/>
               </w:rPr>
               <w:t>Rack de Comunicaciones IT</w:t>
             </w:r>
@@ -2977,25 +3787,25 @@
         </w:tc>
         <w:tc>
           <w:tcPr>
-            <w:tcW w:type="dxa" w:w="2069"/>
-          </w:tcPr>
-          <w:p>
-            <w:r>
-              <w:rPr>
-                <w:sz w:val="16"/>
-              </w:rPr>
-              <w:t>Provisión e instalación del rack; tendidos y fusionado certificado de FO/UTP; alimentación redundante; espejos de FO.</w:t>
-            </w:r>
-          </w:p>
-        </w:tc>
-        <w:tc>
-          <w:tcPr>
-            <w:tcW w:type="dxa" w:w="2069"/>
-          </w:tcPr>
-          <w:p>
-            <w:r>
-              <w:rPr>
-                <w:sz w:val="16"/>
+            <w:tcW w:type="dxa" w:w="1634"/>
+          </w:tcPr>
+          <w:p>
+            <w:r>
+              <w:rPr>
+                <w:sz w:val="14"/>
+              </w:rPr>
+              <w:t>Provisión e instalación del rack; FO/UTP certificado; alimentación redundante; espejos de FO.</w:t>
+            </w:r>
+          </w:p>
+        </w:tc>
+        <w:tc>
+          <w:tcPr>
+            <w:tcW w:type="dxa" w:w="1634"/>
+          </w:tcPr>
+          <w:p>
+            <w:r>
+              <w:rPr>
+                <w:sz w:val="14"/>
               </w:rPr>
               <w:t>AESA</w:t>
             </w:r>
@@ -3003,12 +3813,12 @@
         </w:tc>
         <w:tc>
           <w:tcPr>
-            <w:tcW w:type="dxa" w:w="2069"/>
-          </w:tcPr>
-          <w:p>
-            <w:r>
-              <w:rPr>
-                <w:sz w:val="16"/>
+            <w:tcW w:type="dxa" w:w="1634"/>
+          </w:tcPr>
+          <w:p>
+            <w:r>
+              <w:rPr>
+                <w:sz w:val="14"/>
               </w:rPr>
               <w:t>AESA</w:t>
             </w:r>
@@ -3016,12 +3826,38 @@
         </w:tc>
         <w:tc>
           <w:tcPr>
-            <w:tcW w:type="dxa" w:w="2069"/>
-          </w:tcPr>
-          <w:p>
-            <w:r>
-              <w:rPr>
-                <w:sz w:val="16"/>
+            <w:tcW w:type="dxa" w:w="1634"/>
+          </w:tcPr>
+          <w:p>
+            <w:r>
+              <w:rPr>
+                <w:sz w:val="14"/>
+              </w:rPr>
+              <w:t>Concentra todos los servicios IT en salas/shelters.</w:t>
+            </w:r>
+          </w:p>
+        </w:tc>
+        <w:tc>
+          <w:tcPr>
+            <w:tcW w:type="dxa" w:w="1634"/>
+          </w:tcPr>
+          <w:p>
+            <w:r>
+              <w:rPr>
+                <w:sz w:val="14"/>
+              </w:rPr>
+              <w:t>001-ACAL-ET-O-100 §3.8.3</w:t>
+            </w:r>
+          </w:p>
+        </w:tc>
+        <w:tc>
+          <w:tcPr>
+            <w:tcW w:type="dxa" w:w="1634"/>
+          </w:tcPr>
+          <w:p>
+            <w:r>
+              <w:rPr>
+                <w:sz w:val="14"/>
               </w:rPr>
               <w:t>P-147, P-409</w:t>
             </w:r>
@@ -3031,12 +3867,12 @@
       <w:tr>
         <w:tc>
           <w:tcPr>
-            <w:tcW w:type="dxa" w:w="2069"/>
-          </w:tcPr>
-          <w:p>
-            <w:r>
-              <w:rPr>
-                <w:sz w:val="16"/>
+            <w:tcW w:type="dxa" w:w="1634"/>
+          </w:tcPr>
+          <w:p>
+            <w:r>
+              <w:rPr>
+                <w:sz w:val="14"/>
               </w:rPr>
               <w:t>32</w:t>
             </w:r>
@@ -3044,12 +3880,12 @@
         </w:tc>
         <w:tc>
           <w:tcPr>
-            <w:tcW w:type="dxa" w:w="2069"/>
-          </w:tcPr>
-          <w:p>
-            <w:r>
-              <w:rPr>
-                <w:sz w:val="16"/>
+            <w:tcW w:type="dxa" w:w="1634"/>
+          </w:tcPr>
+          <w:p>
+            <w:r>
+              <w:rPr>
+                <w:sz w:val="14"/>
               </w:rPr>
               <w:t>OT/IT</w:t>
             </w:r>
@@ -3057,12 +3893,12 @@
         </w:tc>
         <w:tc>
           <w:tcPr>
-            <w:tcW w:type="dxa" w:w="2069"/>
-          </w:tcPr>
-          <w:p>
-            <w:r>
-              <w:rPr>
-                <w:sz w:val="16"/>
+            <w:tcW w:type="dxa" w:w="1634"/>
+          </w:tcPr>
+          <w:p>
+            <w:r>
+              <w:rPr>
+                <w:sz w:val="14"/>
               </w:rPr>
               <w:t>Licencias e integración a la infraestructura IT Local de CPF</w:t>
             </w:r>
@@ -3070,12 +3906,12 @@
         </w:tc>
         <w:tc>
           <w:tcPr>
-            <w:tcW w:type="dxa" w:w="2069"/>
-          </w:tcPr>
-          <w:p>
-            <w:r>
-              <w:rPr>
-                <w:sz w:val="16"/>
+            <w:tcW w:type="dxa" w:w="1634"/>
+          </w:tcPr>
+          <w:p>
+            <w:r>
+              <w:rPr>
+                <w:sz w:val="14"/>
               </w:rPr>
               <w:t>Fuera del alcance de AESA (aplica a WIFI y Rack IT).</w:t>
             </w:r>
@@ -3083,12 +3919,12 @@
         </w:tc>
         <w:tc>
           <w:tcPr>
-            <w:tcW w:type="dxa" w:w="2069"/>
-          </w:tcPr>
-          <w:p>
-            <w:r>
-              <w:rPr>
-                <w:sz w:val="16"/>
+            <w:tcW w:type="dxa" w:w="1634"/>
+          </w:tcPr>
+          <w:p>
+            <w:r>
+              <w:rPr>
+                <w:sz w:val="14"/>
               </w:rPr>
               <w:t>PP</w:t>
             </w:r>
@@ -3096,12 +3932,12 @@
         </w:tc>
         <w:tc>
           <w:tcPr>
-            <w:tcW w:type="dxa" w:w="2069"/>
-          </w:tcPr>
-          <w:p>
-            <w:r>
-              <w:rPr>
-                <w:sz w:val="16"/>
+            <w:tcW w:type="dxa" w:w="1634"/>
+          </w:tcPr>
+          <w:p>
+            <w:r>
+              <w:rPr>
+                <w:sz w:val="14"/>
               </w:rPr>
               <w:t>PP</w:t>
             </w:r>
@@ -3109,12 +3945,38 @@
         </w:tc>
         <w:tc>
           <w:tcPr>
-            <w:tcW w:type="dxa" w:w="2069"/>
-          </w:tcPr>
-          <w:p>
-            <w:r>
-              <w:rPr>
-                <w:sz w:val="16"/>
+            <w:tcW w:type="dxa" w:w="1634"/>
+          </w:tcPr>
+          <w:p>
+            <w:r>
+              <w:rPr>
+                <w:sz w:val="14"/>
+              </w:rPr>
+              <w:t>🚩 Definir el punto de demarcación IT↔OT y la matriz de interfaz.</w:t>
+            </w:r>
+          </w:p>
+        </w:tc>
+        <w:tc>
+          <w:tcPr>
+            <w:tcW w:type="dxa" w:w="1634"/>
+          </w:tcPr>
+          <w:p>
+            <w:r>
+              <w:rPr>
+                <w:sz w:val="14"/>
+              </w:rPr>
+              <w:t>001-ACAL-ET-O-100 §3.8.2/3.8.3</w:t>
+            </w:r>
+          </w:p>
+        </w:tc>
+        <w:tc>
+          <w:tcPr>
+            <w:tcW w:type="dxa" w:w="1634"/>
+          </w:tcPr>
+          <w:p>
+            <w:r>
+              <w:rPr>
+                <w:sz w:val="14"/>
               </w:rPr>
               <w:t>P-147</w:t>
             </w:r>
@@ -3124,12 +3986,12 @@
       <w:tr>
         <w:tc>
           <w:tcPr>
-            <w:tcW w:type="dxa" w:w="2069"/>
-          </w:tcPr>
-          <w:p>
-            <w:r>
-              <w:rPr>
-                <w:sz w:val="16"/>
+            <w:tcW w:type="dxa" w:w="1634"/>
+          </w:tcPr>
+          <w:p>
+            <w:r>
+              <w:rPr>
+                <w:sz w:val="14"/>
               </w:rPr>
               <w:t>33</w:t>
             </w:r>
@@ -3137,12 +3999,12 @@
         </w:tc>
         <w:tc>
           <w:tcPr>
-            <w:tcW w:type="dxa" w:w="2069"/>
-          </w:tcPr>
-          <w:p>
-            <w:r>
-              <w:rPr>
-                <w:sz w:val="16"/>
+            <w:tcW w:type="dxa" w:w="1634"/>
+          </w:tcPr>
+          <w:p>
+            <w:r>
+              <w:rPr>
+                <w:sz w:val="14"/>
               </w:rPr>
               <w:t>OT/IT</w:t>
             </w:r>
@@ -3150,12 +4012,12 @@
         </w:tc>
         <w:tc>
           <w:tcPr>
-            <w:tcW w:type="dxa" w:w="2069"/>
-          </w:tcPr>
-          <w:p>
-            <w:r>
-              <w:rPr>
-                <w:sz w:val="16"/>
+            <w:tcW w:type="dxa" w:w="1634"/>
+          </w:tcPr>
+          <w:p>
+            <w:r>
+              <w:rPr>
+                <w:sz w:val="14"/>
               </w:rPr>
               <w:t>Infraestructura OT - FO (anillo de fibra óptica)</w:t>
             </w:r>
@@ -3163,25 +4025,25 @@
         </w:tc>
         <w:tc>
           <w:tcPr>
-            <w:tcW w:type="dxa" w:w="2069"/>
-          </w:tcPr>
-          <w:p>
-            <w:r>
-              <w:rPr>
-                <w:sz w:val="16"/>
-              </w:rPr>
-              <w:t>Provisión, instalación, fusionado y certificación de FO; continuidad del anillo de 24h con caminos disjuntos; arquitectura PRP + redbox / anillos DLR.</w:t>
-            </w:r>
-          </w:p>
-        </w:tc>
-        <w:tc>
-          <w:tcPr>
-            <w:tcW w:type="dxa" w:w="2069"/>
-          </w:tcPr>
-          <w:p>
-            <w:r>
-              <w:rPr>
-                <w:sz w:val="16"/>
+            <w:tcW w:type="dxa" w:w="1634"/>
+          </w:tcPr>
+          <w:p>
+            <w:r>
+              <w:rPr>
+                <w:sz w:val="14"/>
+              </w:rPr>
+              <w:t>Provisión, instalación, fusionado y certificación de FO; continuidad del anillo de 24h con caminos disjuntos; PRP + redbox / anillos DLR.</w:t>
+            </w:r>
+          </w:p>
+        </w:tc>
+        <w:tc>
+          <w:tcPr>
+            <w:tcW w:type="dxa" w:w="1634"/>
+          </w:tcPr>
+          <w:p>
+            <w:r>
+              <w:rPr>
+                <w:sz w:val="14"/>
               </w:rPr>
               <w:t>AESA</w:t>
             </w:r>
@@ -3189,12 +4051,12 @@
         </w:tc>
         <w:tc>
           <w:tcPr>
-            <w:tcW w:type="dxa" w:w="2069"/>
-          </w:tcPr>
-          <w:p>
-            <w:r>
-              <w:rPr>
-                <w:sz w:val="16"/>
+            <w:tcW w:type="dxa" w:w="1634"/>
+          </w:tcPr>
+          <w:p>
+            <w:r>
+              <w:rPr>
+                <w:sz w:val="14"/>
               </w:rPr>
               <w:t>AESA</w:t>
             </w:r>
@@ -3202,12 +4064,38 @@
         </w:tc>
         <w:tc>
           <w:tcPr>
-            <w:tcW w:type="dxa" w:w="2069"/>
-          </w:tcPr>
-          <w:p>
-            <w:r>
-              <w:rPr>
-                <w:sz w:val="16"/>
+            <w:tcW w:type="dxa" w:w="1634"/>
+          </w:tcPr>
+          <w:p>
+            <w:r>
+              <w:rPr>
+                <w:sz w:val="14"/>
+              </w:rPr>
+              <w:t>Mantener filosofía y topología actuales del anillo OT.</w:t>
+            </w:r>
+          </w:p>
+        </w:tc>
+        <w:tc>
+          <w:tcPr>
+            <w:tcW w:type="dxa" w:w="1634"/>
+          </w:tcPr>
+          <w:p>
+            <w:r>
+              <w:rPr>
+                <w:sz w:val="14"/>
+              </w:rPr>
+              <w:t>226-ACAL-102-PL-K-301 (Anillo FO); 001-ACAL-ET-O-100 §3.8.4</w:t>
+            </w:r>
+          </w:p>
+        </w:tc>
+        <w:tc>
+          <w:tcPr>
+            <w:tcW w:type="dxa" w:w="1634"/>
+          </w:tcPr>
+          <w:p>
+            <w:r>
+              <w:rPr>
+                <w:sz w:val="14"/>
               </w:rPr>
               <w:t>P-147, P-305, P-409</w:t>
             </w:r>
@@ -3217,12 +4105,12 @@
       <w:tr>
         <w:tc>
           <w:tcPr>
-            <w:tcW w:type="dxa" w:w="2069"/>
-          </w:tcPr>
-          <w:p>
-            <w:r>
-              <w:rPr>
-                <w:sz w:val="16"/>
+            <w:tcW w:type="dxa" w:w="1634"/>
+          </w:tcPr>
+          <w:p>
+            <w:r>
+              <w:rPr>
+                <w:sz w:val="14"/>
               </w:rPr>
               <w:t>34</w:t>
             </w:r>
@@ -3230,12 +4118,12 @@
         </w:tc>
         <w:tc>
           <w:tcPr>
-            <w:tcW w:type="dxa" w:w="2069"/>
-          </w:tcPr>
-          <w:p>
-            <w:r>
-              <w:rPr>
-                <w:sz w:val="16"/>
+            <w:tcW w:type="dxa" w:w="1634"/>
+          </w:tcPr>
+          <w:p>
+            <w:r>
+              <w:rPr>
+                <w:sz w:val="14"/>
               </w:rPr>
               <w:t>OT/IT</w:t>
             </w:r>
@@ -3243,12 +4131,12 @@
         </w:tc>
         <w:tc>
           <w:tcPr>
-            <w:tcW w:type="dxa" w:w="2069"/>
-          </w:tcPr>
-          <w:p>
-            <w:r>
-              <w:rPr>
-                <w:sz w:val="16"/>
+            <w:tcW w:type="dxa" w:w="1634"/>
+          </w:tcPr>
+          <w:p>
+            <w:r>
+              <w:rPr>
+                <w:sz w:val="14"/>
               </w:rPr>
               <w:t>Tendidos y canalizaciones I&amp;C</w:t>
             </w:r>
@@ -3256,25 +4144,25 @@
         </w:tc>
         <w:tc>
           <w:tcPr>
-            <w:tcW w:type="dxa" w:w="2069"/>
-          </w:tcPr>
-          <w:p>
-            <w:r>
-              <w:rPr>
-                <w:sz w:val="16"/>
-              </w:rPr>
-              <w:t>Bandejas portacables, cañeros de PVC, tritubo PEAD para FO.</w:t>
-            </w:r>
-          </w:p>
-        </w:tc>
-        <w:tc>
-          <w:tcPr>
-            <w:tcW w:type="dxa" w:w="2069"/>
-          </w:tcPr>
-          <w:p>
-            <w:r>
-              <w:rPr>
-                <w:sz w:val="16"/>
+            <w:tcW w:type="dxa" w:w="1634"/>
+          </w:tcPr>
+          <w:p>
+            <w:r>
+              <w:rPr>
+                <w:sz w:val="14"/>
+              </w:rPr>
+              <w:t>Bandejas portacables, cañeros de PVC Ø160, tritubo PEAD para FO.</w:t>
+            </w:r>
+          </w:p>
+        </w:tc>
+        <w:tc>
+          <w:tcPr>
+            <w:tcW w:type="dxa" w:w="1634"/>
+          </w:tcPr>
+          <w:p>
+            <w:r>
+              <w:rPr>
+                <w:sz w:val="14"/>
               </w:rPr>
               <w:t>AESA</w:t>
             </w:r>
@@ -3282,12 +4170,12 @@
         </w:tc>
         <w:tc>
           <w:tcPr>
-            <w:tcW w:type="dxa" w:w="2069"/>
-          </w:tcPr>
-          <w:p>
-            <w:r>
-              <w:rPr>
-                <w:sz w:val="16"/>
+            <w:tcW w:type="dxa" w:w="1634"/>
+          </w:tcPr>
+          <w:p>
+            <w:r>
+              <w:rPr>
+                <w:sz w:val="14"/>
               </w:rPr>
               <w:t>AESA</w:t>
             </w:r>
@@ -3295,12 +4183,38 @@
         </w:tc>
         <w:tc>
           <w:tcPr>
-            <w:tcW w:type="dxa" w:w="2069"/>
-          </w:tcPr>
-          <w:p>
-            <w:r>
-              <w:rPr>
-                <w:sz w:val="16"/>
+            <w:tcW w:type="dxa" w:w="1634"/>
+          </w:tcPr>
+          <w:p>
+            <w:r>
+              <w:rPr>
+                <w:sz w:val="14"/>
+              </w:rPr>
+              <w:t>Usar reservas de canalizaciones existentes para acceso a salas.</w:t>
+            </w:r>
+          </w:p>
+        </w:tc>
+        <w:tc>
+          <w:tcPr>
+            <w:tcW w:type="dxa" w:w="1634"/>
+          </w:tcPr>
+          <w:p>
+            <w:r>
+              <w:rPr>
+                <w:sz w:val="14"/>
+              </w:rPr>
+              <w:t>226-ACAL-102-PL-K-301</w:t>
+            </w:r>
+          </w:p>
+        </w:tc>
+        <w:tc>
+          <w:tcPr>
+            <w:tcW w:type="dxa" w:w="1634"/>
+          </w:tcPr>
+          <w:p>
+            <w:r>
+              <w:rPr>
+                <w:sz w:val="14"/>
               </w:rPr>
               <w:t>P-409</w:t>
             </w:r>
@@ -3310,12 +4224,12 @@
       <w:tr>
         <w:tc>
           <w:tcPr>
-            <w:tcW w:type="dxa" w:w="2069"/>
-          </w:tcPr>
-          <w:p>
-            <w:r>
-              <w:rPr>
-                <w:sz w:val="16"/>
+            <w:tcW w:type="dxa" w:w="1634"/>
+          </w:tcPr>
+          <w:p>
+            <w:r>
+              <w:rPr>
+                <w:sz w:val="14"/>
               </w:rPr>
               <w:t>35</w:t>
             </w:r>
@@ -3323,12 +4237,12 @@
         </w:tc>
         <w:tc>
           <w:tcPr>
-            <w:tcW w:type="dxa" w:w="2069"/>
-          </w:tcPr>
-          <w:p>
-            <w:r>
-              <w:rPr>
-                <w:sz w:val="16"/>
+            <w:tcW w:type="dxa" w:w="1634"/>
+          </w:tcPr>
+          <w:p>
+            <w:r>
+              <w:rPr>
+                <w:sz w:val="14"/>
               </w:rPr>
               <w:t>OT/IT</w:t>
             </w:r>
@@ -3336,12 +4250,12 @@
         </w:tc>
         <w:tc>
           <w:tcPr>
-            <w:tcW w:type="dxa" w:w="2069"/>
-          </w:tcPr>
-          <w:p>
-            <w:r>
-              <w:rPr>
-                <w:sz w:val="16"/>
+            <w:tcW w:type="dxa" w:w="1634"/>
+          </w:tcPr>
+          <w:p>
+            <w:r>
+              <w:rPr>
+                <w:sz w:val="14"/>
               </w:rPr>
               <w:t>Provisión de equipos IT/OT (servidores, switches, firewalls, radios)</w:t>
             </w:r>
@@ -3349,25 +4263,25 @@
         </w:tc>
         <w:tc>
           <w:tcPr>
-            <w:tcW w:type="dxa" w:w="2069"/>
-          </w:tcPr>
-          <w:p>
-            <w:r>
-              <w:rPr>
-                <w:sz w:val="16"/>
-              </w:rPr>
-              <w:t>Según lista de vendors aprobados por PPSA (Cisco, Fortinet, Hirschmann, Stratix, MPLS Hitachi-ABB, Dell, etc.).</w:t>
-            </w:r>
-          </w:p>
-        </w:tc>
-        <w:tc>
-          <w:tcPr>
-            <w:tcW w:type="dxa" w:w="2069"/>
-          </w:tcPr>
-          <w:p>
-            <w:r>
-              <w:rPr>
-                <w:sz w:val="16"/>
+            <w:tcW w:type="dxa" w:w="1634"/>
+          </w:tcPr>
+          <w:p>
+            <w:r>
+              <w:rPr>
+                <w:sz w:val="14"/>
+              </w:rPr>
+              <w:t>Según lista de vendors aprobados (Cisco, Fortinet, Hirschmann, Stratix, MPLS Hitachi-ABB, Dell, etc.).</w:t>
+            </w:r>
+          </w:p>
+        </w:tc>
+        <w:tc>
+          <w:tcPr>
+            <w:tcW w:type="dxa" w:w="1634"/>
+          </w:tcPr>
+          <w:p>
+            <w:r>
+              <w:rPr>
+                <w:sz w:val="14"/>
               </w:rPr>
               <w:t>AESA</w:t>
             </w:r>
@@ -3375,12 +4289,12 @@
         </w:tc>
         <w:tc>
           <w:tcPr>
-            <w:tcW w:type="dxa" w:w="2069"/>
-          </w:tcPr>
-          <w:p>
-            <w:r>
-              <w:rPr>
-                <w:sz w:val="16"/>
+            <w:tcW w:type="dxa" w:w="1634"/>
+          </w:tcPr>
+          <w:p>
+            <w:r>
+              <w:rPr>
+                <w:sz w:val="14"/>
               </w:rPr>
               <w:t>AESA</w:t>
             </w:r>
@@ -3388,12 +4302,38 @@
         </w:tc>
         <w:tc>
           <w:tcPr>
-            <w:tcW w:type="dxa" w:w="2069"/>
-          </w:tcPr>
-          <w:p>
-            <w:r>
-              <w:rPr>
-                <w:sz w:val="16"/>
+            <w:tcW w:type="dxa" w:w="1634"/>
+          </w:tcPr>
+          <w:p>
+            <w:r>
+              <w:rPr>
+                <w:sz w:val="14"/>
+              </w:rPr>
+              <w:t>Solo partners oficiales autorizados por las marcas.</w:t>
+            </w:r>
+          </w:p>
+        </w:tc>
+        <w:tc>
+          <w:tcPr>
+            <w:tcW w:type="dxa" w:w="1634"/>
+          </w:tcPr>
+          <w:p>
+            <w:r>
+              <w:rPr>
+                <w:sz w:val="14"/>
+              </w:rPr>
+              <w:t>Lista de vendors PPSA — §3.8.5</w:t>
+            </w:r>
+          </w:p>
+        </w:tc>
+        <w:tc>
+          <w:tcPr>
+            <w:tcW w:type="dxa" w:w="1634"/>
+          </w:tcPr>
+          <w:p>
+            <w:r>
+              <w:rPr>
+                <w:sz w:val="14"/>
               </w:rPr>
               <w:t>P-148, P-409</w:t>
             </w:r>
@@ -3403,12 +4343,12 @@
       <w:tr>
         <w:tc>
           <w:tcPr>
-            <w:tcW w:type="dxa" w:w="2069"/>
-          </w:tcPr>
-          <w:p>
-            <w:r>
-              <w:rPr>
-                <w:sz w:val="16"/>
+            <w:tcW w:type="dxa" w:w="1634"/>
+          </w:tcPr>
+          <w:p>
+            <w:r>
+              <w:rPr>
+                <w:sz w:val="14"/>
               </w:rPr>
               <w:t>36</w:t>
             </w:r>
@@ -3416,12 +4356,12 @@
         </w:tc>
         <w:tc>
           <w:tcPr>
-            <w:tcW w:type="dxa" w:w="2069"/>
-          </w:tcPr>
-          <w:p>
-            <w:r>
-              <w:rPr>
-                <w:sz w:val="16"/>
+            <w:tcW w:type="dxa" w:w="1634"/>
+          </w:tcPr>
+          <w:p>
+            <w:r>
+              <w:rPr>
+                <w:sz w:val="14"/>
               </w:rPr>
               <w:t>Ciberseg./Red</w:t>
             </w:r>
@@ -3429,12 +4369,12 @@
         </w:tc>
         <w:tc>
           <w:tcPr>
-            <w:tcW w:type="dxa" w:w="2069"/>
-          </w:tcPr>
-          <w:p>
-            <w:r>
-              <w:rPr>
-                <w:sz w:val="16"/>
+            <w:tcW w:type="dxa" w:w="1634"/>
+          </w:tcPr>
+          <w:p>
+            <w:r>
+              <w:rPr>
+                <w:sz w:val="14"/>
               </w:rPr>
               <w:t>Configuración de routers, switches y firewalls</w:t>
             </w:r>
@@ -3442,12 +4382,12 @@
         </w:tc>
         <w:tc>
           <w:tcPr>
-            <w:tcW w:type="dxa" w:w="2069"/>
-          </w:tcPr>
-          <w:p>
-            <w:r>
-              <w:rPr>
-                <w:sz w:val="16"/>
+            <w:tcW w:type="dxa" w:w="1634"/>
+          </w:tcPr>
+          <w:p>
+            <w:r>
+              <w:rPr>
+                <w:sz w:val="14"/>
               </w:rPr>
               <w:t>ELIMINADO del alcance de AESA (según respuestas del Anexo 3.8).</w:t>
             </w:r>
@@ -3455,12 +4395,12 @@
         </w:tc>
         <w:tc>
           <w:tcPr>
-            <w:tcW w:type="dxa" w:w="2069"/>
-          </w:tcPr>
-          <w:p>
-            <w:r>
-              <w:rPr>
-                <w:sz w:val="16"/>
+            <w:tcW w:type="dxa" w:w="1634"/>
+          </w:tcPr>
+          <w:p>
+            <w:r>
+              <w:rPr>
+                <w:sz w:val="14"/>
               </w:rPr>
               <w:t>PP</w:t>
             </w:r>
@@ -3468,12 +4408,12 @@
         </w:tc>
         <w:tc>
           <w:tcPr>
-            <w:tcW w:type="dxa" w:w="2069"/>
-          </w:tcPr>
-          <w:p>
-            <w:r>
-              <w:rPr>
-                <w:sz w:val="16"/>
+            <w:tcW w:type="dxa" w:w="1634"/>
+          </w:tcPr>
+          <w:p>
+            <w:r>
+              <w:rPr>
+                <w:sz w:val="14"/>
               </w:rPr>
               <w:t>PP</w:t>
             </w:r>
@@ -3481,12 +4421,38 @@
         </w:tc>
         <w:tc>
           <w:tcPr>
-            <w:tcW w:type="dxa" w:w="2069"/>
-          </w:tcPr>
-          <w:p>
-            <w:r>
-              <w:rPr>
-                <w:sz w:val="16"/>
+            <w:tcW w:type="dxa" w:w="1634"/>
+          </w:tcPr>
+          <w:p>
+            <w:r>
+              <w:rPr>
+                <w:sz w:val="14"/>
+              </w:rPr>
+              <w:t>🚩 AESA provee los equipos (fila 35) pero NO los configura → ¿quién asegura la red OT?</w:t>
+            </w:r>
+          </w:p>
+        </w:tc>
+        <w:tc>
+          <w:tcPr>
+            <w:tcW w:type="dxa" w:w="1634"/>
+          </w:tcPr>
+          <w:p>
+            <w:r>
+              <w:rPr>
+                <w:sz w:val="14"/>
+              </w:rPr>
+              <w:t>Anexo 3.8 (respuestas); P-409</w:t>
+            </w:r>
+          </w:p>
+        </w:tc>
+        <w:tc>
+          <w:tcPr>
+            <w:tcW w:type="dxa" w:w="1634"/>
+          </w:tcPr>
+          <w:p>
+            <w:r>
+              <w:rPr>
+                <w:sz w:val="14"/>
               </w:rPr>
               <w:t>P-409</w:t>
             </w:r>
@@ -3496,12 +4462,12 @@
       <w:tr>
         <w:tc>
           <w:tcPr>
-            <w:tcW w:type="dxa" w:w="2069"/>
-          </w:tcPr>
-          <w:p>
-            <w:r>
-              <w:rPr>
-                <w:sz w:val="16"/>
+            <w:tcW w:type="dxa" w:w="1634"/>
+          </w:tcPr>
+          <w:p>
+            <w:r>
+              <w:rPr>
+                <w:sz w:val="14"/>
               </w:rPr>
               <w:t>37</w:t>
             </w:r>
@@ -3509,12 +4475,12 @@
         </w:tc>
         <w:tc>
           <w:tcPr>
-            <w:tcW w:type="dxa" w:w="2069"/>
-          </w:tcPr>
-          <w:p>
-            <w:r>
-              <w:rPr>
-                <w:sz w:val="16"/>
+            <w:tcW w:type="dxa" w:w="1634"/>
+          </w:tcPr>
+          <w:p>
+            <w:r>
+              <w:rPr>
+                <w:sz w:val="14"/>
               </w:rPr>
               <w:t>Ciberseg./Red</w:t>
             </w:r>
@@ -3522,12 +4488,12 @@
         </w:tc>
         <w:tc>
           <w:tcPr>
-            <w:tcW w:type="dxa" w:w="2069"/>
-          </w:tcPr>
-          <w:p>
-            <w:r>
-              <w:rPr>
-                <w:sz w:val="16"/>
+            <w:tcW w:type="dxa" w:w="1634"/>
+          </w:tcPr>
+          <w:p>
+            <w:r>
+              <w:rPr>
+                <w:sz w:val="14"/>
               </w:rPr>
               <w:t>Diagramas de zonas y conductos de ciberseguridad (IEC 62443)</w:t>
             </w:r>
@@ -3535,12 +4501,12 @@
         </w:tc>
         <w:tc>
           <w:tcPr>
-            <w:tcW w:type="dxa" w:w="2069"/>
-          </w:tcPr>
-          <w:p>
-            <w:r>
-              <w:rPr>
-                <w:sz w:val="16"/>
+            <w:tcW w:type="dxa" w:w="1634"/>
+          </w:tcPr>
+          <w:p>
+            <w:r>
+              <w:rPr>
+                <w:sz w:val="14"/>
               </w:rPr>
               <w:t>ELIMINADO del alcance de AESA.</w:t>
             </w:r>
@@ -3548,12 +4514,12 @@
         </w:tc>
         <w:tc>
           <w:tcPr>
-            <w:tcW w:type="dxa" w:w="2069"/>
-          </w:tcPr>
-          <w:p>
-            <w:r>
-              <w:rPr>
-                <w:sz w:val="16"/>
+            <w:tcW w:type="dxa" w:w="1634"/>
+          </w:tcPr>
+          <w:p>
+            <w:r>
+              <w:rPr>
+                <w:sz w:val="14"/>
               </w:rPr>
               <w:t>PP</w:t>
             </w:r>
@@ -3561,12 +4527,12 @@
         </w:tc>
         <w:tc>
           <w:tcPr>
-            <w:tcW w:type="dxa" w:w="2069"/>
-          </w:tcPr>
-          <w:p>
-            <w:r>
-              <w:rPr>
-                <w:sz w:val="16"/>
+            <w:tcW w:type="dxa" w:w="1634"/>
+          </w:tcPr>
+          <w:p>
+            <w:r>
+              <w:rPr>
+                <w:sz w:val="14"/>
               </w:rPr>
               <w:t>—</w:t>
             </w:r>
@@ -3574,12 +4540,38 @@
         </w:tc>
         <w:tc>
           <w:tcPr>
-            <w:tcW w:type="dxa" w:w="2069"/>
-          </w:tcPr>
-          <w:p>
-            <w:r>
-              <w:rPr>
-                <w:sz w:val="16"/>
+            <w:tcW w:type="dxa" w:w="1634"/>
+          </w:tcPr>
+          <w:p>
+            <w:r>
+              <w:rPr>
+                <w:sz w:val="14"/>
+              </w:rPr>
+              <w:t>🚩 Entregable de ciberseguridad fuera de AESA pese a la cláusula 43.15.</w:t>
+            </w:r>
+          </w:p>
+        </w:tc>
+        <w:tc>
+          <w:tcPr>
+            <w:tcW w:type="dxa" w:w="1634"/>
+          </w:tcPr>
+          <w:p>
+            <w:r>
+              <w:rPr>
+                <w:sz w:val="14"/>
+              </w:rPr>
+              <w:t>Anexo 3.8; IEC 62443</w:t>
+            </w:r>
+          </w:p>
+        </w:tc>
+        <w:tc>
+          <w:tcPr>
+            <w:tcW w:type="dxa" w:w="1634"/>
+          </w:tcPr>
+          <w:p>
+            <w:r>
+              <w:rPr>
+                <w:sz w:val="14"/>
               </w:rPr>
               <w:t>P-409</w:t>
             </w:r>
@@ -3589,12 +4581,12 @@
       <w:tr>
         <w:tc>
           <w:tcPr>
-            <w:tcW w:type="dxa" w:w="2069"/>
-          </w:tcPr>
-          <w:p>
-            <w:r>
-              <w:rPr>
-                <w:sz w:val="16"/>
+            <w:tcW w:type="dxa" w:w="1634"/>
+          </w:tcPr>
+          <w:p>
+            <w:r>
+              <w:rPr>
+                <w:sz w:val="14"/>
               </w:rPr>
               <w:t>38</w:t>
             </w:r>
@@ -3602,12 +4594,12 @@
         </w:tc>
         <w:tc>
           <w:tcPr>
-            <w:tcW w:type="dxa" w:w="2069"/>
-          </w:tcPr>
-          <w:p>
-            <w:r>
-              <w:rPr>
-                <w:sz w:val="16"/>
+            <w:tcW w:type="dxa" w:w="1634"/>
+          </w:tcPr>
+          <w:p>
+            <w:r>
+              <w:rPr>
+                <w:sz w:val="14"/>
               </w:rPr>
               <w:t>Ciberseg./Red</w:t>
             </w:r>
@@ -3615,12 +4607,12 @@
         </w:tc>
         <w:tc>
           <w:tcPr>
-            <w:tcW w:type="dxa" w:w="2069"/>
-          </w:tcPr>
-          <w:p>
-            <w:r>
-              <w:rPr>
-                <w:sz w:val="16"/>
+            <w:tcW w:type="dxa" w:w="1634"/>
+          </w:tcPr>
+          <w:p>
+            <w:r>
+              <w:rPr>
+                <w:sz w:val="14"/>
               </w:rPr>
               <w:t>Cálculo de niveles de disponibilidad · Tabla de IPS</w:t>
             </w:r>
@@ -3628,12 +4620,12 @@
         </w:tc>
         <w:tc>
           <w:tcPr>
-            <w:tcW w:type="dxa" w:w="2069"/>
-          </w:tcPr>
-          <w:p>
-            <w:r>
-              <w:rPr>
-                <w:sz w:val="16"/>
+            <w:tcW w:type="dxa" w:w="1634"/>
+          </w:tcPr>
+          <w:p>
+            <w:r>
+              <w:rPr>
+                <w:sz w:val="14"/>
               </w:rPr>
               <w:t>ELIMINADO del alcance de AESA.</w:t>
             </w:r>
@@ -3641,12 +4633,12 @@
         </w:tc>
         <w:tc>
           <w:tcPr>
-            <w:tcW w:type="dxa" w:w="2069"/>
-          </w:tcPr>
-          <w:p>
-            <w:r>
-              <w:rPr>
-                <w:sz w:val="16"/>
+            <w:tcW w:type="dxa" w:w="1634"/>
+          </w:tcPr>
+          <w:p>
+            <w:r>
+              <w:rPr>
+                <w:sz w:val="14"/>
               </w:rPr>
               <w:t>PP</w:t>
             </w:r>
@@ -3654,12 +4646,12 @@
         </w:tc>
         <w:tc>
           <w:tcPr>
-            <w:tcW w:type="dxa" w:w="2069"/>
-          </w:tcPr>
-          <w:p>
-            <w:r>
-              <w:rPr>
-                <w:sz w:val="16"/>
+            <w:tcW w:type="dxa" w:w="1634"/>
+          </w:tcPr>
+          <w:p>
+            <w:r>
+              <w:rPr>
+                <w:sz w:val="14"/>
               </w:rPr>
               <w:t>—</w:t>
             </w:r>
@@ -3667,12 +4659,38 @@
         </w:tc>
         <w:tc>
           <w:tcPr>
-            <w:tcW w:type="dxa" w:w="2069"/>
-          </w:tcPr>
-          <w:p>
-            <w:r>
-              <w:rPr>
-                <w:sz w:val="16"/>
+            <w:tcW w:type="dxa" w:w="1634"/>
+          </w:tcPr>
+          <w:p>
+            <w:r>
+              <w:rPr>
+                <w:sz w:val="14"/>
+              </w:rPr>
+              <w:t>Verificar quién ejecuta estos análisis de red.</w:t>
+            </w:r>
+          </w:p>
+        </w:tc>
+        <w:tc>
+          <w:tcPr>
+            <w:tcW w:type="dxa" w:w="1634"/>
+          </w:tcPr>
+          <w:p>
+            <w:r>
+              <w:rPr>
+                <w:sz w:val="14"/>
+              </w:rPr>
+              <w:t>Anexo 3.8</w:t>
+            </w:r>
+          </w:p>
+        </w:tc>
+        <w:tc>
+          <w:tcPr>
+            <w:tcW w:type="dxa" w:w="1634"/>
+          </w:tcPr>
+          <w:p>
+            <w:r>
+              <w:rPr>
+                <w:sz w:val="14"/>
               </w:rPr>
               <w:t>P-409</w:t>
             </w:r>
@@ -3682,12 +4700,12 @@
       <w:tr>
         <w:tc>
           <w:tcPr>
-            <w:tcW w:type="dxa" w:w="2069"/>
-          </w:tcPr>
-          <w:p>
-            <w:r>
-              <w:rPr>
-                <w:sz w:val="16"/>
+            <w:tcW w:type="dxa" w:w="1634"/>
+          </w:tcPr>
+          <w:p>
+            <w:r>
+              <w:rPr>
+                <w:sz w:val="14"/>
               </w:rPr>
               <w:t>39</w:t>
             </w:r>
@@ -3695,12 +4713,12 @@
         </w:tc>
         <w:tc>
           <w:tcPr>
-            <w:tcW w:type="dxa" w:w="2069"/>
-          </w:tcPr>
-          <w:p>
-            <w:r>
-              <w:rPr>
-                <w:sz w:val="16"/>
+            <w:tcW w:type="dxa" w:w="1634"/>
+          </w:tcPr>
+          <w:p>
+            <w:r>
+              <w:rPr>
+                <w:sz w:val="14"/>
               </w:rPr>
               <w:t>Ciberseguridad</w:t>
             </w:r>
@@ -3708,12 +4726,12 @@
         </w:tc>
         <w:tc>
           <w:tcPr>
-            <w:tcW w:type="dxa" w:w="2069"/>
-          </w:tcPr>
-          <w:p>
-            <w:r>
-              <w:rPr>
-                <w:sz w:val="16"/>
+            <w:tcW w:type="dxa" w:w="1634"/>
+          </w:tcPr>
+          <w:p>
+            <w:r>
+              <w:rPr>
+                <w:sz w:val="14"/>
               </w:rPr>
               <w:t>Cláusula contractual 43.15 Ciberseguridad</w:t>
             </w:r>
@@ -3721,12 +4739,12 @@
         </w:tc>
         <w:tc>
           <w:tcPr>
-            <w:tcW w:type="dxa" w:w="2069"/>
-          </w:tcPr>
-          <w:p>
-            <w:r>
-              <w:rPr>
-                <w:sz w:val="16"/>
+            <w:tcW w:type="dxa" w:w="1634"/>
+          </w:tcPr>
+          <w:p>
+            <w:r>
+              <w:rPr>
+                <w:sz w:val="14"/>
               </w:rPr>
               <w:t>Marco COBIT / IEC 62443 / RGPD — obligaciones del Contratista ('Ciberseguridad en AESA').</w:t>
             </w:r>
@@ -3734,12 +4752,12 @@
         </w:tc>
         <w:tc>
           <w:tcPr>
-            <w:tcW w:type="dxa" w:w="2069"/>
-          </w:tcPr>
-          <w:p>
-            <w:r>
-              <w:rPr>
-                <w:sz w:val="16"/>
+            <w:tcW w:type="dxa" w:w="1634"/>
+          </w:tcPr>
+          <w:p>
+            <w:r>
+              <w:rPr>
+                <w:sz w:val="14"/>
               </w:rPr>
               <w:t>AESA</w:t>
             </w:r>
@@ -3747,12 +4765,12 @@
         </w:tc>
         <w:tc>
           <w:tcPr>
-            <w:tcW w:type="dxa" w:w="2069"/>
-          </w:tcPr>
-          <w:p>
-            <w:r>
-              <w:rPr>
-                <w:sz w:val="16"/>
+            <w:tcW w:type="dxa" w:w="1634"/>
+          </w:tcPr>
+          <w:p>
+            <w:r>
+              <w:rPr>
+                <w:sz w:val="14"/>
               </w:rPr>
               <w:t>—</w:t>
             </w:r>
@@ -3760,12 +4778,38 @@
         </w:tc>
         <w:tc>
           <w:tcPr>
-            <w:tcW w:type="dxa" w:w="2069"/>
-          </w:tcPr>
-          <w:p>
-            <w:r>
-              <w:rPr>
-                <w:sz w:val="16"/>
+            <w:tcW w:type="dxa" w:w="1634"/>
+          </w:tcPr>
+          <w:p>
+            <w:r>
+              <w:rPr>
+                <w:sz w:val="14"/>
+              </w:rPr>
+              <w:t>🚩 AESA sigue obligada contractualmente pese a la eliminación de los entregables técnicos.</w:t>
+            </w:r>
+          </w:p>
+        </w:tc>
+        <w:tc>
+          <w:tcPr>
+            <w:tcW w:type="dxa" w:w="1634"/>
+          </w:tcPr>
+          <w:p>
+            <w:r>
+              <w:rPr>
+                <w:sz w:val="14"/>
+              </w:rPr>
+              <w:t>Cláusula 43.15; COBIT / IEC 62443 / RGPD</w:t>
+            </w:r>
+          </w:p>
+        </w:tc>
+        <w:tc>
+          <w:tcPr>
+            <w:tcW w:type="dxa" w:w="1634"/>
+          </w:tcPr>
+          <w:p>
+            <w:r>
+              <w:rPr>
+                <w:sz w:val="14"/>
               </w:rPr>
               <w:t>P-118, P-521</w:t>
             </w:r>
@@ -3775,12 +4819,12 @@
       <w:tr>
         <w:tc>
           <w:tcPr>
-            <w:tcW w:type="dxa" w:w="2069"/>
-          </w:tcPr>
-          <w:p>
-            <w:r>
-              <w:rPr>
-                <w:sz w:val="16"/>
+            <w:tcW w:type="dxa" w:w="1634"/>
+          </w:tcPr>
+          <w:p>
+            <w:r>
+              <w:rPr>
+                <w:sz w:val="14"/>
               </w:rPr>
               <w:t>40</w:t>
             </w:r>
@@ -3788,12 +4832,12 @@
         </w:tc>
         <w:tc>
           <w:tcPr>
-            <w:tcW w:type="dxa" w:w="2069"/>
-          </w:tcPr>
-          <w:p>
-            <w:r>
-              <w:rPr>
-                <w:sz w:val="16"/>
+            <w:tcW w:type="dxa" w:w="1634"/>
+          </w:tcPr>
+          <w:p>
+            <w:r>
+              <w:rPr>
+                <w:sz w:val="14"/>
               </w:rPr>
               <w:t>General</w:t>
             </w:r>
@@ -3801,12 +4845,12 @@
         </w:tc>
         <w:tc>
           <w:tcPr>
-            <w:tcW w:type="dxa" w:w="2069"/>
-          </w:tcPr>
-          <w:p>
-            <w:r>
-              <w:rPr>
-                <w:sz w:val="16"/>
+            <w:tcW w:type="dxa" w:w="1634"/>
+          </w:tcPr>
+          <w:p>
+            <w:r>
+              <w:rPr>
+                <w:sz w:val="14"/>
               </w:rPr>
               <w:t>Regla por defecto (Adenda cláusula 3.1.4)</w:t>
             </w:r>
@@ -3814,12 +4858,12 @@
         </w:tc>
         <w:tc>
           <w:tcPr>
-            <w:tcW w:type="dxa" w:w="2069"/>
-          </w:tcPr>
-          <w:p>
-            <w:r>
-              <w:rPr>
-                <w:sz w:val="16"/>
+            <w:tcW w:type="dxa" w:w="1634"/>
+          </w:tcPr>
+          <w:p>
+            <w:r>
+              <w:rPr>
+                <w:sz w:val="14"/>
               </w:rPr>
               <w:t>AESA suministra todo lo no indicado expresamente como provisión de PP en el Apéndice A, necesario para la obra.</w:t>
             </w:r>
@@ -3827,12 +4871,12 @@
         </w:tc>
         <w:tc>
           <w:tcPr>
-            <w:tcW w:type="dxa" w:w="2069"/>
-          </w:tcPr>
-          <w:p>
-            <w:r>
-              <w:rPr>
-                <w:sz w:val="16"/>
+            <w:tcW w:type="dxa" w:w="1634"/>
+          </w:tcPr>
+          <w:p>
+            <w:r>
+              <w:rPr>
+                <w:sz w:val="14"/>
               </w:rPr>
               <w:t>AESA</w:t>
             </w:r>
@@ -3840,12 +4884,12 @@
         </w:tc>
         <w:tc>
           <w:tcPr>
-            <w:tcW w:type="dxa" w:w="2069"/>
-          </w:tcPr>
-          <w:p>
-            <w:r>
-              <w:rPr>
-                <w:sz w:val="16"/>
+            <w:tcW w:type="dxa" w:w="1634"/>
+          </w:tcPr>
+          <w:p>
+            <w:r>
+              <w:rPr>
+                <w:sz w:val="14"/>
               </w:rPr>
               <w:t>AESA</w:t>
             </w:r>
@@ -3853,12 +4897,38 @@
         </w:tc>
         <w:tc>
           <w:tcPr>
-            <w:tcW w:type="dxa" w:w="2069"/>
-          </w:tcPr>
-          <w:p>
-            <w:r>
-              <w:rPr>
-                <w:sz w:val="16"/>
+            <w:tcW w:type="dxa" w:w="1634"/>
+          </w:tcPr>
+          <w:p>
+            <w:r>
+              <w:rPr>
+                <w:sz w:val="14"/>
+              </w:rPr>
+              <w:t>Catch-all: traslada a AESA todo lo no listado para PP.</w:t>
+            </w:r>
+          </w:p>
+        </w:tc>
+        <w:tc>
+          <w:tcPr>
+            <w:tcW w:type="dxa" w:w="1634"/>
+          </w:tcPr>
+          <w:p>
+            <w:r>
+              <w:rPr>
+                <w:sz w:val="14"/>
+              </w:rPr>
+              <w:t>Adenda cláusula 3.1.4; Apéndice A</w:t>
+            </w:r>
+          </w:p>
+        </w:tc>
+        <w:tc>
+          <w:tcPr>
+            <w:tcW w:type="dxa" w:w="1634"/>
+          </w:tcPr>
+          <w:p>
+            <w:r>
+              <w:rPr>
+                <w:sz w:val="14"/>
               </w:rPr>
               <w:t>Ad-5</w:t>
             </w:r>
@@ -3868,12 +4938,12 @@
       <w:tr>
         <w:tc>
           <w:tcPr>
-            <w:tcW w:type="dxa" w:w="2069"/>
-          </w:tcPr>
-          <w:p>
-            <w:r>
-              <w:rPr>
-                <w:sz w:val="16"/>
+            <w:tcW w:type="dxa" w:w="1634"/>
+          </w:tcPr>
+          <w:p>
+            <w:r>
+              <w:rPr>
+                <w:sz w:val="14"/>
               </w:rPr>
               <w:t>41</w:t>
             </w:r>
@@ -3881,12 +4951,12 @@
         </w:tc>
         <w:tc>
           <w:tcPr>
-            <w:tcW w:type="dxa" w:w="2069"/>
-          </w:tcPr>
-          <w:p>
-            <w:r>
-              <w:rPr>
-                <w:sz w:val="16"/>
+            <w:tcW w:type="dxa" w:w="1634"/>
+          </w:tcPr>
+          <w:p>
+            <w:r>
+              <w:rPr>
+                <w:sz w:val="14"/>
               </w:rPr>
               <w:t>General</w:t>
             </w:r>
@@ -3894,12 +4964,12 @@
         </w:tc>
         <w:tc>
           <w:tcPr>
-            <w:tcW w:type="dxa" w:w="2069"/>
-          </w:tcPr>
-          <w:p>
-            <w:r>
-              <w:rPr>
-                <w:sz w:val="16"/>
+            <w:tcW w:type="dxa" w:w="1634"/>
+          </w:tcPr>
+          <w:p>
+            <w:r>
+              <w:rPr>
+                <w:sz w:val="14"/>
               </w:rPr>
               <w:t>Equipos de proceso provistos por PP (Apéndice A)</w:t>
             </w:r>
@@ -3907,12 +4977,12 @@
         </w:tc>
         <w:tc>
           <w:tcPr>
-            <w:tcW w:type="dxa" w:w="2069"/>
-          </w:tcPr>
-          <w:p>
-            <w:r>
-              <w:rPr>
-                <w:sz w:val="16"/>
+            <w:tcW w:type="dxa" w:w="1634"/>
+          </w:tcPr>
+          <w:p>
+            <w:r>
+              <w:rPr>
+                <w:sz w:val="14"/>
               </w:rPr>
               <w:t>Equipos suministrados por Pluspetrol; AESA ejecuta su montaje.</w:t>
             </w:r>
@@ -3920,12 +4990,12 @@
         </w:tc>
         <w:tc>
           <w:tcPr>
-            <w:tcW w:type="dxa" w:w="2069"/>
-          </w:tcPr>
-          <w:p>
-            <w:r>
-              <w:rPr>
-                <w:sz w:val="16"/>
+            <w:tcW w:type="dxa" w:w="1634"/>
+          </w:tcPr>
+          <w:p>
+            <w:r>
+              <w:rPr>
+                <w:sz w:val="14"/>
               </w:rPr>
               <w:t>PP</w:t>
             </w:r>
@@ -3933,12 +5003,12 @@
         </w:tc>
         <w:tc>
           <w:tcPr>
-            <w:tcW w:type="dxa" w:w="2069"/>
-          </w:tcPr>
-          <w:p>
-            <w:r>
-              <w:rPr>
-                <w:sz w:val="16"/>
+            <w:tcW w:type="dxa" w:w="1634"/>
+          </w:tcPr>
+          <w:p>
+            <w:r>
+              <w:rPr>
+                <w:sz w:val="14"/>
               </w:rPr>
               <w:t>AESA</w:t>
             </w:r>
@@ -3946,12 +5016,38 @@
         </w:tc>
         <w:tc>
           <w:tcPr>
-            <w:tcW w:type="dxa" w:w="2069"/>
-          </w:tcPr>
-          <w:p>
-            <w:r>
-              <w:rPr>
-                <w:sz w:val="16"/>
+            <w:tcW w:type="dxa" w:w="1634"/>
+          </w:tcPr>
+          <w:p>
+            <w:r>
+              <w:rPr>
+                <w:sz w:val="14"/>
+              </w:rPr>
+              <w:t>Riesgo de interfaz: montaje AESA sobre equipo provisto por PP.</w:t>
+            </w:r>
+          </w:p>
+        </w:tc>
+        <w:tc>
+          <w:tcPr>
+            <w:tcW w:type="dxa" w:w="1634"/>
+          </w:tcPr>
+          <w:p>
+            <w:r>
+              <w:rPr>
+                <w:sz w:val="14"/>
+              </w:rPr>
+              <w:t>Apéndice A</w:t>
+            </w:r>
+          </w:p>
+        </w:tc>
+        <w:tc>
+          <w:tcPr>
+            <w:tcW w:type="dxa" w:w="1634"/>
+          </w:tcPr>
+          <w:p>
+            <w:r>
+              <w:rPr>
+                <w:sz w:val="14"/>
               </w:rPr>
               <w:t>P-408, Ad-5</w:t>
             </w:r>
@@ -3961,12 +5057,12 @@
       <w:tr>
         <w:tc>
           <w:tcPr>
-            <w:tcW w:type="dxa" w:w="2069"/>
-          </w:tcPr>
-          <w:p>
-            <w:r>
-              <w:rPr>
-                <w:sz w:val="16"/>
+            <w:tcW w:type="dxa" w:w="1634"/>
+          </w:tcPr>
+          <w:p>
+            <w:r>
+              <w:rPr>
+                <w:sz w:val="14"/>
               </w:rPr>
               <w:t>42</w:t>
             </w:r>
@@ -3974,12 +5070,12 @@
         </w:tc>
         <w:tc>
           <w:tcPr>
-            <w:tcW w:type="dxa" w:w="2069"/>
-          </w:tcPr>
-          <w:p>
-            <w:r>
-              <w:rPr>
-                <w:sz w:val="16"/>
+            <w:tcW w:type="dxa" w:w="1634"/>
+          </w:tcPr>
+          <w:p>
+            <w:r>
+              <w:rPr>
+                <w:sz w:val="14"/>
               </w:rPr>
               <w:t>Pruebas</w:t>
             </w:r>
@@ -3987,12 +5083,12 @@
         </w:tc>
         <w:tc>
           <w:tcPr>
-            <w:tcW w:type="dxa" w:w="2069"/>
-          </w:tcPr>
-          <w:p>
-            <w:r>
-              <w:rPr>
-                <w:sz w:val="16"/>
+            <w:tcW w:type="dxa" w:w="1634"/>
+          </w:tcPr>
+          <w:p>
+            <w:r>
+              <w:rPr>
+                <w:sz w:val="14"/>
               </w:rPr>
               <w:t>FAT / iFAT / SAT / SIT, sintonía de lazos, taller de pantallas</w:t>
             </w:r>
@@ -4000,12 +5096,12 @@
         </w:tc>
         <w:tc>
           <w:tcPr>
-            <w:tcW w:type="dxa" w:w="2069"/>
-          </w:tcPr>
-          <w:p>
-            <w:r>
-              <w:rPr>
-                <w:sz w:val="16"/>
+            <w:tcW w:type="dxa" w:w="1634"/>
+          </w:tcPr>
+          <w:p>
+            <w:r>
+              <w:rPr>
+                <w:sz w:val="14"/>
               </w:rPr>
               <w:t>Pruebas y puesta a punto de tableros y sistemas (con participación/insumos de PP).</w:t>
             </w:r>
@@ -4013,12 +5109,12 @@
         </w:tc>
         <w:tc>
           <w:tcPr>
-            <w:tcW w:type="dxa" w:w="2069"/>
-          </w:tcPr>
-          <w:p>
-            <w:r>
-              <w:rPr>
-                <w:sz w:val="16"/>
+            <w:tcW w:type="dxa" w:w="1634"/>
+          </w:tcPr>
+          <w:p>
+            <w:r>
+              <w:rPr>
+                <w:sz w:val="14"/>
               </w:rPr>
               <w:t>AESA</w:t>
             </w:r>
@@ -4026,12 +5122,12 @@
         </w:tc>
         <w:tc>
           <w:tcPr>
-            <w:tcW w:type="dxa" w:w="2069"/>
-          </w:tcPr>
-          <w:p>
-            <w:r>
-              <w:rPr>
-                <w:sz w:val="16"/>
+            <w:tcW w:type="dxa" w:w="1634"/>
+          </w:tcPr>
+          <w:p>
+            <w:r>
+              <w:rPr>
+                <w:sz w:val="14"/>
               </w:rPr>
               <w:t>AESA</w:t>
             </w:r>
@@ -4039,12 +5135,38 @@
         </w:tc>
         <w:tc>
           <w:tcPr>
-            <w:tcW w:type="dxa" w:w="2069"/>
-          </w:tcPr>
-          <w:p>
-            <w:r>
-              <w:rPr>
-                <w:sz w:val="16"/>
+            <w:tcW w:type="dxa" w:w="1634"/>
+          </w:tcPr>
+          <w:p>
+            <w:r>
+              <w:rPr>
+                <w:sz w:val="14"/>
+              </w:rPr>
+              <w:t>Notificar a PP con antelación; FAT de tableros PP si cambia la matriz Causa-Efecto.</w:t>
+            </w:r>
+          </w:p>
+        </w:tc>
+        <w:tc>
+          <w:tcPr>
+            <w:tcW w:type="dxa" w:w="1634"/>
+          </w:tcPr>
+          <w:p>
+            <w:r>
+              <w:rPr>
+                <w:sz w:val="14"/>
+              </w:rPr>
+              <w:t>ACAL-000-MO-K-101; Matriz Causa-Efecto</w:t>
+            </w:r>
+          </w:p>
+        </w:tc>
+        <w:tc>
+          <w:tcPr>
+            <w:tcW w:type="dxa" w:w="1634"/>
+          </w:tcPr>
+          <w:p>
+            <w:r>
+              <w:rPr>
+                <w:sz w:val="14"/>
               </w:rPr>
               <w:t>P-145, P-303</w:t>
             </w:r>
@@ -4058,7 +5180,7 @@
         <w:rPr>
           <w:i/>
           <w:color w:val="9C5700"/>
-          <w:sz w:val="17"/>
+          <w:sz w:val="16"/>
         </w:rPr>
         <w:t>Nota de inconsistencia documental: en P-408 los gabinetes de seguridad aparecen rotulados con el código del PCS (CPF2-PCS-SC-07A/B). Según §3.7 (P-144), PP provee los gabinetes de seguridad CPF-ESD-SC-07/08 y CPF-PSS-SC-07/08, y AESA provee los del PCS. Conviene reconciliar la codificación de gabinetes en la ingeniería de detalle.</w:t>
       </w:r>
@@ -4083,12 +5205,12 @@
           <w:color w:val="808080"/>
           <w:sz w:val="14"/>
         </w:rPr>
-        <w:t>Documento generado automáticamente — 2026-06-06 14:35</w:t>
+        <w:t>Documento generado automáticamente — 2026-06-06 14:52</w:t>
       </w:r>
     </w:p>
     <w:sectPr>
       <w:pgSz w:w="15840" w:h="12240" w:orient="landscape"/>
-      <w:pgMar w:top="680" w:right="680" w:bottom="680" w:left="680" w:header="720" w:footer="720" w:gutter="0"/>
+      <w:pgMar w:top="567" w:right="567" w:bottom="567" w:left="567" w:header="720" w:footer="720" w:gutter="0"/>
       <w:cols w:space="720"/>
       <w:docGrid w:linePitch="360"/>
     </w:sectPr>
@@ -4461,7 +5583,7 @@
     <w:rsid w:val="00FC693F"/>
     <w:rPr>
       <w:rFonts w:ascii="Calibri" w:hAnsi="Calibri"/>
-      <w:sz w:val="17"/>
+      <w:sz w:val="15"/>
     </w:rPr>
   </w:style>
   <w:style w:type="paragraph" w:styleId="Header">
